--- a/SG2_Units/SG2_Artefacts/SG2_Vision.docx
+++ b/SG2_Units/SG2_Artefacts/SG2_Vision.docx
@@ -38,7 +38,7 @@
         <w:t xml:space="preserve"> </w:t>
       </w:r>
     </w:p>
-    <w:p xmlns:wp14="http://schemas.microsoft.com/office/word/2010/wordml" wp14:textId="3BC33655">
+    <w:p>
       <w:pPr>
         <w:pStyle w:val="MainTitle"/>
         <w:jc w:val="left"/>
@@ -50,23 +50,14 @@
         <w:rPr>
           <w:lang w:val="en-GB"/>
         </w:rPr>
-        <w:t>Title of Project</w:t>
+        <w:t>Interactive House</w:t>
       </w:r>
       <w:r>
         <w:rPr>
           <w:lang w:val="en-GB"/>
         </w:rPr>
-        <w:t xml:space="preserve"> – Interactive House</w:t>
-      </w:r>
-    </w:p>
-    <w:p>
-      <w:pPr>
-        <w:pStyle w:val="MainTitle"/>
-        <w:jc w:val="left"/>
-        <w:rPr>
-          <w:lang w:val="en-GB"/>
-        </w:rPr>
-      </w:pPr>
+        <w:t xml:space="preserve"> - </w:t>
+      </w:r>
       <w:r>
         <w:rPr>
           <w:lang w:val="en-GB"/>
@@ -466,10 +457,14 @@
             <w:tcW w:w="2304" w:type="dxa"/>
             <w:tcMar/>
           </w:tcPr>
-          <w:p wp14:textId="77777777">
+          <w:p wp14:textId="77F5E53E">
             <w:pPr>
               <w:pStyle w:val="Tabletext"/>
             </w:pPr>
+            <w:r>
+              <w:rPr/>
+              <w:t>15/Mars/26</w:t>
+            </w:r>
           </w:p>
         </w:tc>
         <w:tc>
@@ -477,10 +472,14 @@
             <w:tcW w:w="1152" w:type="dxa"/>
             <w:tcMar/>
           </w:tcPr>
-          <w:p wp14:textId="77777777">
+          <w:p wp14:textId="0C1DFA71">
             <w:pPr>
               <w:pStyle w:val="Tabletext"/>
             </w:pPr>
+            <w:r>
+              <w:rPr/>
+              <w:t>1.3</w:t>
+            </w:r>
           </w:p>
         </w:tc>
         <w:tc>
@@ -488,10 +487,28 @@
             <w:tcW w:w="3744" w:type="dxa"/>
             <w:tcMar/>
           </w:tcPr>
-          <w:p wp14:textId="77777777">
+          <w:p wp14:textId="046B4496">
             <w:pPr>
               <w:pStyle w:val="Tabletext"/>
+              <w:rPr>
+                <w:noProof w:val="0"/>
+                <w:lang w:val="en-US"/>
+              </w:rPr>
             </w:pPr>
+            <w:r>
+              <w:rPr>
+                <w:noProof w:val="0"/>
+                <w:lang w:val="en-US"/>
+              </w:rPr>
+              <w:t>Small Improvement</w:t>
+            </w:r>
+            <w:r>
+              <w:rPr>
+                <w:noProof w:val="0"/>
+                <w:lang w:val="en-US"/>
+              </w:rPr>
+              <w:t xml:space="preserve"> in the Web interface Perspective section</w:t>
+            </w:r>
           </w:p>
         </w:tc>
         <w:tc>
@@ -499,10 +516,14 @@
             <w:tcW w:w="2304" w:type="dxa"/>
             <w:tcMar/>
           </w:tcPr>
-          <w:p wp14:textId="77777777">
+          <w:p wp14:textId="5680F773">
             <w:pPr>
               <w:pStyle w:val="Tabletext"/>
             </w:pPr>
+            <w:r>
+              <w:rPr/>
+              <w:t>Mustafa Al-Bayati</w:t>
+            </w:r>
           </w:p>
         </w:tc>
       </w:tr>
@@ -1370,8 +1391,6 @@
     <w:p>
       <w:pPr>
         <w:spacing w:before="240" w:beforeAutospacing="off" w:after="240" w:afterAutospacing="off"/>
-      </w:pPr>
-      <w:r>
         <w:rPr>
           <w:rFonts w:ascii="Arial" w:hAnsi="Arial" w:eastAsia="Arial" w:cs="Arial"/>
           <w:noProof w:val="0"/>
@@ -1379,12 +1398,6 @@
           <w:szCs w:val="20"/>
           <w:lang w:val="en-US"/>
         </w:rPr>
-        <w:t>From a Web development perspective, the Interactive House Web Client serves as the primary control dashboard for desktop and laptop users.</w:t>
-      </w:r>
-    </w:p>
-    <w:p>
-      <w:pPr>
-        <w:spacing w:before="240" w:beforeAutospacing="off" w:after="240" w:afterAutospacing="off"/>
       </w:pPr>
       <w:r>
         <w:rPr>
@@ -1394,14 +1407,15 @@
           <w:szCs w:val="20"/>
           <w:lang w:val="en-US"/>
         </w:rPr>
-        <w:t>The Web interface is designed using modern browser technologies (Next.js + Firebase) and focuses on:</w:t>
+        <w:t>From a Web development perspective, the Interactive House Web Client serves as the primary control dashboard for desktop and laptop users.</w:t>
       </w:r>
     </w:p>
     <w:p>
       <w:pPr>
         <w:pStyle w:val="Normal"/>
         <w:spacing w:before="240" w:beforeAutospacing="off" w:after="240" w:afterAutospacing="off"/>
-        <w:ind w:left="0"/>
+      </w:pPr>
+      <w:r>
         <w:rPr>
           <w:rFonts w:ascii="Arial" w:hAnsi="Arial" w:eastAsia="Arial" w:cs="Arial"/>
           <w:noProof w:val="0"/>
@@ -1409,8 +1423,13 @@
           <w:szCs w:val="20"/>
           <w:lang w:val="en-US"/>
         </w:rPr>
-      </w:pPr>
-      <w:r>
+        <w:t>The Web Interface provides a real-time dashboard for controlling smart home devices and monitoring sensor data through cloud-based synchronization.</w:t>
+      </w:r>
+    </w:p>
+    <w:p>
+      <w:pPr>
+        <w:pStyle w:val="Normal"/>
+        <w:spacing w:before="240" w:beforeAutospacing="off" w:after="240" w:afterAutospacing="off"/>
         <w:rPr>
           <w:rFonts w:ascii="Arial" w:hAnsi="Arial" w:eastAsia="Arial" w:cs="Arial"/>
           <w:noProof w:val="0"/>
@@ -1418,8 +1437,7 @@
           <w:szCs w:val="20"/>
           <w:lang w:val="en-US"/>
         </w:rPr>
-        <w:t>Secure user authentication</w:t>
-      </w:r>
+      </w:pPr>
       <w:r>
         <w:rPr>
           <w:rFonts w:ascii="Arial" w:hAnsi="Arial" w:eastAsia="Arial" w:cs="Arial"/>
@@ -1428,9 +1446,17 @@
           <w:szCs w:val="20"/>
           <w:lang w:val="en-US"/>
         </w:rPr>
-        <w:t xml:space="preserve">, </w:t>
-      </w:r>
-      <w:r>
+        <w:t>The Web interface is designed using modern browser technologies (Next.js + Firebase) and focuses on:</w:t>
+      </w:r>
+    </w:p>
+    <w:p>
+      <w:pPr>
+        <w:pStyle w:val="ListParagraph"/>
+        <w:numPr>
+          <w:ilvl w:val="0"/>
+          <w:numId w:val="28"/>
+        </w:numPr>
+        <w:spacing w:before="240" w:beforeAutospacing="off" w:after="240" w:afterAutospacing="off"/>
         <w:rPr>
           <w:rFonts w:ascii="Arial" w:hAnsi="Arial" w:eastAsia="Arial" w:cs="Arial"/>
           <w:noProof w:val="0"/>
@@ -1438,8 +1464,7 @@
           <w:szCs w:val="20"/>
           <w:lang w:val="en-US"/>
         </w:rPr>
-        <w:t>Real-time device state synchronization</w:t>
-      </w:r>
+      </w:pPr>
       <w:r>
         <w:rPr>
           <w:rFonts w:ascii="Arial" w:hAnsi="Arial" w:eastAsia="Arial" w:cs="Arial"/>
@@ -1448,9 +1473,17 @@
           <w:szCs w:val="20"/>
           <w:lang w:val="en-US"/>
         </w:rPr>
-        <w:t xml:space="preserve">, </w:t>
-      </w:r>
-      <w:r>
+        <w:t>Secure user authentication</w:t>
+      </w:r>
+    </w:p>
+    <w:p>
+      <w:pPr>
+        <w:pStyle w:val="ListParagraph"/>
+        <w:numPr>
+          <w:ilvl w:val="0"/>
+          <w:numId w:val="28"/>
+        </w:numPr>
+        <w:spacing w:before="240" w:beforeAutospacing="off" w:after="240" w:afterAutospacing="off"/>
         <w:rPr>
           <w:rFonts w:ascii="Arial" w:hAnsi="Arial" w:eastAsia="Arial" w:cs="Arial"/>
           <w:noProof w:val="0"/>
@@ -1458,8 +1491,7 @@
           <w:szCs w:val="20"/>
           <w:lang w:val="en-US"/>
         </w:rPr>
-        <w:t>Dynamic rendering of UI components received from the server</w:t>
-      </w:r>
+      </w:pPr>
       <w:r>
         <w:rPr>
           <w:rFonts w:ascii="Arial" w:hAnsi="Arial" w:eastAsia="Arial" w:cs="Arial"/>
@@ -1468,9 +1500,17 @@
           <w:szCs w:val="20"/>
           <w:lang w:val="en-US"/>
         </w:rPr>
-        <w:t xml:space="preserve"> and R</w:t>
-      </w:r>
-      <w:r>
+        <w:t>Real-time device state synchronization</w:t>
+      </w:r>
+    </w:p>
+    <w:p>
+      <w:pPr>
+        <w:pStyle w:val="ListParagraph"/>
+        <w:numPr>
+          <w:ilvl w:val="0"/>
+          <w:numId w:val="28"/>
+        </w:numPr>
+        <w:spacing w:before="240" w:beforeAutospacing="off" w:after="240" w:afterAutospacing="off"/>
         <w:rPr>
           <w:rFonts w:ascii="Arial" w:hAnsi="Arial" w:eastAsia="Arial" w:cs="Arial"/>
           <w:noProof w:val="0"/>
@@ -1478,8 +1518,7 @@
           <w:szCs w:val="20"/>
           <w:lang w:val="en-US"/>
         </w:rPr>
-        <w:t>esponsive layout for different screen sizes</w:t>
-      </w:r>
+      </w:pPr>
       <w:r>
         <w:rPr>
           <w:rFonts w:ascii="Arial" w:hAnsi="Arial" w:eastAsia="Arial" w:cs="Arial"/>
@@ -1488,11 +1527,16 @@
           <w:szCs w:val="20"/>
           <w:lang w:val="en-US"/>
         </w:rPr>
-        <w:t>.</w:t>
-      </w:r>
-    </w:p>
-    <w:p>
-      <w:pPr>
+        <w:t>Dynamic rendering of UI components received from the server</w:t>
+      </w:r>
+    </w:p>
+    <w:p>
+      <w:pPr>
+        <w:pStyle w:val="ListParagraph"/>
+        <w:numPr>
+          <w:ilvl w:val="0"/>
+          <w:numId w:val="28"/>
+        </w:numPr>
         <w:spacing w:before="240" w:beforeAutospacing="off" w:after="240" w:afterAutospacing="off"/>
         <w:rPr>
           <w:rFonts w:ascii="Arial" w:hAnsi="Arial" w:eastAsia="Arial" w:cs="Arial"/>
@@ -1510,147 +1554,7 @@
           <w:szCs w:val="20"/>
           <w:lang w:val="en-US"/>
         </w:rPr>
-        <w:t xml:space="preserve">Unlike traditional static dashboards, the Web Client must dynamically adapt to device definitions received from the server. </w:t>
-      </w:r>
-      <w:r>
-        <w:rPr>
-          <w:rFonts w:ascii="Arial" w:hAnsi="Arial" w:eastAsia="Arial" w:cs="Arial"/>
-          <w:noProof w:val="0"/>
-          <w:sz w:val="20"/>
-          <w:szCs w:val="20"/>
-          <w:lang w:val="en-US"/>
-        </w:rPr>
-        <w:t>This ensures scalability when new house components are added without requiring major frontend redesign.</w:t>
-      </w:r>
-      <w:r>
-        <w:rPr>
-          <w:rFonts w:ascii="Arial" w:hAnsi="Arial" w:eastAsia="Arial" w:cs="Arial"/>
-          <w:noProof w:val="0"/>
-          <w:sz w:val="20"/>
-          <w:szCs w:val="20"/>
-          <w:lang w:val="en-US"/>
-        </w:rPr>
-        <w:t xml:space="preserve"> </w:t>
-      </w:r>
-      <w:r>
-        <w:rPr>
-          <w:rFonts w:ascii="Arial" w:hAnsi="Arial" w:eastAsia="Arial" w:cs="Arial"/>
-          <w:noProof w:val="0"/>
-          <w:sz w:val="20"/>
-          <w:szCs w:val="20"/>
-          <w:lang w:val="en-US"/>
-        </w:rPr>
-        <w:t>The Web platform also acts as:</w:t>
-      </w:r>
-      <w:r>
-        <w:rPr>
-          <w:rFonts w:ascii="Arial" w:hAnsi="Arial" w:eastAsia="Arial" w:cs="Arial"/>
-          <w:noProof w:val="0"/>
-          <w:sz w:val="20"/>
-          <w:szCs w:val="20"/>
-          <w:lang w:val="en-US"/>
-        </w:rPr>
-        <w:t xml:space="preserve"> </w:t>
-      </w:r>
-      <w:r>
-        <w:rPr>
-          <w:rFonts w:ascii="Arial" w:hAnsi="Arial" w:eastAsia="Arial" w:cs="Arial"/>
-          <w:noProof w:val="0"/>
-          <w:sz w:val="20"/>
-          <w:szCs w:val="20"/>
-          <w:lang w:val="en-US"/>
-        </w:rPr>
-        <w:t>A stable control station for caregivers and administrators</w:t>
-      </w:r>
-      <w:r>
-        <w:rPr>
-          <w:rFonts w:ascii="Arial" w:hAnsi="Arial" w:eastAsia="Arial" w:cs="Arial"/>
-          <w:noProof w:val="0"/>
-          <w:sz w:val="20"/>
-          <w:szCs w:val="20"/>
-          <w:lang w:val="en-US"/>
-        </w:rPr>
-        <w:t>, a</w:t>
-      </w:r>
-      <w:r>
-        <w:rPr>
-          <w:rFonts w:ascii="Arial" w:hAnsi="Arial" w:eastAsia="Arial" w:cs="Arial"/>
-          <w:noProof w:val="0"/>
-          <w:sz w:val="20"/>
-          <w:szCs w:val="20"/>
-          <w:lang w:val="en-US"/>
-        </w:rPr>
-        <w:t xml:space="preserve"> testing environment during integration with Server and Device subgroups</w:t>
-      </w:r>
-      <w:r>
-        <w:rPr>
-          <w:rFonts w:ascii="Arial" w:hAnsi="Arial" w:eastAsia="Arial" w:cs="Arial"/>
-          <w:noProof w:val="0"/>
-          <w:sz w:val="20"/>
-          <w:szCs w:val="20"/>
-          <w:lang w:val="en-US"/>
-        </w:rPr>
-        <w:t xml:space="preserve">, </w:t>
-      </w:r>
-      <w:r>
-        <w:rPr>
-          <w:rFonts w:ascii="Arial" w:hAnsi="Arial" w:eastAsia="Arial" w:cs="Arial"/>
-          <w:noProof w:val="0"/>
-          <w:sz w:val="20"/>
-          <w:szCs w:val="20"/>
-          <w:lang w:val="en-US"/>
-        </w:rPr>
-        <w:t>A reference implementation for the Mobile Unit</w:t>
-      </w:r>
-      <w:r>
-        <w:rPr>
-          <w:rFonts w:ascii="Arial" w:hAnsi="Arial" w:eastAsia="Arial" w:cs="Arial"/>
-          <w:noProof w:val="0"/>
-          <w:sz w:val="20"/>
-          <w:szCs w:val="20"/>
-          <w:lang w:val="en-US"/>
-        </w:rPr>
-        <w:t xml:space="preserve">. </w:t>
-      </w:r>
-      <w:r>
-        <w:rPr>
-          <w:rFonts w:ascii="Arial" w:hAnsi="Arial" w:eastAsia="Arial" w:cs="Arial"/>
-          <w:noProof w:val="0"/>
-          <w:sz w:val="20"/>
-          <w:szCs w:val="20"/>
-          <w:lang w:val="en-US"/>
-        </w:rPr>
-        <w:t>Performance, reliability, and accessibility are key</w:t>
-      </w:r>
-      <w:r>
-        <w:rPr>
-          <w:rFonts w:ascii="Arial" w:hAnsi="Arial" w:eastAsia="Arial" w:cs="Arial"/>
-          <w:noProof w:val="0"/>
-          <w:sz w:val="20"/>
-          <w:szCs w:val="20"/>
-          <w:lang w:val="en-US"/>
-        </w:rPr>
-        <w:t xml:space="preserve"> </w:t>
-      </w:r>
-      <w:r>
-        <w:rPr>
-          <w:rFonts w:ascii="Arial" w:hAnsi="Arial" w:eastAsia="Arial" w:cs="Arial"/>
-          <w:noProof w:val="0"/>
-          <w:sz w:val="20"/>
-          <w:szCs w:val="20"/>
-          <w:lang w:val="en-US"/>
-        </w:rPr>
-        <w:t>to</w:t>
-      </w:r>
-      <w:r>
-        <w:rPr>
-          <w:rFonts w:ascii="Arial" w:hAnsi="Arial" w:eastAsia="Arial" w:cs="Arial"/>
-          <w:noProof w:val="0"/>
-          <w:sz w:val="20"/>
-          <w:szCs w:val="20"/>
-          <w:lang w:val="en-US"/>
-        </w:rPr>
-        <w:t xml:space="preserve"> the Web interface.</w:t>
+        <w:t>Responsive layout for different screen sizes</w:t>
       </w:r>
     </w:p>
     <w:p>
@@ -1865,6 +1769,118 @@
 
 <file path=word/numbering.xml><?xml version="1.0" encoding="utf-8"?>
 <w:numbering xmlns:wpc="http://schemas.microsoft.com/office/word/2010/wordprocessingCanvas" xmlns:cx="http://schemas.microsoft.com/office/drawing/2014/chartex" xmlns:cx1="http://schemas.microsoft.com/office/drawing/2015/9/8/chartex" xmlns:cx2="http://schemas.microsoft.com/office/drawing/2015/10/21/chartex" xmlns:cx3="http://schemas.microsoft.com/office/drawing/2016/5/9/chartex" xmlns:cx4="http://schemas.microsoft.com/office/drawing/2016/5/10/chartex" xmlns:cx5="http://schemas.microsoft.com/office/drawing/2016/5/11/chartex" xmlns:cx6="http://schemas.microsoft.com/office/drawing/2016/5/12/chartex" xmlns:cx7="http://schemas.microsoft.com/office/drawing/2016/5/13/chartex" xmlns:cx8="http://schemas.microsoft.com/office/drawing/2016/5/14/chartex" xmlns:mc="http://schemas.openxmlformats.org/markup-compatibility/2006" xmlns:aink="http://schemas.microsoft.com/office/drawing/2016/ink" xmlns:am3d="http://schemas.microsoft.com/office/drawing/2017/model3d" xmlns:o="urn:schemas-microsoft-com:office:office" xmlns:oel="http://schemas.microsoft.com/office/2019/extlst" xmlns:r="http://schemas.openxmlformats.org/officeDocument/2006/relationships" xmlns:m="http://schemas.openxmlformats.org/officeDocument/2006/math" xmlns:v="urn:schemas-microsoft-com:vml" xmlns:wp14="http://schemas.microsoft.com/office/word/2010/wordprocessingDrawing" xmlns:wp="http://schemas.openxmlformats.org/drawingml/2006/wordprocessingDrawing" xmlns:w10="urn:schemas-microsoft-com:office:word" xmlns:w="http://schemas.openxmlformats.org/wordprocessingml/2006/main" xmlns:w14="http://schemas.microsoft.com/office/word/2010/wordml" xmlns:w15="http://schemas.microsoft.com/office/word/2012/wordml" xmlns:w16cex="http://schemas.microsoft.com/office/word/2018/wordml/cex" xmlns:w16cid="http://schemas.microsoft.com/office/word/2016/wordml/cid" xmlns:w16="http://schemas.microsoft.com/office/word/2018/wordml" xmlns:w16du="http://schemas.microsoft.com/office/word/2023/wordml/word16du" xmlns:w16sdtdh="http://schemas.microsoft.com/office/word/2020/wordml/sdtdatahash" xmlns:w16sdtfl="http://schemas.microsoft.com/office/word/2024/wordml/sdtformatlock" xmlns:w16se="http://schemas.microsoft.com/office/word/2015/wordml/symex" xmlns:wpg="http://schemas.microsoft.com/office/word/2010/wordprocessingGroup" xmlns:wpi="http://schemas.microsoft.com/office/word/2010/wordprocessingInk" xmlns:wne="http://schemas.microsoft.com/office/word/2006/wordml" xmlns:wps="http://schemas.microsoft.com/office/word/2010/wordprocessingShape" mc:Ignorable="w14 w15 w16se w16cid w16 w16cex w16sdtdh w16sdtfl w16du wp14">
+  <w:abstractNum xmlns:w="http://schemas.openxmlformats.org/wordprocessingml/2006/main" w:abstractNumId="25">
+    <w:nsid w:val="6f005c8e"/>
+    <w:multiLevelType xmlns:w="http://schemas.openxmlformats.org/wordprocessingml/2006/main" w:val="hybridMultilevel"/>
+    <w:lvl xmlns:w="http://schemas.openxmlformats.org/wordprocessingml/2006/main" w:ilvl="0">
+      <w:start w:val="1"/>
+      <w:numFmt w:val="bullet"/>
+      <w:lvlText w:val=""/>
+      <w:lvlJc w:val="left"/>
+      <w:pPr>
+        <w:ind w:left="720" w:hanging="360"/>
+      </w:pPr>
+      <w:rPr>
+        <w:rFonts w:hint="default" w:ascii="Symbol" w:hAnsi="Symbol"/>
+      </w:rPr>
+    </w:lvl>
+    <w:lvl xmlns:w="http://schemas.openxmlformats.org/wordprocessingml/2006/main" w:ilvl="1">
+      <w:start w:val="1"/>
+      <w:numFmt w:val="bullet"/>
+      <w:lvlText w:val="o"/>
+      <w:lvlJc w:val="left"/>
+      <w:pPr>
+        <w:ind w:left="1440" w:hanging="360"/>
+      </w:pPr>
+      <w:rPr>
+        <w:rFonts w:hint="default" w:ascii="Courier New" w:hAnsi="Courier New"/>
+      </w:rPr>
+    </w:lvl>
+    <w:lvl xmlns:w="http://schemas.openxmlformats.org/wordprocessingml/2006/main" w:ilvl="2">
+      <w:start w:val="1"/>
+      <w:numFmt w:val="bullet"/>
+      <w:lvlText w:val=""/>
+      <w:lvlJc w:val="left"/>
+      <w:pPr>
+        <w:ind w:left="2160" w:hanging="360"/>
+      </w:pPr>
+      <w:rPr>
+        <w:rFonts w:hint="default" w:ascii="Wingdings" w:hAnsi="Wingdings"/>
+      </w:rPr>
+    </w:lvl>
+    <w:lvl xmlns:w="http://schemas.openxmlformats.org/wordprocessingml/2006/main" w:ilvl="3">
+      <w:start w:val="1"/>
+      <w:numFmt w:val="bullet"/>
+      <w:lvlText w:val=""/>
+      <w:lvlJc w:val="left"/>
+      <w:pPr>
+        <w:ind w:left="2880" w:hanging="360"/>
+      </w:pPr>
+      <w:rPr>
+        <w:rFonts w:hint="default" w:ascii="Symbol" w:hAnsi="Symbol"/>
+      </w:rPr>
+    </w:lvl>
+    <w:lvl xmlns:w="http://schemas.openxmlformats.org/wordprocessingml/2006/main" w:ilvl="4">
+      <w:start w:val="1"/>
+      <w:numFmt w:val="bullet"/>
+      <w:lvlText w:val="o"/>
+      <w:lvlJc w:val="left"/>
+      <w:pPr>
+        <w:ind w:left="3600" w:hanging="360"/>
+      </w:pPr>
+      <w:rPr>
+        <w:rFonts w:hint="default" w:ascii="Courier New" w:hAnsi="Courier New"/>
+      </w:rPr>
+    </w:lvl>
+    <w:lvl xmlns:w="http://schemas.openxmlformats.org/wordprocessingml/2006/main" w:ilvl="5">
+      <w:start w:val="1"/>
+      <w:numFmt w:val="bullet"/>
+      <w:lvlText w:val=""/>
+      <w:lvlJc w:val="left"/>
+      <w:pPr>
+        <w:ind w:left="4320" w:hanging="360"/>
+      </w:pPr>
+      <w:rPr>
+        <w:rFonts w:hint="default" w:ascii="Wingdings" w:hAnsi="Wingdings"/>
+      </w:rPr>
+    </w:lvl>
+    <w:lvl xmlns:w="http://schemas.openxmlformats.org/wordprocessingml/2006/main" w:ilvl="6">
+      <w:start w:val="1"/>
+      <w:numFmt w:val="bullet"/>
+      <w:lvlText w:val=""/>
+      <w:lvlJc w:val="left"/>
+      <w:pPr>
+        <w:ind w:left="5040" w:hanging="360"/>
+      </w:pPr>
+      <w:rPr>
+        <w:rFonts w:hint="default" w:ascii="Symbol" w:hAnsi="Symbol"/>
+      </w:rPr>
+    </w:lvl>
+    <w:lvl xmlns:w="http://schemas.openxmlformats.org/wordprocessingml/2006/main" w:ilvl="7">
+      <w:start w:val="1"/>
+      <w:numFmt w:val="bullet"/>
+      <w:lvlText w:val="o"/>
+      <w:lvlJc w:val="left"/>
+      <w:pPr>
+        <w:ind w:left="5760" w:hanging="360"/>
+      </w:pPr>
+      <w:rPr>
+        <w:rFonts w:hint="default" w:ascii="Courier New" w:hAnsi="Courier New"/>
+      </w:rPr>
+    </w:lvl>
+    <w:lvl xmlns:w="http://schemas.openxmlformats.org/wordprocessingml/2006/main" w:ilvl="8">
+      <w:start w:val="1"/>
+      <w:numFmt w:val="bullet"/>
+      <w:lvlText w:val=""/>
+      <w:lvlJc w:val="left"/>
+      <w:pPr>
+        <w:ind w:left="6480" w:hanging="360"/>
+      </w:pPr>
+      <w:rPr>
+        <w:rFonts w:hint="default" w:ascii="Wingdings" w:hAnsi="Wingdings"/>
+      </w:rPr>
+    </w:lvl>
+  </w:abstractNum>
   <w:abstractNum xmlns:w="http://schemas.openxmlformats.org/wordprocessingml/2006/main" w:abstractNumId="24">
     <w:nsid w:val="7fdb7ea7"/>
     <w:multiLevelType xmlns:w="http://schemas.openxmlformats.org/wordprocessingml/2006/main" w:val="hybridMultilevel"/>
@@ -2965,6 +2981,9 @@
       </w:rPr>
     </w:lvl>
   </w:abstractNum>
+  <w:num w:numId="28">
+    <w:abstractNumId w:val="25"/>
+  </w:num>
   <w:num w:numId="27">
     <w:abstractNumId w:val="24"/>
   </w:num>

--- a/SG2_Units/SG2_Artefacts/SG2_Vision.docx
+++ b/SG2_Units/SG2_Artefacts/SG2_Vision.docx
@@ -5,7 +5,6 @@
     <w:p xmlns:wp14="http://schemas.microsoft.com/office/word/2010/wordml" wp14:textId="77777777">
       <w:pPr>
         <w:pStyle w:val="MainTitle"/>
-        <w:jc w:val="left"/>
         <w:rPr>
           <w:lang w:val="en-GB"/>
         </w:rPr>
@@ -40,8 +39,8 @@
     </w:p>
     <w:p>
       <w:pPr>
-        <w:pStyle w:val="MainTitle"/>
-        <w:jc w:val="left"/>
+        <w:pStyle w:val="Underrubrik"/>
+        <w:jc w:val="center"/>
         <w:rPr>
           <w:lang w:val="en-GB"/>
         </w:rPr>
@@ -93,13 +92,421 @@
         </w:rPr>
       </w:pPr>
     </w:p>
-    <w:p xmlns:wp14="http://schemas.microsoft.com/office/word/2010/wordml" wp14:textId="77777777">
-      <w:pPr>
-        <w:pStyle w:val="Rubrik"/>
-      </w:pPr>
-      <w:r>
+    <w:sdt>
+      <w:sdtPr>
+        <w:id w:val="476509666"/>
+        <w:docPartObj>
+          <w:docPartGallery w:val="Table of Contents"/>
+          <w:docPartUnique/>
+        </w:docPartObj>
+      </w:sdtPr>
+      <w:sdtContent>
+        <w:p>
+          <w:pPr>
+            <w:pStyle w:val="Innehll1"/>
+            <w:tabs>
+              <w:tab w:val="right" w:leader="dot" w:pos="9360"/>
+            </w:tabs>
+            <w:bidi w:val="0"/>
+            <w:rPr>
+              <w:rStyle w:val="Hyperlnk"/>
+            </w:rPr>
+          </w:pPr>
+          <w:r>
+            <w:fldChar w:fldCharType="begin"/>
+          </w:r>
+          <w:r>
+            <w:instrText xml:space="preserve">TOC \o "1-9" \z \u \h</w:instrText>
+          </w:r>
+          <w:r>
+            <w:fldChar w:fldCharType="separate"/>
+          </w:r>
+          <w:hyperlink w:anchor="_Toc753236800">
+            <w:r>
+              <w:rPr>
+                <w:rStyle w:val="Hyperlnk"/>
+              </w:rPr>
+              <w:t>Revision History</w:t>
+            </w:r>
+            <w:r>
+              <w:tab/>
+            </w:r>
+            <w:r>
+              <w:fldChar w:fldCharType="begin"/>
+            </w:r>
+            <w:r>
+              <w:instrText xml:space="preserve">PAGEREF _Toc753236800 \h</w:instrText>
+            </w:r>
+            <w:r>
+              <w:fldChar w:fldCharType="separate"/>
+            </w:r>
+            <w:r>
+              <w:rPr>
+                <w:rStyle w:val="Hyperlnk"/>
+              </w:rPr>
+              <w:t>1</w:t>
+            </w:r>
+            <w:r>
+              <w:fldChar w:fldCharType="end"/>
+            </w:r>
+          </w:hyperlink>
+        </w:p>
+        <w:p>
+          <w:pPr>
+            <w:pStyle w:val="Innehll1"/>
+            <w:tabs>
+              <w:tab w:val="right" w:leader="dot" w:pos="9360"/>
+            </w:tabs>
+            <w:bidi w:val="0"/>
+            <w:rPr>
+              <w:rStyle w:val="Hyperlnk"/>
+            </w:rPr>
+          </w:pPr>
+          <w:hyperlink w:anchor="_Toc1872625029">
+            <w:r>
+              <w:rPr>
+                <w:rStyle w:val="Hyperlnk"/>
+              </w:rPr>
+              <w:t>Product Overview</w:t>
+            </w:r>
+            <w:r>
+              <w:tab/>
+            </w:r>
+            <w:r>
+              <w:fldChar w:fldCharType="begin"/>
+            </w:r>
+            <w:r>
+              <w:instrText xml:space="preserve">PAGEREF _Toc1872625029 \h</w:instrText>
+            </w:r>
+            <w:r>
+              <w:fldChar w:fldCharType="separate"/>
+            </w:r>
+            <w:r>
+              <w:rPr>
+                <w:rStyle w:val="Hyperlnk"/>
+              </w:rPr>
+              <w:t>3</w:t>
+            </w:r>
+            <w:r>
+              <w:fldChar w:fldCharType="end"/>
+            </w:r>
+          </w:hyperlink>
+        </w:p>
+        <w:p>
+          <w:pPr>
+            <w:pStyle w:val="Innehll2"/>
+            <w:tabs>
+              <w:tab w:val="right" w:leader="dot" w:pos="9360"/>
+            </w:tabs>
+            <w:bidi w:val="0"/>
+            <w:rPr>
+              <w:rStyle w:val="Hyperlnk"/>
+            </w:rPr>
+          </w:pPr>
+          <w:hyperlink w:anchor="_Toc1808348695">
+            <w:r>
+              <w:rPr>
+                <w:rStyle w:val="Hyperlnk"/>
+              </w:rPr>
+              <w:t>1. Project Background</w:t>
+            </w:r>
+            <w:r>
+              <w:tab/>
+            </w:r>
+            <w:r>
+              <w:fldChar w:fldCharType="begin"/>
+            </w:r>
+            <w:r>
+              <w:instrText xml:space="preserve">PAGEREF _Toc1808348695 \h</w:instrText>
+            </w:r>
+            <w:r>
+              <w:fldChar w:fldCharType="separate"/>
+            </w:r>
+            <w:r>
+              <w:rPr>
+                <w:rStyle w:val="Hyperlnk"/>
+              </w:rPr>
+              <w:t>3</w:t>
+            </w:r>
+            <w:r>
+              <w:fldChar w:fldCharType="end"/>
+            </w:r>
+          </w:hyperlink>
+        </w:p>
+        <w:p>
+          <w:pPr>
+            <w:pStyle w:val="Innehll2"/>
+            <w:tabs>
+              <w:tab w:val="right" w:leader="dot" w:pos="9360"/>
+            </w:tabs>
+            <w:bidi w:val="0"/>
+            <w:rPr>
+              <w:rStyle w:val="Hyperlnk"/>
+            </w:rPr>
+          </w:pPr>
+          <w:hyperlink w:anchor="_Toc1764662142">
+            <w:r>
+              <w:rPr>
+                <w:rStyle w:val="Hyperlnk"/>
+              </w:rPr>
+              <w:t>2. Problem Statement</w:t>
+            </w:r>
+            <w:r>
+              <w:tab/>
+            </w:r>
+            <w:r>
+              <w:fldChar w:fldCharType="begin"/>
+            </w:r>
+            <w:r>
+              <w:instrText xml:space="preserve">PAGEREF _Toc1764662142 \h</w:instrText>
+            </w:r>
+            <w:r>
+              <w:fldChar w:fldCharType="separate"/>
+            </w:r>
+            <w:r>
+              <w:rPr>
+                <w:rStyle w:val="Hyperlnk"/>
+              </w:rPr>
+              <w:t>3</w:t>
+            </w:r>
+            <w:r>
+              <w:fldChar w:fldCharType="end"/>
+            </w:r>
+          </w:hyperlink>
+        </w:p>
+        <w:p>
+          <w:pPr>
+            <w:pStyle w:val="Innehll2"/>
+            <w:tabs>
+              <w:tab w:val="right" w:leader="dot" w:pos="9360"/>
+            </w:tabs>
+            <w:bidi w:val="0"/>
+            <w:rPr>
+              <w:rStyle w:val="Hyperlnk"/>
+            </w:rPr>
+          </w:pPr>
+          <w:hyperlink w:anchor="_Toc1831193039">
+            <w:r>
+              <w:rPr>
+                <w:rStyle w:val="Hyperlnk"/>
+              </w:rPr>
+              <w:t>3. Vision Statement</w:t>
+            </w:r>
+            <w:r>
+              <w:tab/>
+            </w:r>
+            <w:r>
+              <w:fldChar w:fldCharType="begin"/>
+            </w:r>
+            <w:r>
+              <w:instrText xml:space="preserve">PAGEREF _Toc1831193039 \h</w:instrText>
+            </w:r>
+            <w:r>
+              <w:fldChar w:fldCharType="separate"/>
+            </w:r>
+            <w:r>
+              <w:rPr>
+                <w:rStyle w:val="Hyperlnk"/>
+              </w:rPr>
+              <w:t>3</w:t>
+            </w:r>
+            <w:r>
+              <w:fldChar w:fldCharType="end"/>
+            </w:r>
+          </w:hyperlink>
+        </w:p>
+        <w:p>
+          <w:pPr>
+            <w:pStyle w:val="Innehll2"/>
+            <w:tabs>
+              <w:tab w:val="right" w:leader="dot" w:pos="9360"/>
+            </w:tabs>
+            <w:bidi w:val="0"/>
+            <w:rPr>
+              <w:rStyle w:val="Hyperlnk"/>
+            </w:rPr>
+          </w:pPr>
+          <w:hyperlink w:anchor="_Toc519642316">
+            <w:r>
+              <w:rPr>
+                <w:rStyle w:val="Hyperlnk"/>
+              </w:rPr>
+              <w:t>4. Subgroup Goals &amp; Scope</w:t>
+            </w:r>
+            <w:r>
+              <w:tab/>
+            </w:r>
+            <w:r>
+              <w:fldChar w:fldCharType="begin"/>
+            </w:r>
+            <w:r>
+              <w:instrText xml:space="preserve">PAGEREF _Toc519642316 \h</w:instrText>
+            </w:r>
+            <w:r>
+              <w:fldChar w:fldCharType="separate"/>
+            </w:r>
+            <w:r>
+              <w:rPr>
+                <w:rStyle w:val="Hyperlnk"/>
+              </w:rPr>
+              <w:t>4</w:t>
+            </w:r>
+            <w:r>
+              <w:fldChar w:fldCharType="end"/>
+            </w:r>
+          </w:hyperlink>
+        </w:p>
+        <w:p>
+          <w:pPr>
+            <w:pStyle w:val="Innehll2"/>
+            <w:tabs>
+              <w:tab w:val="right" w:leader="dot" w:pos="9360"/>
+            </w:tabs>
+            <w:bidi w:val="0"/>
+            <w:rPr>
+              <w:rStyle w:val="Hyperlnk"/>
+            </w:rPr>
+          </w:pPr>
+          <w:hyperlink w:anchor="_Toc197096820">
+            <w:r>
+              <w:rPr>
+                <w:rStyle w:val="Hyperlnk"/>
+              </w:rPr>
+              <w:t>5. Stakeholders</w:t>
+            </w:r>
+            <w:r>
+              <w:tab/>
+            </w:r>
+            <w:r>
+              <w:fldChar w:fldCharType="begin"/>
+            </w:r>
+            <w:r>
+              <w:instrText xml:space="preserve">PAGEREF _Toc197096820 \h</w:instrText>
+            </w:r>
+            <w:r>
+              <w:fldChar w:fldCharType="separate"/>
+            </w:r>
+            <w:r>
+              <w:rPr>
+                <w:rStyle w:val="Hyperlnk"/>
+              </w:rPr>
+              <w:t>4</w:t>
+            </w:r>
+            <w:r>
+              <w:fldChar w:fldCharType="end"/>
+            </w:r>
+          </w:hyperlink>
+        </w:p>
+        <w:p>
+          <w:pPr>
+            <w:pStyle w:val="Innehll2"/>
+            <w:tabs>
+              <w:tab w:val="right" w:leader="dot" w:pos="9360"/>
+            </w:tabs>
+            <w:bidi w:val="0"/>
+            <w:rPr>
+              <w:rStyle w:val="Hyperlnk"/>
+            </w:rPr>
+          </w:pPr>
+          <w:hyperlink w:anchor="_Toc1636662117">
+            <w:r>
+              <w:rPr>
+                <w:rStyle w:val="Hyperlnk"/>
+              </w:rPr>
+              <w:t>6. Web Interface Perspective</w:t>
+            </w:r>
+            <w:r>
+              <w:tab/>
+            </w:r>
+            <w:r>
+              <w:fldChar w:fldCharType="begin"/>
+            </w:r>
+            <w:r>
+              <w:instrText xml:space="preserve">PAGEREF _Toc1636662117 \h</w:instrText>
+            </w:r>
+            <w:r>
+              <w:fldChar w:fldCharType="separate"/>
+            </w:r>
+            <w:r>
+              <w:rPr>
+                <w:rStyle w:val="Hyperlnk"/>
+              </w:rPr>
+              <w:t>5</w:t>
+            </w:r>
+            <w:r>
+              <w:fldChar w:fldCharType="end"/>
+            </w:r>
+          </w:hyperlink>
+        </w:p>
+        <w:p>
+          <w:pPr>
+            <w:pStyle w:val="Innehll2"/>
+            <w:tabs>
+              <w:tab w:val="right" w:leader="dot" w:pos="9360"/>
+            </w:tabs>
+            <w:bidi w:val="0"/>
+            <w:rPr>
+              <w:rStyle w:val="Hyperlnk"/>
+            </w:rPr>
+          </w:pPr>
+          <w:hyperlink w:anchor="_Toc66918426">
+            <w:r>
+              <w:rPr>
+                <w:rStyle w:val="Hyperlnk"/>
+              </w:rPr>
+              <w:t>7. Mobile App Perspective</w:t>
+            </w:r>
+            <w:r>
+              <w:tab/>
+            </w:r>
+            <w:r>
+              <w:fldChar w:fldCharType="begin"/>
+            </w:r>
+            <w:r>
+              <w:instrText xml:space="preserve">PAGEREF _Toc66918426 \h</w:instrText>
+            </w:r>
+            <w:r>
+              <w:fldChar w:fldCharType="separate"/>
+            </w:r>
+            <w:r>
+              <w:rPr>
+                <w:rStyle w:val="Hyperlnk"/>
+              </w:rPr>
+              <w:t>6</w:t>
+            </w:r>
+            <w:r>
+              <w:fldChar w:fldCharType="end"/>
+            </w:r>
+          </w:hyperlink>
+          <w:r>
+            <w:fldChar w:fldCharType="end"/>
+          </w:r>
+        </w:p>
+      </w:sdtContent>
+    </w:sdt>
+    <w:p xmlns:wp14="http://schemas.microsoft.com/office/word/2010/wordml" wp14:textId="42654304">
+      <w:pPr>
+        <w:pStyle w:val="Rubrik1"/>
+        <w:jc w:val="center"/>
+      </w:pPr>
+    </w:p>
+    <w:p xmlns:wp14="http://schemas.microsoft.com/office/word/2010/wordml" wp14:textId="556833F7">
+      <w:pPr/>
+      <w:r>
+        <w:br w:type="page"/>
+      </w:r>
+    </w:p>
+    <w:p xmlns:wp14="http://schemas.microsoft.com/office/word/2010/wordml" wp14:textId="0ABB38A5">
+      <w:pPr>
+        <w:pStyle w:val="Rubrik1"/>
+        <w:jc w:val="center"/>
+      </w:pPr>
+      <w:bookmarkStart w:name="_Toc753236800" w:id="1630938752"/>
+      <w:r>
+        <w:rPr/>
         <w:t>Revision History</w:t>
       </w:r>
+      <w:bookmarkEnd w:id="1630938752"/>
     </w:p>
     <w:p xmlns:wp14="http://schemas.microsoft.com/office/word/2010/wordml" wp14:textId="77777777">
       <w:pPr>
@@ -527,6 +934,98 @@
           </w:p>
         </w:tc>
       </w:tr>
+      <w:tr>
+        <w:tblPrEx>
+          <w:tblCellMar>
+            <w:top w:w="0" w:type="dxa"/>
+            <w:bottom w:w="0" w:type="dxa"/>
+          </w:tblCellMar>
+        </w:tblPrEx>
+        <w:trPr>
+          <w:trHeight w:val="300"/>
+        </w:trPr>
+        <w:tc>
+          <w:tcPr>
+            <w:tcW w:w="2304" w:type="dxa"/>
+            <w:tcMar/>
+          </w:tcPr>
+          <w:p>
+            <w:pPr>
+              <w:pStyle w:val="Tabletext"/>
+            </w:pPr>
+            <w:r>
+              <w:rPr/>
+              <w:t>21/Apr/26</w:t>
+            </w:r>
+          </w:p>
+        </w:tc>
+        <w:tc>
+          <w:tcPr>
+            <w:tcW w:w="1152" w:type="dxa"/>
+            <w:tcMar/>
+          </w:tcPr>
+          <w:p>
+            <w:pPr>
+              <w:pStyle w:val="Tabletext"/>
+            </w:pPr>
+            <w:r>
+              <w:rPr/>
+              <w:t>1.4</w:t>
+            </w:r>
+          </w:p>
+        </w:tc>
+        <w:tc>
+          <w:tcPr>
+            <w:tcW w:w="3744" w:type="dxa"/>
+            <w:tcMar/>
+          </w:tcPr>
+          <w:p>
+            <w:pPr>
+              <w:pStyle w:val="Tabletext"/>
+              <w:rPr>
+                <w:noProof w:val="0"/>
+                <w:lang w:val="en-US"/>
+              </w:rPr>
+            </w:pPr>
+            <w:r>
+              <w:rPr>
+                <w:noProof w:val="0"/>
+                <w:lang w:val="en-US"/>
+              </w:rPr>
+              <w:t xml:space="preserve">Add Table of Contents, Refactor and Add </w:t>
+            </w:r>
+            <w:r>
+              <w:rPr>
+                <w:noProof w:val="0"/>
+                <w:lang w:val="en-US"/>
+              </w:rPr>
+              <w:t xml:space="preserve">7. </w:t>
+            </w:r>
+            <w:r>
+              <w:rPr>
+                <w:noProof w:val="0"/>
+                <w:lang w:val="en-US"/>
+              </w:rPr>
+              <w:t>Mobile Perspective</w:t>
+            </w:r>
+          </w:p>
+        </w:tc>
+        <w:tc>
+          <w:tcPr>
+            <w:tcW w:w="2304" w:type="dxa"/>
+            <w:tcMar/>
+          </w:tcPr>
+          <w:p>
+            <w:pPr>
+              <w:pStyle w:val="Tabletext"/>
+            </w:pPr>
+            <w:r>
+              <w:rPr/>
+              <w:t>Daniel Jönsson</w:t>
+            </w:r>
+          </w:p>
+        </w:tc>
+      </w:tr>
     </w:tbl>
     <w:p xmlns:wp14="http://schemas.microsoft.com/office/word/2010/wordml" wp14:textId="77777777">
       <w:pPr>
@@ -550,678 +1049,151 @@
         <w:jc w:val="left"/>
         <w:rPr>
           <w:rFonts w:ascii="Arial" w:hAnsi="Arial" w:eastAsia="Arial" w:cs="Arial"/>
+          <w:sz w:val="24"/>
+          <w:szCs w:val="24"/>
         </w:rPr>
       </w:pPr>
     </w:p>
     <w:p xmlns:wp14="http://schemas.microsoft.com/office/word/2010/wordml" wp14:textId="77777777">
       <w:pPr>
-        <w:pStyle w:val="MainTitle"/>
-        <w:rPr>
-          <w:rFonts w:ascii="Arial" w:hAnsi="Arial" w:eastAsia="Arial" w:cs="Arial"/>
+        <w:pStyle w:val="Rubrik1"/>
+        <w:jc w:val="center"/>
+        <w:rPr>
+          <w:rFonts w:ascii="Arial" w:hAnsi="Arial" w:eastAsia="Arial" w:cs="Arial"/>
+          <w:sz w:val="32"/>
+          <w:szCs w:val="32"/>
         </w:rPr>
       </w:pPr>
       <w:bookmarkStart w:name="_Toc130200185" w:id="0"/>
-      <w:r>
-        <w:rPr>
-          <w:rFonts w:ascii="Arial" w:hAnsi="Arial" w:eastAsia="Arial" w:cs="Arial"/>
+      <w:bookmarkStart w:name="_Toc1872625029" w:id="1194959240"/>
+      <w:r>
+        <w:rPr>
+          <w:rFonts w:ascii="Arial" w:hAnsi="Arial" w:eastAsia="Arial" w:cs="Arial"/>
+          <w:sz w:val="32"/>
+          <w:szCs w:val="32"/>
         </w:rPr>
         <w:t>Product Overview</w:t>
       </w:r>
+      <w:bookmarkEnd w:id="1194959240"/>
     </w:p>
     <w:p xmlns:wp14="http://schemas.microsoft.com/office/word/2010/wordml" wp14:textId="77777777">
       <w:pPr>
         <w:rPr>
           <w:rFonts w:ascii="Arial" w:hAnsi="Arial" w:eastAsia="Arial" w:cs="Arial"/>
+          <w:sz w:val="24"/>
+          <w:szCs w:val="24"/>
         </w:rPr>
       </w:pPr>
       <w:bookmarkEnd w:id="0"/>
     </w:p>
     <w:p>
       <w:pPr>
-        <w:pStyle w:val="Rubrik1"/>
-        <w:numPr>
-          <w:ilvl w:val="0"/>
-          <w:numId w:val="0"/>
-        </w:numPr>
+        <w:pStyle w:val="Rubrik2"/>
         <w:rPr>
           <w:rFonts w:ascii="Arial" w:hAnsi="Arial" w:eastAsia="Arial" w:cs="Arial"/>
           <w:b w:val="1"/>
           <w:bCs w:val="1"/>
-          <w:sz w:val="28"/>
-          <w:szCs w:val="28"/>
-        </w:rPr>
-      </w:pPr>
-      <w:r>
-        <w:rPr>
-          <w:sz w:val="28"/>
-          <w:szCs w:val="28"/>
-        </w:rPr>
-        <w:t xml:space="preserve">1. </w:t>
-      </w:r>
-      <w:r>
-        <w:rPr>
-          <w:sz w:val="28"/>
-          <w:szCs w:val="28"/>
-        </w:rPr>
-        <w:t>Project Background</w:t>
-      </w:r>
-    </w:p>
-    <w:p>
-      <w:pPr>
-        <w:pStyle w:val="Normal"/>
-      </w:pPr>
-    </w:p>
-    <w:p>
-      <w:pPr>
-        <w:pStyle w:val="Normal"/>
-        <w:rPr>
-          <w:rFonts w:ascii="Arial" w:hAnsi="Arial" w:eastAsia="Arial" w:cs="Arial"/>
-        </w:rPr>
-      </w:pPr>
-      <w:r>
-        <w:rPr>
-          <w:rFonts w:ascii="Arial" w:hAnsi="Arial" w:eastAsia="Arial" w:cs="Arial"/>
-        </w:rPr>
-        <w:t>The Units subgroup is responsible for developing the front-end interfaces that allow users to interact with the Interactive House. This includes creating a Web-based GUI for traditional computers and a Touch-screen interface for mobile devices.</w:t>
-      </w:r>
-    </w:p>
-    <w:p>
-      <w:pPr>
-        <w:pStyle w:val="Normal"/>
-      </w:pPr>
-      <w:r>
-        <w:rPr>
-          <w:rFonts w:ascii="Arial" w:hAnsi="Arial" w:eastAsia="Arial" w:cs="Arial"/>
-        </w:rPr>
-        <w:t xml:space="preserve"> </w:t>
-      </w:r>
-    </w:p>
-    <w:p>
-      <w:pPr>
-        <w:pStyle w:val="Normal"/>
-      </w:pPr>
-      <w:r>
-        <w:rPr>
-          <w:rFonts w:ascii="Arial" w:hAnsi="Arial" w:eastAsia="Arial" w:cs="Arial"/>
-        </w:rPr>
-        <w:t xml:space="preserve">Unlike a static app, our units must be dynamic and scalable: they will download and </w:t>
-      </w:r>
-      <w:r>
-        <w:rPr>
-          <w:rFonts w:ascii="Arial" w:hAnsi="Arial" w:eastAsia="Arial" w:cs="Arial"/>
-        </w:rPr>
-        <w:t>render</w:t>
-      </w:r>
-      <w:r>
-        <w:rPr>
-          <w:rFonts w:ascii="Arial" w:hAnsi="Arial" w:eastAsia="Arial" w:cs="Arial"/>
-        </w:rPr>
-        <w:t xml:space="preserve"> User Interface (UI) components directly from the Server, which originally received them from the devices themselves.</w:t>
-      </w:r>
-    </w:p>
-    <w:p>
-      <w:pPr>
-        <w:pStyle w:val="Normal"/>
-        <w:rPr>
-          <w:rFonts w:ascii="Arial" w:hAnsi="Arial" w:eastAsia="Arial" w:cs="Arial"/>
-        </w:rPr>
-      </w:pPr>
-      <w:r>
-        <w:br/>
-      </w:r>
-      <w:r>
-        <w:rPr>
-          <w:rFonts w:ascii="Arial" w:hAnsi="Arial" w:eastAsia="Arial" w:cs="Arial"/>
-        </w:rPr>
-        <w:t>Subgroup Responsibilities</w:t>
-      </w:r>
-    </w:p>
-    <w:p>
-      <w:pPr>
-        <w:pStyle w:val="Normal"/>
-      </w:pPr>
-      <w:r>
-        <w:rPr>
-          <w:rFonts w:ascii="Arial" w:hAnsi="Arial" w:eastAsia="Arial" w:cs="Arial"/>
-        </w:rPr>
-        <w:t>Mobile Phone Unit: Developing a touch-based interface (comparable to Android or iPhone standards) for portable control.</w:t>
-      </w:r>
-    </w:p>
-    <w:p>
-      <w:pPr>
-        <w:pStyle w:val="Normal"/>
-        <w:rPr>
-          <w:rFonts w:ascii="Arial" w:hAnsi="Arial" w:eastAsia="Arial" w:cs="Arial"/>
-        </w:rPr>
-      </w:pPr>
-      <w:r>
-        <w:rPr>
-          <w:rFonts w:ascii="Arial" w:hAnsi="Arial" w:eastAsia="Arial" w:cs="Arial"/>
-        </w:rPr>
-        <w:t xml:space="preserve"> </w:t>
-      </w:r>
-    </w:p>
-    <w:p>
-      <w:pPr>
-        <w:pStyle w:val="Normal"/>
-        <w:rPr>
-          <w:rFonts w:ascii="Arial" w:hAnsi="Arial" w:eastAsia="Arial" w:cs="Arial"/>
-        </w:rPr>
-      </w:pPr>
-      <w:r>
-        <w:rPr>
-          <w:rFonts w:ascii="Arial" w:hAnsi="Arial" w:eastAsia="Arial" w:cs="Arial"/>
-        </w:rPr>
-        <w:t>Web Client: Creating a browser-based interface for laptops and desktop computers.</w:t>
-      </w:r>
-    </w:p>
-    <w:p>
-      <w:pPr>
-        <w:pStyle w:val="Normal"/>
-      </w:pPr>
-      <w:r>
-        <w:rPr>
-          <w:rFonts w:ascii="Arial" w:hAnsi="Arial" w:eastAsia="Arial" w:cs="Arial"/>
-        </w:rPr>
-        <w:t xml:space="preserve"> </w:t>
-      </w:r>
-    </w:p>
-    <w:p>
-      <w:pPr>
-        <w:pStyle w:val="Normal"/>
-        <w:rPr>
-          <w:rFonts w:ascii="Arial" w:hAnsi="Arial" w:eastAsia="Arial" w:cs="Arial"/>
-        </w:rPr>
-      </w:pPr>
-      <w:r>
-        <w:rPr>
-          <w:rFonts w:ascii="Arial" w:hAnsi="Arial" w:eastAsia="Arial" w:cs="Arial"/>
-        </w:rPr>
-        <w:t>Alternative Interaction: Exploring advanced inputs such as speech recognition and air gestures to improve accessibility. We decided to give th</w:t>
-      </w:r>
-      <w:r>
-        <w:rPr>
-          <w:rFonts w:ascii="Arial" w:hAnsi="Arial" w:eastAsia="Arial" w:cs="Arial"/>
-        </w:rPr>
-        <w:t>ese</w:t>
-      </w:r>
-      <w:r>
-        <w:rPr>
-          <w:rFonts w:ascii="Arial" w:hAnsi="Arial" w:eastAsia="Arial" w:cs="Arial"/>
-        </w:rPr>
-        <w:t xml:space="preserve"> implementation</w:t>
-      </w:r>
-      <w:r>
-        <w:rPr>
-          <w:rFonts w:ascii="Arial" w:hAnsi="Arial" w:eastAsia="Arial" w:cs="Arial"/>
-        </w:rPr>
-        <w:t xml:space="preserve">s </w:t>
-      </w:r>
-      <w:r>
-        <w:rPr>
-          <w:rFonts w:ascii="Arial" w:hAnsi="Arial" w:eastAsia="Arial" w:cs="Arial"/>
-        </w:rPr>
-        <w:t xml:space="preserve">to SG4: </w:t>
-      </w:r>
-      <w:r>
-        <w:rPr>
-          <w:rFonts w:ascii="Arial" w:hAnsi="Arial" w:eastAsia="Arial" w:cs="Arial"/>
-        </w:rPr>
-        <w:t>Innovation.</w:t>
-      </w:r>
-    </w:p>
-    <w:p>
-      <w:pPr>
-        <w:pStyle w:val="Normal"/>
+          <w:sz w:val="24"/>
+          <w:szCs w:val="24"/>
+        </w:rPr>
+      </w:pPr>
+      <w:bookmarkStart w:name="_Toc1808348695" w:id="338956515"/>
+      <w:r>
         <w:rPr>
           <w:rFonts w:ascii="Arial" w:hAnsi="Arial" w:eastAsia="Arial" w:cs="Arial"/>
           <w:b w:val="1"/>
           <w:bCs w:val="1"/>
-          <w:sz w:val="32"/>
-          <w:szCs w:val="32"/>
-        </w:rPr>
-      </w:pPr>
-    </w:p>
-    <w:p>
-      <w:pPr>
-        <w:pStyle w:val="Rubrik1"/>
-        <w:numPr>
-          <w:ilvl w:val="0"/>
-          <w:numId w:val="0"/>
-        </w:numPr>
-        <w:ind w:left="0"/>
-        <w:rPr>
-          <w:sz w:val="28"/>
-          <w:szCs w:val="28"/>
-        </w:rPr>
-      </w:pPr>
-      <w:r>
-        <w:rPr>
-          <w:sz w:val="28"/>
-          <w:szCs w:val="28"/>
-        </w:rPr>
-        <w:t xml:space="preserve">2. </w:t>
-      </w:r>
-      <w:r>
-        <w:rPr>
-          <w:sz w:val="28"/>
-          <w:szCs w:val="28"/>
-        </w:rPr>
-        <w:t>Problem Statement</w:t>
-      </w:r>
-    </w:p>
-    <w:p>
-      <w:pPr>
-        <w:spacing w:before="240" w:beforeAutospacing="off" w:after="240" w:afterAutospacing="off"/>
-      </w:pPr>
-      <w:r>
-        <w:rPr>
-          <w:rFonts w:ascii="Arial" w:hAnsi="Arial" w:eastAsia="Arial" w:cs="Arial"/>
-          <w:noProof w:val="0"/>
-          <w:sz w:val="20"/>
-          <w:szCs w:val="20"/>
-          <w:lang w:val="en-US"/>
-        </w:rPr>
-        <w:t>Modern smart homes often suffer from fragmented control systems, where each device requires its own application or interface. This creates inconsistency, confusion, and limited accessibility.</w:t>
-      </w:r>
-    </w:p>
-    <w:p>
-      <w:pPr>
-        <w:spacing w:before="240" w:beforeAutospacing="off" w:after="240" w:afterAutospacing="off"/>
-      </w:pPr>
-      <w:r>
-        <w:rPr>
-          <w:rFonts w:ascii="Arial" w:hAnsi="Arial" w:eastAsia="Arial" w:cs="Arial"/>
-          <w:noProof w:val="0"/>
-          <w:sz w:val="20"/>
-          <w:szCs w:val="20"/>
-          <w:lang w:val="en-US"/>
-        </w:rPr>
-        <w:t>The goal of the Units subgroup is to establish a unified, centralized interaction model where any authorized unit (web or mobile) can control any registered house device through a common server interface.</w:t>
-      </w:r>
-    </w:p>
-    <w:p>
-      <w:pPr>
-        <w:spacing w:before="240" w:beforeAutospacing="off" w:after="240" w:afterAutospacing="off"/>
-      </w:pPr>
-      <w:r>
-        <w:rPr>
-          <w:rFonts w:ascii="Arial" w:hAnsi="Arial" w:eastAsia="Arial" w:cs="Arial"/>
-          <w:noProof w:val="0"/>
-          <w:sz w:val="20"/>
-          <w:szCs w:val="20"/>
-          <w:lang w:val="en-US"/>
-        </w:rPr>
-        <w:t xml:space="preserve">For users with severe physical disabilities, the absence of a simple and centralized interface is not merely inconvenient; it </w:t>
-      </w:r>
-      <w:r>
-        <w:rPr>
-          <w:rFonts w:ascii="Arial" w:hAnsi="Arial" w:eastAsia="Arial" w:cs="Arial"/>
-          <w:noProof w:val="0"/>
-          <w:sz w:val="20"/>
-          <w:szCs w:val="20"/>
-          <w:lang w:val="en-US"/>
-        </w:rPr>
-        <w:t>represents</w:t>
-      </w:r>
-      <w:r>
-        <w:rPr>
-          <w:rFonts w:ascii="Arial" w:hAnsi="Arial" w:eastAsia="Arial" w:cs="Arial"/>
-          <w:noProof w:val="0"/>
-          <w:sz w:val="20"/>
-          <w:szCs w:val="20"/>
-          <w:lang w:val="en-US"/>
-        </w:rPr>
-        <w:t xml:space="preserve"> a barrier to independence and environmental control.</w:t>
-      </w:r>
-    </w:p>
-    <w:p>
-      <w:pPr>
-        <w:pStyle w:val="Normal"/>
-        <w:rPr>
-          <w:rFonts w:ascii="Arial" w:hAnsi="Arial" w:eastAsia="Arial" w:cs="Arial"/>
-        </w:rPr>
-      </w:pPr>
-    </w:p>
-    <w:p>
-      <w:pPr>
-        <w:pStyle w:val="Rubrik1"/>
-        <w:numPr>
-          <w:ilvl w:val="0"/>
-          <w:numId w:val="0"/>
-        </w:numPr>
-        <w:ind w:left="0"/>
-        <w:rPr>
-          <w:sz w:val="28"/>
-          <w:szCs w:val="28"/>
-        </w:rPr>
-      </w:pPr>
-      <w:r>
-        <w:rPr>
-          <w:sz w:val="28"/>
-          <w:szCs w:val="28"/>
-        </w:rPr>
-        <w:t xml:space="preserve">3. </w:t>
-      </w:r>
-      <w:r>
-        <w:rPr>
-          <w:sz w:val="28"/>
-          <w:szCs w:val="28"/>
-        </w:rPr>
-        <w:t>Vision Statement</w:t>
-      </w:r>
-    </w:p>
-    <w:p>
-      <w:pPr>
-        <w:spacing w:before="240" w:beforeAutospacing="off" w:after="240" w:afterAutospacing="off"/>
-      </w:pPr>
-      <w:r>
-        <w:rPr>
-          <w:rFonts w:ascii="Arial" w:hAnsi="Arial" w:eastAsia="Arial" w:cs="Arial"/>
-          <w:noProof w:val="0"/>
-          <w:sz w:val="20"/>
-          <w:szCs w:val="20"/>
-          <w:lang w:val="en-US"/>
-        </w:rPr>
-        <w:t>Our vision is to provide a seamless, accessible, and responsive digital "window" into the Interactive House.</w:t>
-      </w:r>
-    </w:p>
-    <w:p>
-      <w:pPr>
-        <w:spacing w:before="240" w:beforeAutospacing="off" w:after="240" w:afterAutospacing="off"/>
-      </w:pPr>
-      <w:r>
-        <w:rPr>
-          <w:rFonts w:ascii="Arial" w:hAnsi="Arial" w:eastAsia="Arial" w:cs="Arial"/>
-          <w:noProof w:val="0"/>
-          <w:sz w:val="20"/>
-          <w:szCs w:val="20"/>
-          <w:lang w:val="en-US"/>
-        </w:rPr>
-        <w:t>Through context-dependent communication and real-time synchronization with the server, users will be able to control their environment regardless of device type (web or mobile).</w:t>
-      </w:r>
-    </w:p>
-    <w:p>
-      <w:pPr>
-        <w:spacing w:before="240" w:beforeAutospacing="off" w:after="240" w:afterAutospacing="off"/>
-      </w:pPr>
-      <w:r>
-        <w:rPr>
-          <w:rFonts w:ascii="Arial" w:hAnsi="Arial" w:eastAsia="Arial" w:cs="Arial"/>
-          <w:noProof w:val="0"/>
-          <w:sz w:val="20"/>
-          <w:szCs w:val="20"/>
-          <w:lang w:val="en-US"/>
-        </w:rPr>
-        <w:t>The system shall adapt to the user's context, ensuring accessibility whether they are seated at a desk, using a mobile device, or confined to a bed.</w:t>
-      </w:r>
-    </w:p>
-    <w:p>
-      <w:pPr>
-        <w:pStyle w:val="Normal"/>
-        <w:rPr>
-          <w:rFonts w:ascii="Arial" w:hAnsi="Arial" w:eastAsia="Arial" w:cs="Arial"/>
-        </w:rPr>
-      </w:pPr>
-    </w:p>
-    <w:p>
-      <w:pPr>
-        <w:pStyle w:val="Rubrik1"/>
-        <w:numPr>
-          <w:ilvl w:val="0"/>
-          <w:numId w:val="0"/>
-        </w:numPr>
-        <w:ind w:left="0"/>
-        <w:rPr>
-          <w:sz w:val="28"/>
-          <w:szCs w:val="28"/>
-        </w:rPr>
-      </w:pPr>
-      <w:r>
-        <w:rPr>
-          <w:sz w:val="28"/>
-          <w:szCs w:val="28"/>
-        </w:rPr>
-        <w:t xml:space="preserve">4. </w:t>
-      </w:r>
-      <w:r>
-        <w:rPr>
-          <w:sz w:val="28"/>
-          <w:szCs w:val="28"/>
-        </w:rPr>
-        <w:t>Subgroup Goals &amp; Scope</w:t>
-      </w:r>
-      <w:r>
-        <w:br/>
-      </w:r>
-    </w:p>
-    <w:p>
-      <w:pPr>
-        <w:pStyle w:val="Normal"/>
-      </w:pPr>
-      <w:r>
-        <w:rPr>
-          <w:rFonts w:ascii="Arial" w:hAnsi="Arial" w:eastAsia="Arial" w:cs="Arial"/>
-        </w:rPr>
-        <w:t>As the Units team, our success</w:t>
-      </w:r>
-      <w:r>
-        <w:rPr>
-          <w:rFonts w:ascii="Arial" w:hAnsi="Arial" w:eastAsia="Arial" w:cs="Arial"/>
-        </w:rPr>
-        <w:t xml:space="preserve"> is measured by the usability and responsiveness of the interfaces.</w:t>
-      </w:r>
-    </w:p>
-    <w:p>
-      <w:pPr>
-        <w:pStyle w:val="Normal"/>
-        <w:rPr>
-          <w:rFonts w:ascii="Arial" w:hAnsi="Arial" w:eastAsia="Arial" w:cs="Arial"/>
-        </w:rPr>
-      </w:pPr>
-    </w:p>
-    <w:p>
-      <w:pPr>
-        <w:pStyle w:val="Normal"/>
-      </w:pPr>
-      <w:r>
-        <w:rPr>
-          <w:rFonts w:ascii="Arial" w:hAnsi="Arial" w:eastAsia="Arial" w:cs="Arial"/>
-        </w:rPr>
-        <w:t xml:space="preserve">Successfully receiving and displaying the software components sent by the server for specific devices like a </w:t>
-      </w:r>
-      <w:r>
-        <w:rPr>
-          <w:rFonts w:ascii="Arial" w:hAnsi="Arial" w:eastAsia="Arial" w:cs="Arial"/>
-        </w:rPr>
-        <w:t>lamp</w:t>
-      </w:r>
-      <w:r>
-        <w:rPr>
-          <w:rFonts w:ascii="Arial" w:hAnsi="Arial" w:eastAsia="Arial" w:cs="Arial"/>
-        </w:rPr>
-        <w:t xml:space="preserve"> ON/OFF toggle</w:t>
-      </w:r>
-      <w:r>
-        <w:rPr>
-          <w:rFonts w:ascii="Arial" w:hAnsi="Arial" w:eastAsia="Arial" w:cs="Arial"/>
-        </w:rPr>
-        <w:t>.</w:t>
-      </w:r>
-    </w:p>
-    <w:p>
-      <w:pPr>
-        <w:pStyle w:val="Normal"/>
-        <w:rPr>
-          <w:rFonts w:ascii="Arial" w:hAnsi="Arial" w:eastAsia="Arial" w:cs="Arial"/>
-        </w:rPr>
-      </w:pPr>
-    </w:p>
-    <w:p>
-      <w:pPr>
-        <w:pStyle w:val="Normal"/>
-        <w:rPr>
-          <w:rFonts w:ascii="Arial" w:hAnsi="Arial" w:eastAsia="Arial" w:cs="Arial"/>
-        </w:rPr>
-      </w:pPr>
-      <w:r>
-        <w:rPr>
-          <w:rFonts w:ascii="Arial" w:hAnsi="Arial" w:eastAsia="Arial" w:cs="Arial"/>
-        </w:rPr>
-        <w:t xml:space="preserve">Ensuring users can see real-time data, such as </w:t>
-      </w:r>
-      <w:r>
-        <w:rPr>
-          <w:rFonts w:ascii="Arial" w:hAnsi="Arial" w:eastAsia="Arial" w:cs="Arial"/>
-        </w:rPr>
-        <w:t>states of the different house components/devices.</w:t>
-      </w:r>
-    </w:p>
-    <w:p>
-      <w:pPr>
-        <w:pStyle w:val="Normal"/>
-      </w:pPr>
-      <w:r>
-        <w:rPr>
-          <w:rFonts w:ascii="Arial" w:hAnsi="Arial" w:eastAsia="Arial" w:cs="Arial"/>
-        </w:rPr>
-        <w:t>While we focus on health care and accessibility, our current implementation excludes the communication of medical data between patients and doctors, focusing strictly on house device control.</w:t>
-      </w:r>
-    </w:p>
-    <w:p>
-      <w:pPr>
-        <w:pStyle w:val="Normal"/>
-        <w:rPr>
-          <w:rFonts w:ascii="Arial" w:hAnsi="Arial" w:eastAsia="Arial" w:cs="Arial"/>
-        </w:rPr>
-      </w:pPr>
-    </w:p>
-    <w:p>
-      <w:pPr>
-        <w:pStyle w:val="Normal"/>
-        <w:rPr>
-          <w:rFonts w:ascii="Arial" w:hAnsi="Arial" w:eastAsia="Arial" w:cs="Arial"/>
-        </w:rPr>
-      </w:pPr>
-      <w:r>
-        <w:rPr>
-          <w:rFonts w:ascii="Arial" w:hAnsi="Arial" w:eastAsia="Arial" w:cs="Arial"/>
-        </w:rPr>
-        <w:t>The Units subgroup consists of three developers. We work in parallel with the Server/DB and Device groups. Since we cannot and shouldn’t wait for the other teams to finish, we will simulate the server environment and negotiate communication protocols with the other subgroups to ensure our interfaces work correctly during final integration.</w:t>
-      </w:r>
-    </w:p>
-    <w:p>
-      <w:pPr>
-        <w:pStyle w:val="Normal"/>
-        <w:rPr>
-          <w:rFonts w:ascii="Arial" w:hAnsi="Arial" w:eastAsia="Arial" w:cs="Arial"/>
-        </w:rPr>
-      </w:pPr>
-    </w:p>
-    <w:p>
-      <w:pPr>
-        <w:pStyle w:val="Normal"/>
-        <w:rPr>
-          <w:rFonts w:ascii="Arial" w:hAnsi="Arial" w:eastAsia="Arial" w:cs="Arial"/>
-        </w:rPr>
-      </w:pPr>
-    </w:p>
-    <w:p>
-      <w:pPr>
-        <w:pStyle w:val="Rubrik1"/>
-        <w:numPr>
-          <w:ilvl w:val="0"/>
-          <w:numId w:val="0"/>
-        </w:numPr>
-        <w:ind w:left="0"/>
-        <w:rPr>
-          <w:sz w:val="28"/>
-          <w:szCs w:val="28"/>
-        </w:rPr>
-      </w:pPr>
-      <w:r>
-        <w:rPr>
-          <w:sz w:val="28"/>
-          <w:szCs w:val="28"/>
-        </w:rPr>
-        <w:t xml:space="preserve">5. </w:t>
-      </w:r>
-      <w:r>
-        <w:rPr>
-          <w:sz w:val="28"/>
-          <w:szCs w:val="28"/>
-        </w:rPr>
-        <w:t>Stakeholders</w:t>
-      </w:r>
-    </w:p>
-    <w:p>
-      <w:pPr>
-        <w:pStyle w:val="Normal"/>
-        <w:rPr>
-          <w:rFonts w:ascii="Arial" w:hAnsi="Arial" w:eastAsia="Arial" w:cs="Arial"/>
-        </w:rPr>
-      </w:pPr>
-    </w:p>
-    <w:p>
-      <w:pPr>
-        <w:pStyle w:val="Normal"/>
-      </w:pPr>
-      <w:r>
-        <w:rPr>
-          <w:rFonts w:ascii="Arial" w:hAnsi="Arial" w:eastAsia="Arial" w:cs="Arial"/>
-        </w:rPr>
-        <w:t>Our stakeholders are divided into those we report to and those we design for:</w:t>
-      </w:r>
-    </w:p>
-    <w:p>
-      <w:pPr>
-        <w:pStyle w:val="Normal"/>
-      </w:pPr>
-      <w:r>
-        <w:rPr>
-          <w:rFonts w:ascii="Arial" w:hAnsi="Arial" w:eastAsia="Arial" w:cs="Arial"/>
-        </w:rPr>
-        <w:t xml:space="preserve"> </w:t>
-      </w:r>
-    </w:p>
-    <w:p>
-      <w:pPr>
-        <w:pStyle w:val="Normal"/>
-      </w:pPr>
+          <w:sz w:val="24"/>
+          <w:szCs w:val="24"/>
+        </w:rPr>
+        <w:t xml:space="preserve">1. </w:t>
+      </w:r>
       <w:r>
         <w:rPr>
           <w:rFonts w:ascii="Arial" w:hAnsi="Arial" w:eastAsia="Arial" w:cs="Arial"/>
           <w:b w:val="1"/>
           <w:bCs w:val="1"/>
-        </w:rPr>
-        <w:t xml:space="preserve">Teachers (The Customers): </w:t>
-      </w:r>
-      <w:r>
-        <w:rPr>
-          <w:rFonts w:ascii="Arial" w:hAnsi="Arial" w:eastAsia="Arial" w:cs="Arial"/>
-        </w:rPr>
-        <w:t xml:space="preserve">Within the project organization, the teachers act as </w:t>
-      </w:r>
-      <w:r>
-        <w:rPr>
-          <w:rFonts w:ascii="Arial" w:hAnsi="Arial" w:eastAsia="Arial" w:cs="Arial"/>
-        </w:rPr>
-        <w:t>the Super</w:t>
-      </w:r>
-      <w:r>
-        <w:rPr>
-          <w:rFonts w:ascii="Arial" w:hAnsi="Arial" w:eastAsia="Arial" w:cs="Arial"/>
-        </w:rPr>
-        <w:t xml:space="preserve"> Project Managers and primary customers. The Units subgroup must present progress to them every two weeks and deliver a final report and presentation at the end of the course.</w:t>
-      </w:r>
+          <w:sz w:val="24"/>
+          <w:szCs w:val="24"/>
+        </w:rPr>
+        <w:t>Project Background</w:t>
+      </w:r>
+      <w:bookmarkEnd w:id="338956515"/>
     </w:p>
     <w:p>
       <w:pPr>
         <w:pStyle w:val="Normal"/>
-      </w:pPr>
-      <w:r>
-        <w:rPr>
-          <w:rFonts w:ascii="Arial" w:hAnsi="Arial" w:eastAsia="Arial" w:cs="Arial"/>
+        <w:rPr>
+          <w:rFonts w:ascii="Arial" w:hAnsi="Arial" w:eastAsia="Arial" w:cs="Arial"/>
+          <w:sz w:val="24"/>
+          <w:szCs w:val="24"/>
+        </w:rPr>
+      </w:pPr>
+    </w:p>
+    <w:p>
+      <w:pPr>
+        <w:pStyle w:val="Normal"/>
+        <w:rPr>
+          <w:rFonts w:ascii="Arial" w:hAnsi="Arial" w:eastAsia="Arial" w:cs="Arial"/>
+          <w:sz w:val="24"/>
+          <w:szCs w:val="24"/>
+        </w:rPr>
+      </w:pPr>
+      <w:r>
+        <w:rPr>
+          <w:rFonts w:ascii="Arial" w:hAnsi="Arial" w:eastAsia="Arial" w:cs="Arial"/>
+          <w:sz w:val="24"/>
+          <w:szCs w:val="24"/>
+        </w:rPr>
+        <w:t xml:space="preserve">The Units subgroup </w:t>
+      </w:r>
+      <w:r>
+        <w:rPr>
+          <w:rFonts w:ascii="Arial" w:hAnsi="Arial" w:eastAsia="Arial" w:cs="Arial"/>
+          <w:sz w:val="24"/>
+          <w:szCs w:val="24"/>
+        </w:rPr>
+        <w:t>is responsible for</w:t>
+      </w:r>
+      <w:r>
+        <w:rPr>
+          <w:rFonts w:ascii="Arial" w:hAnsi="Arial" w:eastAsia="Arial" w:cs="Arial"/>
+          <w:sz w:val="24"/>
+          <w:szCs w:val="24"/>
+        </w:rPr>
+        <w:t xml:space="preserve"> developing the front-end interfaces that allow users to interact with the Interactive Ho</w:t>
+      </w:r>
+      <w:r>
+        <w:rPr>
+          <w:rFonts w:ascii="Arial" w:hAnsi="Arial" w:eastAsia="Arial" w:cs="Arial"/>
+          <w:sz w:val="24"/>
+          <w:szCs w:val="24"/>
+        </w:rPr>
+        <w:t xml:space="preserve">use. This </w:t>
+      </w:r>
+      <w:r>
+        <w:rPr>
+          <w:rFonts w:ascii="Arial" w:hAnsi="Arial" w:eastAsia="Arial" w:cs="Arial"/>
+          <w:sz w:val="24"/>
+          <w:szCs w:val="24"/>
+        </w:rPr>
+        <w:t>includes creating a Web-based GUI for traditional computers and a Touch-screen interface for mobile devices.</w:t>
+      </w:r>
+    </w:p>
+    <w:p>
+      <w:pPr>
+        <w:pStyle w:val="Normal"/>
+        <w:rPr>
+          <w:rFonts w:ascii="Arial" w:hAnsi="Arial" w:eastAsia="Arial" w:cs="Arial"/>
+          <w:sz w:val="24"/>
+          <w:szCs w:val="24"/>
+        </w:rPr>
+      </w:pPr>
+      <w:r>
+        <w:rPr>
+          <w:rFonts w:ascii="Arial" w:hAnsi="Arial" w:eastAsia="Arial" w:cs="Arial"/>
+          <w:sz w:val="24"/>
+          <w:szCs w:val="24"/>
         </w:rPr>
         <w:t xml:space="preserve"> </w:t>
       </w:r>
@@ -1229,164 +1201,1037 @@
     <w:p>
       <w:pPr>
         <w:pStyle w:val="Normal"/>
-      </w:pPr>
-      <w:r>
+        <w:rPr>
+          <w:rFonts w:ascii="Arial" w:hAnsi="Arial" w:eastAsia="Arial" w:cs="Arial"/>
+          <w:sz w:val="24"/>
+          <w:szCs w:val="24"/>
+        </w:rPr>
+      </w:pPr>
+      <w:r>
+        <w:rPr>
+          <w:rFonts w:ascii="Arial" w:hAnsi="Arial" w:eastAsia="Arial" w:cs="Arial"/>
+          <w:sz w:val="24"/>
+          <w:szCs w:val="24"/>
+        </w:rPr>
+        <w:t>Unlike a static app, our units</w:t>
+      </w:r>
+      <w:r>
+        <w:rPr>
+          <w:rFonts w:ascii="Arial" w:hAnsi="Arial" w:eastAsia="Arial" w:cs="Arial"/>
+          <w:sz w:val="24"/>
+          <w:szCs w:val="24"/>
+        </w:rPr>
+        <w:t xml:space="preserve"> must be dynamic and scalable: they will download and </w:t>
+      </w:r>
+      <w:r>
+        <w:rPr>
+          <w:rFonts w:ascii="Arial" w:hAnsi="Arial" w:eastAsia="Arial" w:cs="Arial"/>
+          <w:sz w:val="24"/>
+          <w:szCs w:val="24"/>
+        </w:rPr>
+        <w:t>render</w:t>
+      </w:r>
+      <w:r>
+        <w:rPr>
+          <w:rFonts w:ascii="Arial" w:hAnsi="Arial" w:eastAsia="Arial" w:cs="Arial"/>
+          <w:sz w:val="24"/>
+          <w:szCs w:val="24"/>
+        </w:rPr>
+        <w:t xml:space="preserve"> User Interface (UI) components directly from the Server, which originally received them from the devices themselves.</w:t>
+      </w:r>
+    </w:p>
+    <w:p>
+      <w:pPr>
+        <w:pStyle w:val="Normal"/>
+        <w:rPr>
+          <w:rFonts w:ascii="Arial" w:hAnsi="Arial" w:eastAsia="Arial" w:cs="Arial"/>
+          <w:sz w:val="24"/>
+          <w:szCs w:val="24"/>
+        </w:rPr>
+      </w:pPr>
+      <w:r>
+        <w:br/>
+      </w:r>
+      <w:r>
+        <w:rPr>
+          <w:rFonts w:ascii="Arial" w:hAnsi="Arial" w:eastAsia="Arial" w:cs="Arial"/>
+          <w:sz w:val="24"/>
+          <w:szCs w:val="24"/>
+        </w:rPr>
+        <w:t>Subgroup Responsibilities</w:t>
+      </w:r>
+    </w:p>
+    <w:p>
+      <w:pPr>
+        <w:pStyle w:val="Normal"/>
+        <w:rPr>
+          <w:rFonts w:ascii="Arial" w:hAnsi="Arial" w:eastAsia="Arial" w:cs="Arial"/>
+          <w:sz w:val="24"/>
+          <w:szCs w:val="24"/>
+        </w:rPr>
+      </w:pPr>
+      <w:r>
+        <w:rPr>
+          <w:rFonts w:ascii="Arial" w:hAnsi="Arial" w:eastAsia="Arial" w:cs="Arial"/>
+          <w:sz w:val="24"/>
+          <w:szCs w:val="24"/>
+        </w:rPr>
+        <w:t>Mobile Phone Unit: Developing a touch-based interface (comparable to Android or iPhone standards) for portable control.</w:t>
+      </w:r>
+    </w:p>
+    <w:p>
+      <w:pPr>
+        <w:pStyle w:val="Normal"/>
+        <w:rPr>
+          <w:rFonts w:ascii="Arial" w:hAnsi="Arial" w:eastAsia="Arial" w:cs="Arial"/>
+          <w:sz w:val="24"/>
+          <w:szCs w:val="24"/>
+        </w:rPr>
+      </w:pPr>
+      <w:r>
+        <w:rPr>
+          <w:rFonts w:ascii="Arial" w:hAnsi="Arial" w:eastAsia="Arial" w:cs="Arial"/>
+          <w:sz w:val="24"/>
+          <w:szCs w:val="24"/>
+        </w:rPr>
+        <w:t xml:space="preserve"> </w:t>
+      </w:r>
+    </w:p>
+    <w:p>
+      <w:pPr>
+        <w:pStyle w:val="Normal"/>
+        <w:rPr>
+          <w:rFonts w:ascii="Arial" w:hAnsi="Arial" w:eastAsia="Arial" w:cs="Arial"/>
+          <w:sz w:val="24"/>
+          <w:szCs w:val="24"/>
+        </w:rPr>
+      </w:pPr>
+      <w:r>
+        <w:rPr>
+          <w:rFonts w:ascii="Arial" w:hAnsi="Arial" w:eastAsia="Arial" w:cs="Arial"/>
+          <w:sz w:val="24"/>
+          <w:szCs w:val="24"/>
+        </w:rPr>
+        <w:t>Web Client: Creating a browser-based interface for laptops and desktop computers.</w:t>
+      </w:r>
+    </w:p>
+    <w:p>
+      <w:pPr>
+        <w:pStyle w:val="Normal"/>
+        <w:rPr>
+          <w:rFonts w:ascii="Arial" w:hAnsi="Arial" w:eastAsia="Arial" w:cs="Arial"/>
+          <w:sz w:val="24"/>
+          <w:szCs w:val="24"/>
+        </w:rPr>
+      </w:pPr>
+      <w:r>
+        <w:rPr>
+          <w:rFonts w:ascii="Arial" w:hAnsi="Arial" w:eastAsia="Arial" w:cs="Arial"/>
+          <w:sz w:val="24"/>
+          <w:szCs w:val="24"/>
+        </w:rPr>
+        <w:t xml:space="preserve"> </w:t>
+      </w:r>
+    </w:p>
+    <w:p>
+      <w:pPr>
+        <w:pStyle w:val="Normal"/>
+        <w:rPr>
+          <w:rFonts w:ascii="Arial" w:hAnsi="Arial" w:eastAsia="Arial" w:cs="Arial"/>
+          <w:sz w:val="24"/>
+          <w:szCs w:val="24"/>
+        </w:rPr>
+      </w:pPr>
+      <w:r>
+        <w:rPr>
+          <w:rFonts w:ascii="Arial" w:hAnsi="Arial" w:eastAsia="Arial" w:cs="Arial"/>
+          <w:sz w:val="24"/>
+          <w:szCs w:val="24"/>
+        </w:rPr>
+        <w:t>Alternative Interaction: Exploring advanced inputs such as speech recognition and air gestures to improve accessibility. We decided to give th</w:t>
+      </w:r>
+      <w:r>
+        <w:rPr>
+          <w:rFonts w:ascii="Arial" w:hAnsi="Arial" w:eastAsia="Arial" w:cs="Arial"/>
+          <w:sz w:val="24"/>
+          <w:szCs w:val="24"/>
+        </w:rPr>
+        <w:t>ese</w:t>
+      </w:r>
+      <w:r>
+        <w:rPr>
+          <w:rFonts w:ascii="Arial" w:hAnsi="Arial" w:eastAsia="Arial" w:cs="Arial"/>
+          <w:sz w:val="24"/>
+          <w:szCs w:val="24"/>
+        </w:rPr>
+        <w:t xml:space="preserve"> implementation</w:t>
+      </w:r>
+      <w:r>
+        <w:rPr>
+          <w:rFonts w:ascii="Arial" w:hAnsi="Arial" w:eastAsia="Arial" w:cs="Arial"/>
+          <w:sz w:val="24"/>
+          <w:szCs w:val="24"/>
+        </w:rPr>
+        <w:t xml:space="preserve">s </w:t>
+      </w:r>
+      <w:r>
+        <w:rPr>
+          <w:rFonts w:ascii="Arial" w:hAnsi="Arial" w:eastAsia="Arial" w:cs="Arial"/>
+          <w:sz w:val="24"/>
+          <w:szCs w:val="24"/>
+        </w:rPr>
+        <w:t xml:space="preserve">to SG4: </w:t>
+      </w:r>
+      <w:r>
+        <w:rPr>
+          <w:rFonts w:ascii="Arial" w:hAnsi="Arial" w:eastAsia="Arial" w:cs="Arial"/>
+          <w:sz w:val="24"/>
+          <w:szCs w:val="24"/>
+        </w:rPr>
+        <w:t>Innovation.</w:t>
+      </w:r>
+    </w:p>
+    <w:p>
+      <w:pPr>
+        <w:pStyle w:val="Rubrik2"/>
         <w:rPr>
           <w:rFonts w:ascii="Arial" w:hAnsi="Arial" w:eastAsia="Arial" w:cs="Arial"/>
           <w:b w:val="1"/>
           <w:bCs w:val="1"/>
-        </w:rPr>
-        <w:t xml:space="preserve">Persons with Disabilities (Target Users): </w:t>
-      </w:r>
-      <w:r>
-        <w:rPr>
-          <w:rFonts w:ascii="Arial" w:hAnsi="Arial" w:eastAsia="Arial" w:cs="Arial"/>
-        </w:rPr>
-        <w:t xml:space="preserve">While the </w:t>
-      </w:r>
-      <w:r>
-        <w:rPr>
-          <w:rFonts w:ascii="Arial" w:hAnsi="Arial" w:eastAsia="Arial" w:cs="Arial"/>
-        </w:rPr>
-        <w:t>general public</w:t>
-      </w:r>
-      <w:r>
-        <w:rPr>
-          <w:rFonts w:ascii="Arial" w:hAnsi="Arial" w:eastAsia="Arial" w:cs="Arial"/>
-        </w:rPr>
-        <w:t xml:space="preserve"> can use the system, our primary design focus is on individuals with high grades of disabilities who may be bounded to a bed or wheelchair. Our goal is to increase their </w:t>
-      </w:r>
-      <w:r>
-        <w:rPr>
-          <w:rFonts w:ascii="Arial" w:hAnsi="Arial" w:eastAsia="Arial" w:cs="Arial"/>
-        </w:rPr>
-        <w:t>independence</w:t>
-      </w:r>
-      <w:r>
-        <w:rPr>
-          <w:rFonts w:ascii="Arial" w:hAnsi="Arial" w:eastAsia="Arial" w:cs="Arial"/>
-        </w:rPr>
-        <w:t xml:space="preserve"> and self-control.</w:t>
-      </w:r>
-    </w:p>
-    <w:p>
-      <w:pPr>
-        <w:pStyle w:val="Normal"/>
-      </w:pPr>
-      <w:r>
-        <w:rPr>
-          <w:rFonts w:ascii="Arial" w:hAnsi="Arial" w:eastAsia="Arial" w:cs="Arial"/>
-        </w:rPr>
-        <w:t xml:space="preserve"> </w:t>
-      </w:r>
-    </w:p>
-    <w:p>
-      <w:pPr>
-        <w:pStyle w:val="Normal"/>
-      </w:pPr>
+          <w:sz w:val="24"/>
+          <w:szCs w:val="24"/>
+        </w:rPr>
+      </w:pPr>
+      <w:bookmarkStart w:name="_Toc1764662142" w:id="1044173970"/>
       <w:r>
         <w:rPr>
           <w:rFonts w:ascii="Arial" w:hAnsi="Arial" w:eastAsia="Arial" w:cs="Arial"/>
           <w:b w:val="1"/>
           <w:bCs w:val="1"/>
-        </w:rPr>
-        <w:t>Medical Staff (Future Stakeholders)</w:t>
-      </w:r>
-      <w:r>
-        <w:rPr>
-          <w:rFonts w:ascii="Arial" w:hAnsi="Arial" w:eastAsia="Arial" w:cs="Arial"/>
-        </w:rPr>
-        <w:t xml:space="preserve">: In future iterations, medical doctors and nurses could use the web-based interfaces to </w:t>
-      </w:r>
-      <w:r>
-        <w:rPr>
-          <w:rFonts w:ascii="Arial" w:hAnsi="Arial" w:eastAsia="Arial" w:cs="Arial"/>
-        </w:rPr>
-        <w:t>monitor</w:t>
-      </w:r>
-      <w:r>
-        <w:rPr>
-          <w:rFonts w:ascii="Arial" w:hAnsi="Arial" w:eastAsia="Arial" w:cs="Arial"/>
-        </w:rPr>
-        <w:t xml:space="preserve"> patient health and communicate medical data.</w:t>
-      </w:r>
-    </w:p>
-    <w:p>
-      <w:pPr>
-        <w:pStyle w:val="Normal"/>
-      </w:pPr>
-      <w:r>
-        <w:rPr>
-          <w:rFonts w:ascii="Arial" w:hAnsi="Arial" w:eastAsia="Arial" w:cs="Arial"/>
-        </w:rPr>
-        <w:t xml:space="preserve"> </w:t>
-      </w:r>
-    </w:p>
-    <w:p>
-      <w:pPr>
-        <w:pStyle w:val="Normal"/>
-      </w:pPr>
+          <w:sz w:val="24"/>
+          <w:szCs w:val="24"/>
+        </w:rPr>
+        <w:t xml:space="preserve">2. </w:t>
+      </w:r>
       <w:r>
         <w:rPr>
           <w:rFonts w:ascii="Arial" w:hAnsi="Arial" w:eastAsia="Arial" w:cs="Arial"/>
           <w:b w:val="1"/>
           <w:bCs w:val="1"/>
-        </w:rPr>
-        <w:t>The Project Team</w:t>
-      </w:r>
-      <w:r>
-        <w:rPr>
-          <w:rFonts w:ascii="Arial" w:hAnsi="Arial" w:eastAsia="Arial" w:cs="Arial"/>
-        </w:rPr>
-        <w:t>: The Project Manager (PM) and Requirements Manager (RM) oversee our subgroup to ensure our interfaces integrate correctly with the Server and Device groups.</w:t>
-      </w:r>
+          <w:sz w:val="24"/>
+          <w:szCs w:val="24"/>
+        </w:rPr>
+        <w:t>Problem Statement</w:t>
+      </w:r>
+      <w:bookmarkEnd w:id="1044173970"/>
     </w:p>
     <w:p>
       <w:pPr>
-        <w:pStyle w:val="Normal"/>
-        <w:rPr>
-          <w:rFonts w:ascii="Arial" w:hAnsi="Arial" w:eastAsia="Arial" w:cs="Arial"/>
-        </w:rPr>
-      </w:pPr>
+        <w:spacing w:before="240" w:beforeAutospacing="off" w:after="240" w:afterAutospacing="off"/>
+        <w:rPr>
+          <w:rFonts w:ascii="Arial" w:hAnsi="Arial" w:eastAsia="Arial" w:cs="Arial"/>
+          <w:noProof w:val="0"/>
+          <w:sz w:val="24"/>
+          <w:szCs w:val="24"/>
+          <w:lang w:val="en-US"/>
+        </w:rPr>
+      </w:pPr>
+      <w:r>
+        <w:rPr>
+          <w:rFonts w:ascii="Arial" w:hAnsi="Arial" w:eastAsia="Arial" w:cs="Arial"/>
+          <w:noProof w:val="0"/>
+          <w:sz w:val="24"/>
+          <w:szCs w:val="24"/>
+          <w:lang w:val="en-US"/>
+        </w:rPr>
+        <w:t>Modern smart homes often suffer from fragmented control systems, where each device requires its own application or interface. This creates inconsistency, confusion, and limited accessibility.</w:t>
+      </w:r>
     </w:p>
     <w:p>
       <w:pPr>
-        <w:pStyle w:val="Normal"/>
-        <w:rPr>
-          <w:rFonts w:ascii="Arial" w:hAnsi="Arial" w:eastAsia="Arial" w:cs="Arial"/>
-        </w:rPr>
-      </w:pPr>
+        <w:spacing w:before="240" w:beforeAutospacing="off" w:after="240" w:afterAutospacing="off"/>
+        <w:rPr>
+          <w:rFonts w:ascii="Arial" w:hAnsi="Arial" w:eastAsia="Arial" w:cs="Arial"/>
+          <w:noProof w:val="0"/>
+          <w:sz w:val="24"/>
+          <w:szCs w:val="24"/>
+          <w:lang w:val="en-US"/>
+        </w:rPr>
+      </w:pPr>
+      <w:r>
+        <w:rPr>
+          <w:rFonts w:ascii="Arial" w:hAnsi="Arial" w:eastAsia="Arial" w:cs="Arial"/>
+          <w:noProof w:val="0"/>
+          <w:sz w:val="24"/>
+          <w:szCs w:val="24"/>
+          <w:lang w:val="en-US"/>
+        </w:rPr>
+        <w:t xml:space="preserve">The goal of the Units subgroup is to </w:t>
+      </w:r>
+      <w:r>
+        <w:rPr>
+          <w:rFonts w:ascii="Arial" w:hAnsi="Arial" w:eastAsia="Arial" w:cs="Arial"/>
+          <w:noProof w:val="0"/>
+          <w:sz w:val="24"/>
+          <w:szCs w:val="24"/>
+          <w:lang w:val="en-US"/>
+        </w:rPr>
+        <w:t>establish</w:t>
+      </w:r>
+      <w:r>
+        <w:rPr>
+          <w:rFonts w:ascii="Arial" w:hAnsi="Arial" w:eastAsia="Arial" w:cs="Arial"/>
+          <w:noProof w:val="0"/>
+          <w:sz w:val="24"/>
+          <w:szCs w:val="24"/>
+          <w:lang w:val="en-US"/>
+        </w:rPr>
+        <w:t xml:space="preserve"> a unified, centralized interaction</w:t>
+      </w:r>
+      <w:r>
+        <w:rPr>
+          <w:rFonts w:ascii="Arial" w:hAnsi="Arial" w:eastAsia="Arial" w:cs="Arial"/>
+          <w:noProof w:val="0"/>
+          <w:sz w:val="24"/>
+          <w:szCs w:val="24"/>
+          <w:lang w:val="en-US"/>
+        </w:rPr>
+        <w:t xml:space="preserve"> model where any authorized unit (web or mobile) can control any registered house device through a common server interface.</w:t>
+      </w:r>
     </w:p>
     <w:p>
       <w:pPr>
+        <w:spacing w:before="240" w:beforeAutospacing="off" w:after="240" w:afterAutospacing="off"/>
+        <w:rPr>
+          <w:rFonts w:ascii="Arial" w:hAnsi="Arial" w:eastAsia="Arial" w:cs="Arial"/>
+          <w:noProof w:val="0"/>
+          <w:sz w:val="24"/>
+          <w:szCs w:val="24"/>
+          <w:lang w:val="en-US"/>
+        </w:rPr>
+      </w:pPr>
+      <w:r>
+        <w:rPr>
+          <w:rFonts w:ascii="Arial" w:hAnsi="Arial" w:eastAsia="Arial" w:cs="Arial"/>
+          <w:noProof w:val="0"/>
+          <w:sz w:val="24"/>
+          <w:szCs w:val="24"/>
+          <w:lang w:val="en-US"/>
+        </w:rPr>
+        <w:t>For users with severe physical disabi</w:t>
+      </w:r>
+      <w:r>
+        <w:rPr>
+          <w:rFonts w:ascii="Arial" w:hAnsi="Arial" w:eastAsia="Arial" w:cs="Arial"/>
+          <w:noProof w:val="0"/>
+          <w:sz w:val="24"/>
+          <w:szCs w:val="24"/>
+          <w:lang w:val="en-US"/>
+        </w:rPr>
+        <w:t>lities, t</w:t>
+      </w:r>
+      <w:r>
+        <w:rPr>
+          <w:rFonts w:ascii="Arial" w:hAnsi="Arial" w:eastAsia="Arial" w:cs="Arial"/>
+          <w:noProof w:val="0"/>
+          <w:sz w:val="24"/>
+          <w:szCs w:val="24"/>
+          <w:lang w:val="en-US"/>
+        </w:rPr>
+        <w:t xml:space="preserve">he absence of a simple and centralized interface is not merely inconvenient; it </w:t>
+      </w:r>
+      <w:r>
+        <w:rPr>
+          <w:rFonts w:ascii="Arial" w:hAnsi="Arial" w:eastAsia="Arial" w:cs="Arial"/>
+          <w:noProof w:val="0"/>
+          <w:sz w:val="24"/>
+          <w:szCs w:val="24"/>
+          <w:lang w:val="en-US"/>
+        </w:rPr>
+        <w:t>represents</w:t>
+      </w:r>
+      <w:r>
+        <w:rPr>
+          <w:rFonts w:ascii="Arial" w:hAnsi="Arial" w:eastAsia="Arial" w:cs="Arial"/>
+          <w:noProof w:val="0"/>
+          <w:sz w:val="24"/>
+          <w:szCs w:val="24"/>
+          <w:lang w:val="en-US"/>
+        </w:rPr>
+        <w:t xml:space="preserve"> a barrier to independence and environmental control.</w:t>
+      </w:r>
+    </w:p>
+    <w:p>
+      <w:pPr>
         <w:pStyle w:val="Rubrik2"/>
-        <w:numPr>
-          <w:ilvl w:val="0"/>
-          <w:numId w:val="0"/>
-        </w:numPr>
-        <w:ind w:left="0"/>
+        <w:jc w:val="left"/>
         <w:rPr>
           <w:rFonts w:ascii="Arial" w:hAnsi="Arial" w:eastAsia="Arial" w:cs="Arial"/>
           <w:b w:val="1"/>
           <w:bCs w:val="1"/>
-          <w:noProof w:val="0"/>
-          <w:sz w:val="28"/>
-          <w:szCs w:val="28"/>
-          <w:lang w:val="en-US"/>
-        </w:rPr>
-      </w:pPr>
+          <w:sz w:val="24"/>
+          <w:szCs w:val="24"/>
+        </w:rPr>
+      </w:pPr>
+      <w:bookmarkStart w:name="_Toc1831193039" w:id="775260158"/>
       <w:r>
         <w:rPr>
           <w:rFonts w:ascii="Arial" w:hAnsi="Arial" w:eastAsia="Arial" w:cs="Arial"/>
           <w:b w:val="1"/>
           <w:bCs w:val="1"/>
-          <w:noProof w:val="0"/>
-          <w:sz w:val="28"/>
-          <w:szCs w:val="28"/>
+          <w:sz w:val="24"/>
+          <w:szCs w:val="24"/>
+        </w:rPr>
+        <w:t xml:space="preserve">3. </w:t>
+      </w:r>
+      <w:r>
+        <w:rPr>
+          <w:rFonts w:ascii="Arial" w:hAnsi="Arial" w:eastAsia="Arial" w:cs="Arial"/>
+          <w:b w:val="1"/>
+          <w:bCs w:val="1"/>
+          <w:sz w:val="24"/>
+          <w:szCs w:val="24"/>
+        </w:rPr>
+        <w:t>Vision Statement</w:t>
+      </w:r>
+      <w:bookmarkEnd w:id="775260158"/>
+    </w:p>
+    <w:p>
+      <w:pPr>
+        <w:spacing w:before="240" w:beforeAutospacing="off" w:after="240" w:afterAutospacing="off"/>
+        <w:rPr>
+          <w:rFonts w:ascii="Arial" w:hAnsi="Arial" w:eastAsia="Arial" w:cs="Arial"/>
+          <w:noProof w:val="0"/>
+          <w:sz w:val="24"/>
+          <w:szCs w:val="24"/>
+          <w:lang w:val="en-US"/>
+        </w:rPr>
+      </w:pPr>
+      <w:r>
+        <w:rPr>
+          <w:rFonts w:ascii="Arial" w:hAnsi="Arial" w:eastAsia="Arial" w:cs="Arial"/>
+          <w:noProof w:val="0"/>
+          <w:sz w:val="24"/>
+          <w:szCs w:val="24"/>
+          <w:lang w:val="en-US"/>
+        </w:rPr>
+        <w:t>Our vision is to provide a seamless, accessible, and responsive digital "window" into the Interactive House.</w:t>
+      </w:r>
+      <w:r>
+        <w:rPr>
+          <w:rFonts w:ascii="Arial" w:hAnsi="Arial" w:eastAsia="Arial" w:cs="Arial"/>
+          <w:noProof w:val="0"/>
+          <w:sz w:val="24"/>
+          <w:szCs w:val="24"/>
+          <w:lang w:val="en-US"/>
+        </w:rPr>
+        <w:t xml:space="preserve"> </w:t>
+      </w:r>
+      <w:r>
+        <w:rPr>
+          <w:rFonts w:ascii="Arial" w:hAnsi="Arial" w:eastAsia="Arial" w:cs="Arial"/>
+          <w:noProof w:val="0"/>
+          <w:sz w:val="24"/>
+          <w:szCs w:val="24"/>
+          <w:lang w:val="en-US"/>
+        </w:rPr>
+        <w:t>Through context-dependent communication and real-time synchronization with the server, users will be able to control their environment regardless of device type (web or mobile).</w:t>
+      </w:r>
+      <w:r>
+        <w:rPr>
+          <w:rFonts w:ascii="Arial" w:hAnsi="Arial" w:eastAsia="Arial" w:cs="Arial"/>
+          <w:noProof w:val="0"/>
+          <w:sz w:val="24"/>
+          <w:szCs w:val="24"/>
+          <w:lang w:val="en-US"/>
+        </w:rPr>
+        <w:t xml:space="preserve"> </w:t>
+      </w:r>
+      <w:r>
+        <w:rPr>
+          <w:rFonts w:ascii="Arial" w:hAnsi="Arial" w:eastAsia="Arial" w:cs="Arial"/>
+          <w:noProof w:val="0"/>
+          <w:sz w:val="24"/>
+          <w:szCs w:val="24"/>
+          <w:lang w:val="en-US"/>
+        </w:rPr>
+        <w:t>The system shall adapt to the user's context, ensuring accessibility whether they are seated at a desk, using a mobile device, or confined to a bed.</w:t>
+      </w:r>
+    </w:p>
+    <w:p>
+      <w:pPr>
+        <w:pStyle w:val="Normal"/>
+        <w:rPr>
+          <w:rFonts w:ascii="Arial" w:hAnsi="Arial" w:eastAsia="Arial" w:cs="Arial"/>
+          <w:sz w:val="24"/>
+          <w:szCs w:val="24"/>
+        </w:rPr>
+      </w:pPr>
+    </w:p>
+    <w:p>
+      <w:pPr>
+        <w:pStyle w:val="Rubrik2"/>
+        <w:ind w:left="0"/>
+        <w:rPr>
+          <w:rFonts w:ascii="Arial" w:hAnsi="Arial" w:eastAsia="Arial" w:cs="Arial"/>
+          <w:b w:val="1"/>
+          <w:bCs w:val="1"/>
+          <w:sz w:val="24"/>
+          <w:szCs w:val="24"/>
+        </w:rPr>
+      </w:pPr>
+      <w:bookmarkStart w:name="_Toc519642316" w:id="1751387536"/>
+      <w:r>
+        <w:rPr>
+          <w:rFonts w:ascii="Arial" w:hAnsi="Arial" w:eastAsia="Arial" w:cs="Arial"/>
+          <w:b w:val="1"/>
+          <w:bCs w:val="1"/>
+          <w:sz w:val="24"/>
+          <w:szCs w:val="24"/>
+        </w:rPr>
+        <w:t xml:space="preserve">4. </w:t>
+      </w:r>
+      <w:r>
+        <w:rPr>
+          <w:rFonts w:ascii="Arial" w:hAnsi="Arial" w:eastAsia="Arial" w:cs="Arial"/>
+          <w:b w:val="1"/>
+          <w:bCs w:val="1"/>
+          <w:sz w:val="24"/>
+          <w:szCs w:val="24"/>
+        </w:rPr>
+        <w:t>Subgroup Goals &amp; Scope</w:t>
+      </w:r>
+      <w:bookmarkEnd w:id="1751387536"/>
+    </w:p>
+    <w:p>
+      <w:pPr>
+        <w:pStyle w:val="Normal"/>
+        <w:rPr>
+          <w:rFonts w:ascii="Arial" w:hAnsi="Arial" w:eastAsia="Arial" w:cs="Arial"/>
+          <w:sz w:val="24"/>
+          <w:szCs w:val="24"/>
+        </w:rPr>
+      </w:pPr>
+      <w:r>
+        <w:rPr>
+          <w:rFonts w:ascii="Arial" w:hAnsi="Arial" w:eastAsia="Arial" w:cs="Arial"/>
+          <w:sz w:val="24"/>
+          <w:szCs w:val="24"/>
+        </w:rPr>
+        <w:t>As the Units team, our success</w:t>
+      </w:r>
+      <w:r>
+        <w:rPr>
+          <w:rFonts w:ascii="Arial" w:hAnsi="Arial" w:eastAsia="Arial" w:cs="Arial"/>
+          <w:sz w:val="24"/>
+          <w:szCs w:val="24"/>
+        </w:rPr>
+        <w:t xml:space="preserve"> is measured by the usability and responsiveness of the interfaces.</w:t>
+      </w:r>
+    </w:p>
+    <w:p>
+      <w:pPr>
+        <w:pStyle w:val="Normal"/>
+        <w:rPr>
+          <w:rFonts w:ascii="Arial" w:hAnsi="Arial" w:eastAsia="Arial" w:cs="Arial"/>
+          <w:sz w:val="24"/>
+          <w:szCs w:val="24"/>
+        </w:rPr>
+      </w:pPr>
+    </w:p>
+    <w:p>
+      <w:pPr>
+        <w:pStyle w:val="Normal"/>
+        <w:rPr>
+          <w:rFonts w:ascii="Arial" w:hAnsi="Arial" w:eastAsia="Arial" w:cs="Arial"/>
+          <w:sz w:val="24"/>
+          <w:szCs w:val="24"/>
+        </w:rPr>
+      </w:pPr>
+      <w:r>
+        <w:rPr>
+          <w:rFonts w:ascii="Arial" w:hAnsi="Arial" w:eastAsia="Arial" w:cs="Arial"/>
+          <w:sz w:val="24"/>
+          <w:szCs w:val="24"/>
+        </w:rPr>
+        <w:t xml:space="preserve">Successfully receiving and displaying the software components sent by the server for specific devices like a </w:t>
+      </w:r>
+      <w:r>
+        <w:rPr>
+          <w:rFonts w:ascii="Arial" w:hAnsi="Arial" w:eastAsia="Arial" w:cs="Arial"/>
+          <w:sz w:val="24"/>
+          <w:szCs w:val="24"/>
+        </w:rPr>
+        <w:t>lamp</w:t>
+      </w:r>
+      <w:r>
+        <w:rPr>
+          <w:rFonts w:ascii="Arial" w:hAnsi="Arial" w:eastAsia="Arial" w:cs="Arial"/>
+          <w:sz w:val="24"/>
+          <w:szCs w:val="24"/>
+        </w:rPr>
+        <w:t xml:space="preserve"> ON/OFF toggle</w:t>
+      </w:r>
+      <w:r>
+        <w:rPr>
+          <w:rFonts w:ascii="Arial" w:hAnsi="Arial" w:eastAsia="Arial" w:cs="Arial"/>
+          <w:sz w:val="24"/>
+          <w:szCs w:val="24"/>
+        </w:rPr>
+        <w:t>.</w:t>
+      </w:r>
+    </w:p>
+    <w:p>
+      <w:pPr>
+        <w:pStyle w:val="Normal"/>
+        <w:rPr>
+          <w:rFonts w:ascii="Arial" w:hAnsi="Arial" w:eastAsia="Arial" w:cs="Arial"/>
+          <w:sz w:val="24"/>
+          <w:szCs w:val="24"/>
+        </w:rPr>
+      </w:pPr>
+    </w:p>
+    <w:p>
+      <w:pPr>
+        <w:pStyle w:val="Normal"/>
+        <w:rPr>
+          <w:rFonts w:ascii="Arial" w:hAnsi="Arial" w:eastAsia="Arial" w:cs="Arial"/>
+          <w:sz w:val="24"/>
+          <w:szCs w:val="24"/>
+        </w:rPr>
+      </w:pPr>
+      <w:r>
+        <w:rPr>
+          <w:rFonts w:ascii="Arial" w:hAnsi="Arial" w:eastAsia="Arial" w:cs="Arial"/>
+          <w:sz w:val="24"/>
+          <w:szCs w:val="24"/>
+        </w:rPr>
+        <w:t xml:space="preserve">Ensuring users can see real-time data, such as </w:t>
+      </w:r>
+      <w:r>
+        <w:rPr>
+          <w:rFonts w:ascii="Arial" w:hAnsi="Arial" w:eastAsia="Arial" w:cs="Arial"/>
+          <w:sz w:val="24"/>
+          <w:szCs w:val="24"/>
+        </w:rPr>
+        <w:t>states of the different house components/devices.</w:t>
+      </w:r>
+    </w:p>
+    <w:p>
+      <w:pPr>
+        <w:pStyle w:val="Normal"/>
+        <w:rPr>
+          <w:rFonts w:ascii="Arial" w:hAnsi="Arial" w:eastAsia="Arial" w:cs="Arial"/>
+          <w:sz w:val="24"/>
+          <w:szCs w:val="24"/>
+        </w:rPr>
+      </w:pPr>
+      <w:r>
+        <w:rPr>
+          <w:rFonts w:ascii="Arial" w:hAnsi="Arial" w:eastAsia="Arial" w:cs="Arial"/>
+          <w:sz w:val="24"/>
+          <w:szCs w:val="24"/>
+        </w:rPr>
+        <w:t>While we focus on health care and accessibility, our current implementation excludes the communication of medical data between patients and doctors, focusing strictly on house device control.</w:t>
+      </w:r>
+    </w:p>
+    <w:p>
+      <w:pPr>
+        <w:pStyle w:val="Normal"/>
+        <w:rPr>
+          <w:rFonts w:ascii="Arial" w:hAnsi="Arial" w:eastAsia="Arial" w:cs="Arial"/>
+          <w:sz w:val="24"/>
+          <w:szCs w:val="24"/>
+        </w:rPr>
+      </w:pPr>
+    </w:p>
+    <w:p>
+      <w:pPr>
+        <w:pStyle w:val="Normal"/>
+      </w:pPr>
+      <w:r>
+        <w:rPr>
+          <w:rFonts w:ascii="Arial" w:hAnsi="Arial" w:eastAsia="Arial" w:cs="Arial"/>
+          <w:sz w:val="24"/>
+          <w:szCs w:val="24"/>
+        </w:rPr>
+        <w:t xml:space="preserve">The Units subgroup consists of three developers. We work in parallel with the Server/DB and Device groups. Since we cannot and </w:t>
+      </w:r>
+      <w:r>
+        <w:rPr>
+          <w:rFonts w:ascii="Arial" w:hAnsi="Arial" w:eastAsia="Arial" w:cs="Arial"/>
+          <w:sz w:val="24"/>
+          <w:szCs w:val="24"/>
+        </w:rPr>
+        <w:t>shouldn’t</w:t>
+      </w:r>
+      <w:r>
+        <w:rPr>
+          <w:rFonts w:ascii="Arial" w:hAnsi="Arial" w:eastAsia="Arial" w:cs="Arial"/>
+          <w:sz w:val="24"/>
+          <w:szCs w:val="24"/>
+        </w:rPr>
+        <w:t xml:space="preserve"> wait for the other teams to finish, we will simulate the server environment and negotiate communication protocols with the other subgroups to ensure our interfaces work correctly during final integration.</w:t>
+      </w:r>
+    </w:p>
+    <w:p>
+      <w:pPr>
+        <w:pStyle w:val="Normal"/>
+        <w:rPr>
+          <w:rFonts w:ascii="Arial" w:hAnsi="Arial" w:eastAsia="Arial" w:cs="Arial"/>
+          <w:sz w:val="24"/>
+          <w:szCs w:val="24"/>
+        </w:rPr>
+      </w:pPr>
+    </w:p>
+    <w:p>
+      <w:pPr>
+        <w:pStyle w:val="Rubrik2"/>
+        <w:ind w:left="0"/>
+        <w:rPr>
+          <w:rFonts w:ascii="Arial" w:hAnsi="Arial" w:eastAsia="Arial" w:cs="Arial"/>
+          <w:b w:val="1"/>
+          <w:bCs w:val="1"/>
+          <w:sz w:val="24"/>
+          <w:szCs w:val="24"/>
+        </w:rPr>
+      </w:pPr>
+      <w:bookmarkStart w:name="_Toc197096820" w:id="537006070"/>
+      <w:r>
+        <w:rPr>
+          <w:rFonts w:ascii="Arial" w:hAnsi="Arial" w:eastAsia="Arial" w:cs="Arial"/>
+          <w:b w:val="1"/>
+          <w:bCs w:val="1"/>
+          <w:sz w:val="24"/>
+          <w:szCs w:val="24"/>
+        </w:rPr>
+        <w:t xml:space="preserve">5. </w:t>
+      </w:r>
+      <w:r>
+        <w:rPr>
+          <w:rFonts w:ascii="Arial" w:hAnsi="Arial" w:eastAsia="Arial" w:cs="Arial"/>
+          <w:b w:val="1"/>
+          <w:bCs w:val="1"/>
+          <w:sz w:val="24"/>
+          <w:szCs w:val="24"/>
+        </w:rPr>
+        <w:t>Stakeholders</w:t>
+      </w:r>
+      <w:bookmarkEnd w:id="537006070"/>
+    </w:p>
+    <w:p>
+      <w:pPr>
+        <w:pStyle w:val="Normal"/>
+        <w:rPr>
+          <w:rFonts w:ascii="Arial" w:hAnsi="Arial" w:eastAsia="Arial" w:cs="Arial"/>
+          <w:sz w:val="24"/>
+          <w:szCs w:val="24"/>
+        </w:rPr>
+      </w:pPr>
+      <w:r>
+        <w:rPr>
+          <w:rFonts w:ascii="Arial" w:hAnsi="Arial" w:eastAsia="Arial" w:cs="Arial"/>
+          <w:sz w:val="24"/>
+          <w:szCs w:val="24"/>
+        </w:rPr>
+        <w:t>Our stakeholders are divided into those we report to and those we design for:</w:t>
+      </w:r>
+    </w:p>
+    <w:p>
+      <w:pPr>
+        <w:pStyle w:val="Normal"/>
+        <w:rPr>
+          <w:rFonts w:ascii="Arial" w:hAnsi="Arial" w:eastAsia="Arial" w:cs="Arial"/>
+          <w:sz w:val="24"/>
+          <w:szCs w:val="24"/>
+        </w:rPr>
+      </w:pPr>
+      <w:r>
+        <w:rPr>
+          <w:rFonts w:ascii="Arial" w:hAnsi="Arial" w:eastAsia="Arial" w:cs="Arial"/>
+          <w:sz w:val="24"/>
+          <w:szCs w:val="24"/>
+        </w:rPr>
+        <w:t xml:space="preserve"> </w:t>
+      </w:r>
+    </w:p>
+    <w:p>
+      <w:pPr>
+        <w:pStyle w:val="Normal"/>
+        <w:rPr>
+          <w:rFonts w:ascii="Arial" w:hAnsi="Arial" w:eastAsia="Arial" w:cs="Arial"/>
+          <w:sz w:val="24"/>
+          <w:szCs w:val="24"/>
+        </w:rPr>
+      </w:pPr>
+      <w:r>
+        <w:rPr>
+          <w:rFonts w:ascii="Arial" w:hAnsi="Arial" w:eastAsia="Arial" w:cs="Arial"/>
+          <w:b w:val="1"/>
+          <w:bCs w:val="1"/>
+          <w:sz w:val="24"/>
+          <w:szCs w:val="24"/>
+        </w:rPr>
+        <w:t xml:space="preserve">Teachers (The Customers): </w:t>
+      </w:r>
+      <w:r>
+        <w:rPr>
+          <w:rFonts w:ascii="Arial" w:hAnsi="Arial" w:eastAsia="Arial" w:cs="Arial"/>
+          <w:sz w:val="24"/>
+          <w:szCs w:val="24"/>
+        </w:rPr>
+        <w:t xml:space="preserve">Within the project organization, the teachers act as </w:t>
+      </w:r>
+      <w:r>
+        <w:rPr>
+          <w:rFonts w:ascii="Arial" w:hAnsi="Arial" w:eastAsia="Arial" w:cs="Arial"/>
+          <w:sz w:val="24"/>
+          <w:szCs w:val="24"/>
+        </w:rPr>
+        <w:t>the Super</w:t>
+      </w:r>
+      <w:r>
+        <w:rPr>
+          <w:rFonts w:ascii="Arial" w:hAnsi="Arial" w:eastAsia="Arial" w:cs="Arial"/>
+          <w:sz w:val="24"/>
+          <w:szCs w:val="24"/>
+        </w:rPr>
+        <w:t xml:space="preserve"> Project Managers and primary customers. The Units subgroup must present progress to them every two weeks and deliver a final report and presentation at the end of the course.</w:t>
+      </w:r>
+    </w:p>
+    <w:p>
+      <w:pPr>
+        <w:pStyle w:val="Normal"/>
+        <w:rPr>
+          <w:rFonts w:ascii="Arial" w:hAnsi="Arial" w:eastAsia="Arial" w:cs="Arial"/>
+          <w:sz w:val="24"/>
+          <w:szCs w:val="24"/>
+        </w:rPr>
+      </w:pPr>
+      <w:r>
+        <w:rPr>
+          <w:rFonts w:ascii="Arial" w:hAnsi="Arial" w:eastAsia="Arial" w:cs="Arial"/>
+          <w:sz w:val="24"/>
+          <w:szCs w:val="24"/>
+        </w:rPr>
+        <w:t xml:space="preserve"> </w:t>
+      </w:r>
+    </w:p>
+    <w:p>
+      <w:pPr>
+        <w:pStyle w:val="Normal"/>
+        <w:rPr>
+          <w:rFonts w:ascii="Arial" w:hAnsi="Arial" w:eastAsia="Arial" w:cs="Arial"/>
+          <w:sz w:val="24"/>
+          <w:szCs w:val="24"/>
+        </w:rPr>
+      </w:pPr>
+      <w:r>
+        <w:rPr>
+          <w:rFonts w:ascii="Arial" w:hAnsi="Arial" w:eastAsia="Arial" w:cs="Arial"/>
+          <w:b w:val="1"/>
+          <w:bCs w:val="1"/>
+          <w:sz w:val="24"/>
+          <w:szCs w:val="24"/>
+        </w:rPr>
+        <w:t xml:space="preserve">Persons with Disabilities (Target Users): </w:t>
+      </w:r>
+      <w:r>
+        <w:rPr>
+          <w:rFonts w:ascii="Arial" w:hAnsi="Arial" w:eastAsia="Arial" w:cs="Arial"/>
+          <w:sz w:val="24"/>
+          <w:szCs w:val="24"/>
+        </w:rPr>
+        <w:t xml:space="preserve">While the </w:t>
+      </w:r>
+      <w:r>
+        <w:rPr>
+          <w:rFonts w:ascii="Arial" w:hAnsi="Arial" w:eastAsia="Arial" w:cs="Arial"/>
+          <w:sz w:val="24"/>
+          <w:szCs w:val="24"/>
+        </w:rPr>
+        <w:t>general public</w:t>
+      </w:r>
+      <w:r>
+        <w:rPr>
+          <w:rFonts w:ascii="Arial" w:hAnsi="Arial" w:eastAsia="Arial" w:cs="Arial"/>
+          <w:sz w:val="24"/>
+          <w:szCs w:val="24"/>
+        </w:rPr>
+        <w:t xml:space="preserve"> can use the system, our primary design focus is on individuals with high grades of disabilities who may be bounded to a bed or wheelchair. Our goal is to increase their </w:t>
+      </w:r>
+      <w:r>
+        <w:rPr>
+          <w:rFonts w:ascii="Arial" w:hAnsi="Arial" w:eastAsia="Arial" w:cs="Arial"/>
+          <w:sz w:val="24"/>
+          <w:szCs w:val="24"/>
+        </w:rPr>
+        <w:t>independence</w:t>
+      </w:r>
+      <w:r>
+        <w:rPr>
+          <w:rFonts w:ascii="Arial" w:hAnsi="Arial" w:eastAsia="Arial" w:cs="Arial"/>
+          <w:sz w:val="24"/>
+          <w:szCs w:val="24"/>
+        </w:rPr>
+        <w:t xml:space="preserve"> and self-control.</w:t>
+      </w:r>
+    </w:p>
+    <w:p>
+      <w:pPr>
+        <w:pStyle w:val="Normal"/>
+        <w:rPr>
+          <w:rFonts w:ascii="Arial" w:hAnsi="Arial" w:eastAsia="Arial" w:cs="Arial"/>
+          <w:sz w:val="24"/>
+          <w:szCs w:val="24"/>
+        </w:rPr>
+      </w:pPr>
+      <w:r>
+        <w:rPr>
+          <w:rFonts w:ascii="Arial" w:hAnsi="Arial" w:eastAsia="Arial" w:cs="Arial"/>
+          <w:sz w:val="24"/>
+          <w:szCs w:val="24"/>
+        </w:rPr>
+        <w:t xml:space="preserve"> </w:t>
+      </w:r>
+    </w:p>
+    <w:p>
+      <w:pPr>
+        <w:pStyle w:val="Normal"/>
+        <w:rPr>
+          <w:rFonts w:ascii="Arial" w:hAnsi="Arial" w:eastAsia="Arial" w:cs="Arial"/>
+          <w:sz w:val="24"/>
+          <w:szCs w:val="24"/>
+        </w:rPr>
+      </w:pPr>
+      <w:r>
+        <w:rPr>
+          <w:rFonts w:ascii="Arial" w:hAnsi="Arial" w:eastAsia="Arial" w:cs="Arial"/>
+          <w:b w:val="1"/>
+          <w:bCs w:val="1"/>
+          <w:sz w:val="24"/>
+          <w:szCs w:val="24"/>
+        </w:rPr>
+        <w:t>Medical Staff (Future Stakeholders)</w:t>
+      </w:r>
+      <w:r>
+        <w:rPr>
+          <w:rFonts w:ascii="Arial" w:hAnsi="Arial" w:eastAsia="Arial" w:cs="Arial"/>
+          <w:sz w:val="24"/>
+          <w:szCs w:val="24"/>
+        </w:rPr>
+        <w:t xml:space="preserve">: In future iterations, medical doctors and nurses could use the web-based interfaces to </w:t>
+      </w:r>
+      <w:r>
+        <w:rPr>
+          <w:rFonts w:ascii="Arial" w:hAnsi="Arial" w:eastAsia="Arial" w:cs="Arial"/>
+          <w:sz w:val="24"/>
+          <w:szCs w:val="24"/>
+        </w:rPr>
+        <w:t>monitor</w:t>
+      </w:r>
+      <w:r>
+        <w:rPr>
+          <w:rFonts w:ascii="Arial" w:hAnsi="Arial" w:eastAsia="Arial" w:cs="Arial"/>
+          <w:sz w:val="24"/>
+          <w:szCs w:val="24"/>
+        </w:rPr>
+        <w:t xml:space="preserve"> patient health and communicate medical data.</w:t>
+      </w:r>
+    </w:p>
+    <w:p>
+      <w:pPr>
+        <w:pStyle w:val="Normal"/>
+        <w:rPr>
+          <w:rFonts w:ascii="Arial" w:hAnsi="Arial" w:eastAsia="Arial" w:cs="Arial"/>
+          <w:sz w:val="24"/>
+          <w:szCs w:val="24"/>
+        </w:rPr>
+      </w:pPr>
+      <w:r>
+        <w:rPr>
+          <w:rFonts w:ascii="Arial" w:hAnsi="Arial" w:eastAsia="Arial" w:cs="Arial"/>
+          <w:sz w:val="24"/>
+          <w:szCs w:val="24"/>
+        </w:rPr>
+        <w:t xml:space="preserve"> </w:t>
+      </w:r>
+    </w:p>
+    <w:p>
+      <w:pPr>
+        <w:pStyle w:val="Normal"/>
+        <w:rPr>
+          <w:rFonts w:ascii="Arial" w:hAnsi="Arial" w:eastAsia="Arial" w:cs="Arial"/>
+          <w:sz w:val="24"/>
+          <w:szCs w:val="24"/>
+        </w:rPr>
+      </w:pPr>
+      <w:r>
+        <w:rPr>
+          <w:rFonts w:ascii="Arial" w:hAnsi="Arial" w:eastAsia="Arial" w:cs="Arial"/>
+          <w:b w:val="1"/>
+          <w:bCs w:val="1"/>
+          <w:sz w:val="24"/>
+          <w:szCs w:val="24"/>
+        </w:rPr>
+        <w:t>The Project Team</w:t>
+      </w:r>
+      <w:r>
+        <w:rPr>
+          <w:rFonts w:ascii="Arial" w:hAnsi="Arial" w:eastAsia="Arial" w:cs="Arial"/>
+          <w:sz w:val="24"/>
+          <w:szCs w:val="24"/>
+        </w:rPr>
+        <w:t>: The Project Manager (PM) and Requirements Manager (RM) oversee our subgroup to ensure our interfaces integrate correctly with the Server and Device groups.</w:t>
+      </w:r>
+    </w:p>
+    <w:p>
+      <w:pPr>
+        <w:pStyle w:val="Normal"/>
+        <w:ind/>
+        <w:rPr>
+          <w:rFonts w:ascii="Arial" w:hAnsi="Arial" w:eastAsia="Arial" w:cs="Arial"/>
+          <w:sz w:val="24"/>
+          <w:szCs w:val="24"/>
+        </w:rPr>
+      </w:pPr>
+    </w:p>
+    <w:p>
+      <w:pPr>
+        <w:ind/>
+      </w:pPr>
+      <w:r>
+        <w:br w:type="page"/>
+      </w:r>
+    </w:p>
+    <w:p>
+      <w:pPr>
+        <w:pStyle w:val="Rubrik2"/>
+        <w:ind/>
+        <w:rPr>
+          <w:rFonts w:ascii="Arial" w:hAnsi="Arial" w:eastAsia="Arial" w:cs="Arial"/>
+          <w:b w:val="1"/>
+          <w:bCs w:val="1"/>
+          <w:noProof w:val="0"/>
+          <w:sz w:val="24"/>
+          <w:szCs w:val="24"/>
+          <w:lang w:val="en-US"/>
+        </w:rPr>
+      </w:pPr>
+      <w:bookmarkStart w:name="_Toc1636662117" w:id="1900977825"/>
+      <w:r>
+        <w:rPr>
+          <w:rFonts w:ascii="Arial" w:hAnsi="Arial" w:eastAsia="Arial" w:cs="Arial"/>
+          <w:b w:val="1"/>
+          <w:bCs w:val="1"/>
+          <w:noProof w:val="0"/>
+          <w:sz w:val="24"/>
+          <w:szCs w:val="24"/>
           <w:lang w:val="en-US"/>
         </w:rPr>
         <w:t>6. Web Interface Perspective</w:t>
       </w:r>
+      <w:bookmarkEnd w:id="1900977825"/>
     </w:p>
     <w:p>
       <w:pPr>
@@ -1394,56 +2239,60 @@
         <w:rPr>
           <w:rFonts w:ascii="Arial" w:hAnsi="Arial" w:eastAsia="Arial" w:cs="Arial"/>
           <w:noProof w:val="0"/>
-          <w:sz w:val="20"/>
-          <w:szCs w:val="20"/>
-          <w:lang w:val="en-US"/>
-        </w:rPr>
-      </w:pPr>
-      <w:r>
-        <w:rPr>
-          <w:rFonts w:ascii="Arial" w:hAnsi="Arial" w:eastAsia="Arial" w:cs="Arial"/>
-          <w:noProof w:val="0"/>
-          <w:sz w:val="20"/>
-          <w:szCs w:val="20"/>
+          <w:sz w:val="24"/>
+          <w:szCs w:val="24"/>
+          <w:lang w:val="en-US"/>
+        </w:rPr>
+      </w:pPr>
+      <w:r>
+        <w:rPr>
+          <w:rFonts w:ascii="Arial" w:hAnsi="Arial" w:eastAsia="Arial" w:cs="Arial"/>
+          <w:noProof w:val="0"/>
+          <w:sz w:val="24"/>
+          <w:szCs w:val="24"/>
           <w:lang w:val="en-US"/>
         </w:rPr>
         <w:t>From a Web development perspective, the Interactive House Web Client serves as the primary control dashboard for desktop and laptop users.</w:t>
+      </w:r>
+      <w:r>
+        <w:rPr>
+          <w:rFonts w:ascii="Arial" w:hAnsi="Arial" w:eastAsia="Arial" w:cs="Arial"/>
+          <w:noProof w:val="0"/>
+          <w:sz w:val="24"/>
+          <w:szCs w:val="24"/>
+          <w:lang w:val="en-US"/>
+        </w:rPr>
+        <w:t xml:space="preserve"> </w:t>
+      </w:r>
+      <w:r>
+        <w:rPr>
+          <w:rFonts w:ascii="Arial" w:hAnsi="Arial" w:eastAsia="Arial" w:cs="Arial"/>
+          <w:noProof w:val="0"/>
+          <w:sz w:val="24"/>
+          <w:szCs w:val="24"/>
+          <w:lang w:val="en-US"/>
+        </w:rPr>
+        <w:t>The Web Interface provides a real-time dashboard for controlling smart home devices and monitoring sensor data through cloud-based synchronization.</w:t>
       </w:r>
     </w:p>
     <w:p>
       <w:pPr>
         <w:pStyle w:val="Normal"/>
         <w:spacing w:before="240" w:beforeAutospacing="off" w:after="240" w:afterAutospacing="off"/>
-      </w:pPr>
-      <w:r>
-        <w:rPr>
-          <w:rFonts w:ascii="Arial" w:hAnsi="Arial" w:eastAsia="Arial" w:cs="Arial"/>
-          <w:noProof w:val="0"/>
-          <w:sz w:val="20"/>
-          <w:szCs w:val="20"/>
-          <w:lang w:val="en-US"/>
-        </w:rPr>
-        <w:t>The Web Interface provides a real-time dashboard for controlling smart home devices and monitoring sensor data through cloud-based synchronization.</w:t>
-      </w:r>
-    </w:p>
-    <w:p>
-      <w:pPr>
-        <w:pStyle w:val="Normal"/>
-        <w:spacing w:before="240" w:beforeAutospacing="off" w:after="240" w:afterAutospacing="off"/>
-        <w:rPr>
-          <w:rFonts w:ascii="Arial" w:hAnsi="Arial" w:eastAsia="Arial" w:cs="Arial"/>
-          <w:noProof w:val="0"/>
-          <w:sz w:val="20"/>
-          <w:szCs w:val="20"/>
-          <w:lang w:val="en-US"/>
-        </w:rPr>
-      </w:pPr>
-      <w:r>
-        <w:rPr>
-          <w:rFonts w:ascii="Arial" w:hAnsi="Arial" w:eastAsia="Arial" w:cs="Arial"/>
-          <w:noProof w:val="0"/>
-          <w:sz w:val="20"/>
-          <w:szCs w:val="20"/>
+        <w:rPr>
+          <w:rFonts w:ascii="Arial" w:hAnsi="Arial" w:eastAsia="Arial" w:cs="Arial"/>
+          <w:noProof w:val="0"/>
+          <w:sz w:val="24"/>
+          <w:szCs w:val="24"/>
+          <w:lang w:val="en-US"/>
+        </w:rPr>
+      </w:pPr>
+      <w:r>
+        <w:rPr>
+          <w:rFonts w:ascii="Arial" w:hAnsi="Arial" w:eastAsia="Arial" w:cs="Arial"/>
+          <w:noProof w:val="0"/>
+          <w:sz w:val="24"/>
+          <w:szCs w:val="24"/>
           <w:lang w:val="en-US"/>
         </w:rPr>
         <w:t>The Web interface is designed using modern browser technologies (Next.js + Firebase) and focuses on:</w:t>
@@ -1460,17 +2309,17 @@
         <w:rPr>
           <w:rFonts w:ascii="Arial" w:hAnsi="Arial" w:eastAsia="Arial" w:cs="Arial"/>
           <w:noProof w:val="0"/>
-          <w:sz w:val="20"/>
-          <w:szCs w:val="20"/>
-          <w:lang w:val="en-US"/>
-        </w:rPr>
-      </w:pPr>
-      <w:r>
-        <w:rPr>
-          <w:rFonts w:ascii="Arial" w:hAnsi="Arial" w:eastAsia="Arial" w:cs="Arial"/>
-          <w:noProof w:val="0"/>
-          <w:sz w:val="20"/>
-          <w:szCs w:val="20"/>
+          <w:sz w:val="24"/>
+          <w:szCs w:val="24"/>
+          <w:lang w:val="en-US"/>
+        </w:rPr>
+      </w:pPr>
+      <w:r>
+        <w:rPr>
+          <w:rFonts w:ascii="Arial" w:hAnsi="Arial" w:eastAsia="Arial" w:cs="Arial"/>
+          <w:noProof w:val="0"/>
+          <w:sz w:val="24"/>
+          <w:szCs w:val="24"/>
           <w:lang w:val="en-US"/>
         </w:rPr>
         <w:t>Secure user authentication</w:t>
@@ -1487,17 +2336,17 @@
         <w:rPr>
           <w:rFonts w:ascii="Arial" w:hAnsi="Arial" w:eastAsia="Arial" w:cs="Arial"/>
           <w:noProof w:val="0"/>
-          <w:sz w:val="20"/>
-          <w:szCs w:val="20"/>
-          <w:lang w:val="en-US"/>
-        </w:rPr>
-      </w:pPr>
-      <w:r>
-        <w:rPr>
-          <w:rFonts w:ascii="Arial" w:hAnsi="Arial" w:eastAsia="Arial" w:cs="Arial"/>
-          <w:noProof w:val="0"/>
-          <w:sz w:val="20"/>
-          <w:szCs w:val="20"/>
+          <w:sz w:val="24"/>
+          <w:szCs w:val="24"/>
+          <w:lang w:val="en-US"/>
+        </w:rPr>
+      </w:pPr>
+      <w:r>
+        <w:rPr>
+          <w:rFonts w:ascii="Arial" w:hAnsi="Arial" w:eastAsia="Arial" w:cs="Arial"/>
+          <w:noProof w:val="0"/>
+          <w:sz w:val="24"/>
+          <w:szCs w:val="24"/>
           <w:lang w:val="en-US"/>
         </w:rPr>
         <w:t>Real-time device state synchronization</w:t>
@@ -1514,17 +2363,17 @@
         <w:rPr>
           <w:rFonts w:ascii="Arial" w:hAnsi="Arial" w:eastAsia="Arial" w:cs="Arial"/>
           <w:noProof w:val="0"/>
-          <w:sz w:val="20"/>
-          <w:szCs w:val="20"/>
-          <w:lang w:val="en-US"/>
-        </w:rPr>
-      </w:pPr>
-      <w:r>
-        <w:rPr>
-          <w:rFonts w:ascii="Arial" w:hAnsi="Arial" w:eastAsia="Arial" w:cs="Arial"/>
-          <w:noProof w:val="0"/>
-          <w:sz w:val="20"/>
-          <w:szCs w:val="20"/>
+          <w:sz w:val="24"/>
+          <w:szCs w:val="24"/>
+          <w:lang w:val="en-US"/>
+        </w:rPr>
+      </w:pPr>
+      <w:r>
+        <w:rPr>
+          <w:rFonts w:ascii="Arial" w:hAnsi="Arial" w:eastAsia="Arial" w:cs="Arial"/>
+          <w:noProof w:val="0"/>
+          <w:sz w:val="24"/>
+          <w:szCs w:val="24"/>
           <w:lang w:val="en-US"/>
         </w:rPr>
         <w:t>Dynamic rendering of UI components received from the server</w:t>
@@ -1541,17 +2390,17 @@
         <w:rPr>
           <w:rFonts w:ascii="Arial" w:hAnsi="Arial" w:eastAsia="Arial" w:cs="Arial"/>
           <w:noProof w:val="0"/>
-          <w:sz w:val="20"/>
-          <w:szCs w:val="20"/>
-          <w:lang w:val="en-US"/>
-        </w:rPr>
-      </w:pPr>
-      <w:r>
-        <w:rPr>
-          <w:rFonts w:ascii="Arial" w:hAnsi="Arial" w:eastAsia="Arial" w:cs="Arial"/>
-          <w:noProof w:val="0"/>
-          <w:sz w:val="20"/>
-          <w:szCs w:val="20"/>
+          <w:sz w:val="24"/>
+          <w:szCs w:val="24"/>
+          <w:lang w:val="en-US"/>
+        </w:rPr>
+      </w:pPr>
+      <w:r>
+        <w:rPr>
+          <w:rFonts w:ascii="Arial" w:hAnsi="Arial" w:eastAsia="Arial" w:cs="Arial"/>
+          <w:noProof w:val="0"/>
+          <w:sz w:val="24"/>
+          <w:szCs w:val="24"/>
           <w:lang w:val="en-US"/>
         </w:rPr>
         <w:t>Responsive layout for different screen sizes</w:t>
@@ -1559,11 +2408,666 @@
     </w:p>
     <w:p>
       <w:pPr>
+        <w:pStyle w:val="Rubrik2"/>
+        <w:suppressLineNumbers w:val="0"/>
+        <w:bidi w:val="0"/>
+        <w:spacing w:before="160" w:beforeAutospacing="off" w:after="80" w:afterAutospacing="off" w:line="240" w:lineRule="atLeast"/>
+        <w:ind w:left="0" w:right="0"/>
+        <w:jc w:val="left"/>
+        <w:rPr>
+          <w:rFonts w:ascii="Arial" w:hAnsi="Arial" w:eastAsia="Arial" w:cs="Arial"/>
+          <w:b w:val="1"/>
+          <w:bCs w:val="1"/>
+          <w:noProof w:val="0"/>
+          <w:sz w:val="24"/>
+          <w:szCs w:val="24"/>
+          <w:lang w:val="en-US"/>
+        </w:rPr>
+      </w:pPr>
+      <w:bookmarkStart w:name="_Toc66918426" w:id="1042936409"/>
+      <w:r>
+        <w:rPr>
+          <w:rFonts w:ascii="Arial" w:hAnsi="Arial" w:eastAsia="Arial" w:cs="Arial"/>
+          <w:b w:val="1"/>
+          <w:bCs w:val="1"/>
+          <w:noProof w:val="0"/>
+          <w:sz w:val="24"/>
+          <w:szCs w:val="24"/>
+          <w:lang w:val="en-US"/>
+        </w:rPr>
+        <w:t>7</w:t>
+      </w:r>
+      <w:r>
+        <w:rPr>
+          <w:rFonts w:ascii="Arial" w:hAnsi="Arial" w:eastAsia="Arial" w:cs="Arial"/>
+          <w:b w:val="1"/>
+          <w:bCs w:val="1"/>
+          <w:noProof w:val="0"/>
+          <w:sz w:val="24"/>
+          <w:szCs w:val="24"/>
+          <w:lang w:val="en-US"/>
+        </w:rPr>
+        <w:t xml:space="preserve">. </w:t>
+      </w:r>
+      <w:r>
+        <w:rPr>
+          <w:rFonts w:ascii="Arial" w:hAnsi="Arial" w:eastAsia="Arial" w:cs="Arial"/>
+          <w:b w:val="1"/>
+          <w:bCs w:val="1"/>
+          <w:noProof w:val="0"/>
+          <w:sz w:val="24"/>
+          <w:szCs w:val="24"/>
+          <w:lang w:val="en-US"/>
+        </w:rPr>
+        <w:t>Mobile</w:t>
+      </w:r>
+      <w:r>
+        <w:rPr>
+          <w:rFonts w:ascii="Arial" w:hAnsi="Arial" w:eastAsia="Arial" w:cs="Arial"/>
+          <w:b w:val="1"/>
+          <w:bCs w:val="1"/>
+          <w:noProof w:val="0"/>
+          <w:sz w:val="24"/>
+          <w:szCs w:val="24"/>
+          <w:lang w:val="en-US"/>
+        </w:rPr>
+        <w:t xml:space="preserve"> </w:t>
+      </w:r>
+      <w:r>
+        <w:rPr>
+          <w:rFonts w:ascii="Arial" w:hAnsi="Arial" w:eastAsia="Arial" w:cs="Arial"/>
+          <w:b w:val="1"/>
+          <w:bCs w:val="1"/>
+          <w:noProof w:val="0"/>
+          <w:sz w:val="24"/>
+          <w:szCs w:val="24"/>
+          <w:lang w:val="en-US"/>
+        </w:rPr>
+        <w:t xml:space="preserve">App </w:t>
+      </w:r>
+      <w:r>
+        <w:rPr>
+          <w:rFonts w:ascii="Arial" w:hAnsi="Arial" w:eastAsia="Arial" w:cs="Arial"/>
+          <w:b w:val="1"/>
+          <w:bCs w:val="1"/>
+          <w:noProof w:val="0"/>
+          <w:sz w:val="24"/>
+          <w:szCs w:val="24"/>
+          <w:lang w:val="en-US"/>
+        </w:rPr>
+        <w:t>Perspective</w:t>
+      </w:r>
+      <w:bookmarkEnd w:id="1042936409"/>
+    </w:p>
+    <w:p>
+      <w:pPr>
         <w:pStyle w:val="Normal"/>
-        <w:rPr>
-          <w:rFonts w:ascii="Arial" w:hAnsi="Arial" w:eastAsia="Arial" w:cs="Arial"/>
-        </w:rPr>
-      </w:pPr>
+        <w:bidi w:val="0"/>
+        <w:rPr>
+          <w:rFonts w:ascii="Arial" w:hAnsi="Arial" w:eastAsia="Arial" w:cs="Arial"/>
+          <w:noProof w:val="0"/>
+          <w:sz w:val="24"/>
+          <w:szCs w:val="24"/>
+          <w:lang w:val="en-US"/>
+        </w:rPr>
+      </w:pPr>
+      <w:r>
+        <w:rPr>
+          <w:rFonts w:ascii="Arial" w:hAnsi="Arial" w:eastAsia="Arial" w:cs="Arial"/>
+          <w:noProof w:val="0"/>
+          <w:sz w:val="24"/>
+          <w:szCs w:val="24"/>
+          <w:lang w:val="en-US"/>
+        </w:rPr>
+        <w:t>From a Mobile development perspective, the Interactive House Mobile application serves as the portable, gesture-driven control hub for users on Android and iOS.</w:t>
+      </w:r>
+    </w:p>
+    <w:p>
+      <w:pPr>
+        <w:pStyle w:val="Normal"/>
+        <w:bidi w:val="0"/>
+        <w:rPr>
+          <w:rFonts w:ascii="Arial" w:hAnsi="Arial" w:eastAsia="Arial" w:cs="Arial"/>
+          <w:noProof w:val="0"/>
+          <w:sz w:val="24"/>
+          <w:szCs w:val="24"/>
+          <w:lang w:val="en-US"/>
+        </w:rPr>
+      </w:pPr>
+      <w:r>
+        <w:rPr>
+          <w:rFonts w:ascii="Arial" w:hAnsi="Arial" w:eastAsia="Arial" w:cs="Arial"/>
+          <w:noProof w:val="0"/>
+          <w:sz w:val="24"/>
+          <w:szCs w:val="24"/>
+          <w:lang w:val="en-US"/>
+        </w:rPr>
+        <w:t xml:space="preserve"> </w:t>
+      </w:r>
+    </w:p>
+    <w:p>
+      <w:pPr>
+        <w:pStyle w:val="Normal"/>
+        <w:bidi w:val="0"/>
+        <w:rPr>
+          <w:rFonts w:ascii="Arial" w:hAnsi="Arial" w:eastAsia="Arial" w:cs="Arial"/>
+          <w:noProof w:val="0"/>
+          <w:sz w:val="24"/>
+          <w:szCs w:val="24"/>
+          <w:lang w:val="en-US"/>
+        </w:rPr>
+      </w:pPr>
+      <w:r>
+        <w:rPr>
+          <w:rFonts w:ascii="Arial" w:hAnsi="Arial" w:eastAsia="Arial" w:cs="Arial"/>
+          <w:noProof w:val="0"/>
+          <w:sz w:val="24"/>
+          <w:szCs w:val="24"/>
+          <w:lang w:val="en-US"/>
+        </w:rPr>
+        <w:t>The Mobile interface provides a</w:t>
+      </w:r>
+      <w:r>
+        <w:rPr>
+          <w:rFonts w:ascii="Arial" w:hAnsi="Arial" w:eastAsia="Arial" w:cs="Arial"/>
+          <w:noProof w:val="0"/>
+          <w:sz w:val="24"/>
+          <w:szCs w:val="24"/>
+          <w:lang w:val="en-US"/>
+        </w:rPr>
+        <w:t xml:space="preserve"> fun and </w:t>
+      </w:r>
+      <w:r>
+        <w:rPr>
+          <w:rFonts w:ascii="Arial" w:hAnsi="Arial" w:eastAsia="Arial" w:cs="Arial"/>
+          <w:noProof w:val="0"/>
+          <w:sz w:val="24"/>
+          <w:szCs w:val="24"/>
+          <w:lang w:val="en-US"/>
+        </w:rPr>
+        <w:t xml:space="preserve">great </w:t>
+      </w:r>
+      <w:r>
+        <w:rPr>
+          <w:rFonts w:ascii="Arial" w:hAnsi="Arial" w:eastAsia="Arial" w:cs="Arial"/>
+          <w:noProof w:val="0"/>
+          <w:sz w:val="24"/>
+          <w:szCs w:val="24"/>
+          <w:lang w:val="en-US"/>
+        </w:rPr>
+        <w:t>experience</w:t>
+      </w:r>
+      <w:r>
+        <w:rPr>
+          <w:rFonts w:ascii="Arial" w:hAnsi="Arial" w:eastAsia="Arial" w:cs="Arial"/>
+          <w:noProof w:val="0"/>
+          <w:sz w:val="24"/>
+          <w:szCs w:val="24"/>
+          <w:lang w:val="en-US"/>
+        </w:rPr>
+        <w:t xml:space="preserve"> for interacting with smart home hardware, </w:t>
+      </w:r>
+      <w:r>
+        <w:rPr>
+          <w:rFonts w:ascii="Arial" w:hAnsi="Arial" w:eastAsia="Arial" w:cs="Arial"/>
+          <w:noProof w:val="0"/>
+          <w:sz w:val="24"/>
+          <w:szCs w:val="24"/>
+          <w:lang w:val="en-US"/>
+        </w:rPr>
+        <w:t>optimized</w:t>
+      </w:r>
+      <w:r>
+        <w:rPr>
+          <w:rFonts w:ascii="Arial" w:hAnsi="Arial" w:eastAsia="Arial" w:cs="Arial"/>
+          <w:noProof w:val="0"/>
+          <w:sz w:val="24"/>
+          <w:szCs w:val="24"/>
+          <w:lang w:val="en-US"/>
+        </w:rPr>
+        <w:t xml:space="preserve"> for on-the-go </w:t>
+      </w:r>
+      <w:r>
+        <w:rPr>
+          <w:rFonts w:ascii="Arial" w:hAnsi="Arial" w:eastAsia="Arial" w:cs="Arial"/>
+          <w:noProof w:val="0"/>
+          <w:sz w:val="24"/>
+          <w:szCs w:val="24"/>
+          <w:lang w:val="en-US"/>
+        </w:rPr>
+        <w:t>monitoring</w:t>
+      </w:r>
+      <w:r>
+        <w:rPr>
+          <w:rFonts w:ascii="Arial" w:hAnsi="Arial" w:eastAsia="Arial" w:cs="Arial"/>
+          <w:noProof w:val="0"/>
+          <w:sz w:val="24"/>
+          <w:szCs w:val="24"/>
+          <w:lang w:val="en-US"/>
+        </w:rPr>
+        <w:t xml:space="preserve"> and immediate sensory feedback. By </w:t>
+      </w:r>
+      <w:r>
+        <w:rPr>
+          <w:rFonts w:ascii="Arial" w:hAnsi="Arial" w:eastAsia="Arial" w:cs="Arial"/>
+          <w:noProof w:val="0"/>
+          <w:sz w:val="24"/>
+          <w:szCs w:val="24"/>
+          <w:lang w:val="en-US"/>
+        </w:rPr>
+        <w:t>leveraging</w:t>
+      </w:r>
+      <w:r>
+        <w:rPr>
+          <w:rFonts w:ascii="Arial" w:hAnsi="Arial" w:eastAsia="Arial" w:cs="Arial"/>
+          <w:noProof w:val="0"/>
+          <w:sz w:val="24"/>
+          <w:szCs w:val="24"/>
+          <w:lang w:val="en-US"/>
+        </w:rPr>
+        <w:t xml:space="preserve"> React Native and </w:t>
+      </w:r>
+      <w:r>
+        <w:rPr>
+          <w:rFonts w:ascii="Arial" w:hAnsi="Arial" w:eastAsia="Arial" w:cs="Arial"/>
+          <w:noProof w:val="0"/>
+          <w:sz w:val="24"/>
+          <w:szCs w:val="24"/>
+          <w:lang w:val="en-US"/>
+        </w:rPr>
+        <w:t>NativeWind</w:t>
+      </w:r>
+      <w:r>
+        <w:rPr>
+          <w:rFonts w:ascii="Arial" w:hAnsi="Arial" w:eastAsia="Arial" w:cs="Arial"/>
+          <w:noProof w:val="0"/>
+          <w:sz w:val="24"/>
+          <w:szCs w:val="24"/>
+          <w:lang w:val="en-US"/>
+        </w:rPr>
+        <w:t>, the application bridges the gap between digital control and physical actuation with a focus o</w:t>
+      </w:r>
+      <w:r>
+        <w:rPr>
+          <w:rFonts w:ascii="Arial" w:hAnsi="Arial" w:eastAsia="Arial" w:cs="Arial"/>
+          <w:noProof w:val="0"/>
+          <w:sz w:val="24"/>
+          <w:szCs w:val="24"/>
+          <w:lang w:val="en-US"/>
+        </w:rPr>
+        <w:t xml:space="preserve">n: </w:t>
+      </w:r>
+    </w:p>
+    <w:p>
+      <w:pPr>
+        <w:pStyle w:val="Normal"/>
+        <w:bidi w:val="0"/>
+        <w:rPr>
+          <w:rFonts w:ascii="Arial" w:hAnsi="Arial" w:eastAsia="Arial" w:cs="Arial"/>
+          <w:noProof w:val="0"/>
+          <w:sz w:val="24"/>
+          <w:szCs w:val="24"/>
+          <w:lang w:val="en-US"/>
+        </w:rPr>
+      </w:pPr>
+      <w:r>
+        <w:rPr>
+          <w:rFonts w:ascii="Arial" w:hAnsi="Arial" w:eastAsia="Arial" w:cs="Arial"/>
+          <w:noProof w:val="0"/>
+          <w:sz w:val="24"/>
+          <w:szCs w:val="24"/>
+          <w:lang w:val="en-US"/>
+        </w:rPr>
+        <w:t xml:space="preserve"> </w:t>
+      </w:r>
+    </w:p>
+    <w:p>
+      <w:pPr>
+        <w:pStyle w:val="ListParagraph"/>
+        <w:numPr>
+          <w:ilvl w:val="0"/>
+          <w:numId w:val="29"/>
+        </w:numPr>
+        <w:bidi w:val="0"/>
+        <w:rPr>
+          <w:rFonts w:ascii="Arial" w:hAnsi="Arial" w:eastAsia="Arial" w:cs="Arial"/>
+          <w:noProof w:val="0"/>
+          <w:sz w:val="24"/>
+          <w:szCs w:val="24"/>
+          <w:lang w:val="en-US"/>
+        </w:rPr>
+      </w:pPr>
+      <w:r>
+        <w:rPr>
+          <w:rFonts w:ascii="Arial" w:hAnsi="Arial" w:eastAsia="Arial" w:cs="Arial"/>
+          <w:noProof w:val="0"/>
+          <w:sz w:val="24"/>
+          <w:szCs w:val="24"/>
+          <w:lang w:val="en-US"/>
+        </w:rPr>
+        <w:t xml:space="preserve">Cross-Platform Performance: A unified TypeScript codebase ensuring high-performance UI </w:t>
+      </w:r>
+      <w:r>
+        <w:rPr>
+          <w:rFonts w:ascii="Arial" w:hAnsi="Arial" w:eastAsia="Arial" w:cs="Arial"/>
+          <w:noProof w:val="0"/>
+          <w:sz w:val="24"/>
+          <w:szCs w:val="24"/>
+          <w:lang w:val="en-US"/>
+        </w:rPr>
+        <w:t>rendering</w:t>
+      </w:r>
+      <w:r>
+        <w:rPr>
+          <w:rFonts w:ascii="Arial" w:hAnsi="Arial" w:eastAsia="Arial" w:cs="Arial"/>
+          <w:noProof w:val="0"/>
+          <w:sz w:val="24"/>
+          <w:szCs w:val="24"/>
+          <w:lang w:val="en-US"/>
+        </w:rPr>
+        <w:t xml:space="preserve"> and consistent behavior across both iOS and Android ecosystems.</w:t>
+      </w:r>
+    </w:p>
+    <w:p>
+      <w:pPr>
+        <w:pStyle w:val="ListParagraph"/>
+        <w:bidi w:val="0"/>
+        <w:ind w:left="0"/>
+        <w:rPr>
+          <w:rFonts w:ascii="Arial" w:hAnsi="Arial" w:eastAsia="Arial" w:cs="Arial"/>
+          <w:noProof w:val="0"/>
+          <w:sz w:val="24"/>
+          <w:szCs w:val="24"/>
+          <w:lang w:val="en-US"/>
+        </w:rPr>
+      </w:pPr>
+    </w:p>
+    <w:p>
+      <w:pPr>
+        <w:pStyle w:val="ListParagraph"/>
+        <w:numPr>
+          <w:ilvl w:val="0"/>
+          <w:numId w:val="29"/>
+        </w:numPr>
+        <w:bidi w:val="0"/>
+        <w:rPr>
+          <w:rFonts w:ascii="Arial" w:hAnsi="Arial" w:eastAsia="Arial" w:cs="Arial"/>
+          <w:noProof w:val="0"/>
+          <w:sz w:val="24"/>
+          <w:szCs w:val="24"/>
+          <w:lang w:val="en-US"/>
+        </w:rPr>
+      </w:pPr>
+      <w:r>
+        <w:rPr>
+          <w:rFonts w:ascii="Arial" w:hAnsi="Arial" w:eastAsia="Arial" w:cs="Arial"/>
+          <w:noProof w:val="0"/>
+          <w:sz w:val="24"/>
+          <w:szCs w:val="24"/>
+          <w:lang w:val="en-US"/>
+        </w:rPr>
+        <w:t>Real-Time Hardware Interaction (</w:t>
+      </w:r>
+      <w:r>
+        <w:rPr>
+          <w:rFonts w:ascii="Arial" w:hAnsi="Arial" w:eastAsia="Arial" w:cs="Arial"/>
+          <w:noProof w:val="0"/>
+          <w:sz w:val="24"/>
+          <w:szCs w:val="24"/>
+          <w:lang w:val="en-US"/>
+        </w:rPr>
+        <w:t>music.tsx</w:t>
+      </w:r>
+      <w:r>
+        <w:rPr>
+          <w:rFonts w:ascii="Arial" w:hAnsi="Arial" w:eastAsia="Arial" w:cs="Arial"/>
+          <w:noProof w:val="0"/>
+          <w:sz w:val="24"/>
+          <w:szCs w:val="24"/>
+          <w:lang w:val="en-US"/>
+        </w:rPr>
+        <w:t>): A specialized module featuring an interactive piano simulation. This interface generates local high-fidelity audio while simultaneously communicating with the Arduino house to trigger synchronized physical responses.</w:t>
+      </w:r>
+    </w:p>
+    <w:p>
+      <w:pPr>
+        <w:pStyle w:val="ListParagraph"/>
+        <w:bidi w:val="0"/>
+        <w:ind w:left="0"/>
+        <w:rPr>
+          <w:rFonts w:ascii="Arial" w:hAnsi="Arial" w:eastAsia="Arial" w:cs="Arial"/>
+          <w:noProof w:val="0"/>
+          <w:sz w:val="24"/>
+          <w:szCs w:val="24"/>
+          <w:lang w:val="en-US"/>
+        </w:rPr>
+      </w:pPr>
+    </w:p>
+    <w:p>
+      <w:pPr>
+        <w:pStyle w:val="ListParagraph"/>
+        <w:numPr>
+          <w:ilvl w:val="0"/>
+          <w:numId w:val="29"/>
+        </w:numPr>
+        <w:bidi w:val="0"/>
+        <w:rPr>
+          <w:rFonts w:ascii="Arial" w:hAnsi="Arial" w:eastAsia="Arial" w:cs="Arial"/>
+          <w:noProof w:val="0"/>
+          <w:sz w:val="24"/>
+          <w:szCs w:val="24"/>
+          <w:lang w:val="en-US"/>
+        </w:rPr>
+      </w:pPr>
+      <w:r>
+        <w:rPr>
+          <w:rFonts w:ascii="Arial" w:hAnsi="Arial" w:eastAsia="Arial" w:cs="Arial"/>
+          <w:noProof w:val="0"/>
+          <w:sz w:val="24"/>
+          <w:szCs w:val="24"/>
+          <w:lang w:val="en-US"/>
+        </w:rPr>
+        <w:t xml:space="preserve">Native Sensory Feedback: </w:t>
+      </w:r>
+      <w:r>
+        <w:rPr>
+          <w:rFonts w:ascii="Arial" w:hAnsi="Arial" w:eastAsia="Arial" w:cs="Arial"/>
+          <w:noProof w:val="0"/>
+          <w:sz w:val="24"/>
+          <w:szCs w:val="24"/>
+          <w:lang w:val="en-US"/>
+        </w:rPr>
+        <w:t>Utilization</w:t>
+      </w:r>
+      <w:r>
+        <w:rPr>
+          <w:rFonts w:ascii="Arial" w:hAnsi="Arial" w:eastAsia="Arial" w:cs="Arial"/>
+          <w:noProof w:val="0"/>
+          <w:sz w:val="24"/>
+          <w:szCs w:val="24"/>
+          <w:lang w:val="en-US"/>
+        </w:rPr>
+        <w:t xml:space="preserve"> of mobile-specific capabilities, such as haptics and optimized touch gestures, to make device toggling and sensor </w:t>
+      </w:r>
+      <w:r>
+        <w:rPr>
+          <w:rFonts w:ascii="Arial" w:hAnsi="Arial" w:eastAsia="Arial" w:cs="Arial"/>
+          <w:noProof w:val="0"/>
+          <w:sz w:val="24"/>
+          <w:szCs w:val="24"/>
+          <w:lang w:val="en-US"/>
+        </w:rPr>
+        <w:t>monitoring</w:t>
+      </w:r>
+      <w:r>
+        <w:rPr>
+          <w:rFonts w:ascii="Arial" w:hAnsi="Arial" w:eastAsia="Arial" w:cs="Arial"/>
+          <w:noProof w:val="0"/>
+          <w:sz w:val="24"/>
+          <w:szCs w:val="24"/>
+          <w:lang w:val="en-US"/>
+        </w:rPr>
+        <w:t xml:space="preserve"> feel intuitive.</w:t>
+      </w:r>
+    </w:p>
+    <w:p>
+      <w:pPr>
+        <w:pStyle w:val="ListParagraph"/>
+        <w:bidi w:val="0"/>
+        <w:ind w:left="0"/>
+        <w:rPr>
+          <w:rFonts w:ascii="Arial" w:hAnsi="Arial" w:eastAsia="Arial" w:cs="Arial"/>
+          <w:noProof w:val="0"/>
+          <w:sz w:val="24"/>
+          <w:szCs w:val="24"/>
+          <w:lang w:val="en-US"/>
+        </w:rPr>
+      </w:pPr>
+    </w:p>
+    <w:p>
+      <w:pPr>
+        <w:pStyle w:val="ListParagraph"/>
+        <w:numPr>
+          <w:ilvl w:val="0"/>
+          <w:numId w:val="29"/>
+        </w:numPr>
+        <w:bidi w:val="0"/>
+        <w:rPr>
+          <w:rFonts w:ascii="Arial" w:hAnsi="Arial" w:eastAsia="Arial" w:cs="Arial"/>
+          <w:noProof w:val="0"/>
+          <w:sz w:val="24"/>
+          <w:szCs w:val="24"/>
+          <w:lang w:val="en-US"/>
+        </w:rPr>
+      </w:pPr>
+      <w:r>
+        <w:rPr>
+          <w:rFonts w:ascii="Arial" w:hAnsi="Arial" w:eastAsia="Arial" w:cs="Arial"/>
+          <w:noProof w:val="0"/>
+          <w:sz w:val="24"/>
+          <w:szCs w:val="24"/>
+          <w:lang w:val="en-US"/>
+        </w:rPr>
+        <w:t xml:space="preserve">Adaptive Styling: A fluid, responsive layout built with </w:t>
+      </w:r>
+      <w:r>
+        <w:rPr>
+          <w:rFonts w:ascii="Arial" w:hAnsi="Arial" w:eastAsia="Arial" w:cs="Arial"/>
+          <w:noProof w:val="0"/>
+          <w:sz w:val="24"/>
+          <w:szCs w:val="24"/>
+          <w:lang w:val="en-US"/>
+        </w:rPr>
+        <w:t>NativeWind</w:t>
+      </w:r>
+      <w:r>
+        <w:rPr>
+          <w:rFonts w:ascii="Arial" w:hAnsi="Arial" w:eastAsia="Arial" w:cs="Arial"/>
+          <w:noProof w:val="0"/>
+          <w:sz w:val="24"/>
+          <w:szCs w:val="24"/>
+          <w:lang w:val="en-US"/>
+        </w:rPr>
+        <w:t xml:space="preserve"> that </w:t>
+      </w:r>
+      <w:r>
+        <w:rPr>
+          <w:rFonts w:ascii="Arial" w:hAnsi="Arial" w:eastAsia="Arial" w:cs="Arial"/>
+          <w:noProof w:val="0"/>
+          <w:sz w:val="24"/>
+          <w:szCs w:val="24"/>
+          <w:lang w:val="en-US"/>
+        </w:rPr>
+        <w:t>maintains</w:t>
+      </w:r>
+      <w:r>
+        <w:rPr>
+          <w:rFonts w:ascii="Arial" w:hAnsi="Arial" w:eastAsia="Arial" w:cs="Arial"/>
+          <w:noProof w:val="0"/>
+          <w:sz w:val="24"/>
+          <w:szCs w:val="24"/>
+          <w:lang w:val="en-US"/>
+        </w:rPr>
+        <w:t xml:space="preserve"> design integrity across various mobile aspect ratios and screen densities.</w:t>
+      </w:r>
+    </w:p>
+    <w:p>
+      <w:pPr>
+        <w:pStyle w:val="Normal"/>
+        <w:bidi w:val="0"/>
+        <w:rPr>
+          <w:rFonts w:ascii="Arial" w:hAnsi="Arial" w:eastAsia="Arial" w:cs="Arial"/>
+          <w:noProof w:val="0"/>
+          <w:sz w:val="24"/>
+          <w:szCs w:val="24"/>
+          <w:lang w:val="en-US"/>
+        </w:rPr>
+      </w:pPr>
+    </w:p>
+    <w:p>
+      <w:pPr>
+        <w:pStyle w:val="Normal"/>
+      </w:pPr>
+      <w:r>
+        <w:rPr>
+          <w:rFonts w:ascii="Arial" w:hAnsi="Arial" w:eastAsia="Arial" w:cs="Arial"/>
+          <w:noProof w:val="0"/>
+          <w:sz w:val="24"/>
+          <w:szCs w:val="24"/>
+          <w:lang w:val="en-US"/>
+        </w:rPr>
+        <w:t xml:space="preserve">For future work </w:t>
+      </w:r>
+      <w:r>
+        <w:rPr>
+          <w:rFonts w:ascii="Arial" w:hAnsi="Arial" w:eastAsia="Arial" w:cs="Arial"/>
+          <w:noProof w:val="0"/>
+          <w:sz w:val="24"/>
+          <w:szCs w:val="24"/>
+          <w:lang w:val="en-US"/>
+        </w:rPr>
+        <w:t>in</w:t>
+      </w:r>
+      <w:r>
+        <w:rPr>
+          <w:rFonts w:ascii="Arial" w:hAnsi="Arial" w:eastAsia="Arial" w:cs="Arial"/>
+          <w:noProof w:val="0"/>
+          <w:sz w:val="24"/>
+          <w:szCs w:val="24"/>
+          <w:lang w:val="en-US"/>
+        </w:rPr>
+        <w:t xml:space="preserve"> mobile, we wish to add </w:t>
+      </w:r>
+      <w:r>
+        <w:rPr>
+          <w:rFonts w:ascii="Arial" w:hAnsi="Arial" w:eastAsia="Arial" w:cs="Arial"/>
+          <w:noProof w:val="0"/>
+          <w:sz w:val="24"/>
+          <w:szCs w:val="24"/>
+          <w:lang w:val="en-US"/>
+        </w:rPr>
+        <w:t>bluetooth</w:t>
+      </w:r>
+      <w:r>
+        <w:rPr>
+          <w:rFonts w:ascii="Arial" w:hAnsi="Arial" w:eastAsia="Arial" w:cs="Arial"/>
+          <w:noProof w:val="0"/>
+          <w:sz w:val="24"/>
+          <w:szCs w:val="24"/>
+          <w:lang w:val="en-US"/>
+        </w:rPr>
+        <w:t xml:space="preserve"> capabilities, so that in case the internet goes down, the house can still be used through </w:t>
+      </w:r>
+      <w:r>
+        <w:rPr>
+          <w:rFonts w:ascii="Arial" w:hAnsi="Arial" w:eastAsia="Arial" w:cs="Arial"/>
+          <w:noProof w:val="0"/>
+          <w:sz w:val="24"/>
+          <w:szCs w:val="24"/>
+          <w:lang w:val="en-US"/>
+        </w:rPr>
+        <w:t>bluetooth.</w:t>
+      </w:r>
     </w:p>
     <w:sectPr>
       <w:headerReference w:type="default" r:id="rId13"/>
@@ -1769,6 +3273,118 @@
 
 <file path=word/numbering.xml><?xml version="1.0" encoding="utf-8"?>
 <w:numbering xmlns:wpc="http://schemas.microsoft.com/office/word/2010/wordprocessingCanvas" xmlns:cx="http://schemas.microsoft.com/office/drawing/2014/chartex" xmlns:cx1="http://schemas.microsoft.com/office/drawing/2015/9/8/chartex" xmlns:cx2="http://schemas.microsoft.com/office/drawing/2015/10/21/chartex" xmlns:cx3="http://schemas.microsoft.com/office/drawing/2016/5/9/chartex" xmlns:cx4="http://schemas.microsoft.com/office/drawing/2016/5/10/chartex" xmlns:cx5="http://schemas.microsoft.com/office/drawing/2016/5/11/chartex" xmlns:cx6="http://schemas.microsoft.com/office/drawing/2016/5/12/chartex" xmlns:cx7="http://schemas.microsoft.com/office/drawing/2016/5/13/chartex" xmlns:cx8="http://schemas.microsoft.com/office/drawing/2016/5/14/chartex" xmlns:mc="http://schemas.openxmlformats.org/markup-compatibility/2006" xmlns:aink="http://schemas.microsoft.com/office/drawing/2016/ink" xmlns:am3d="http://schemas.microsoft.com/office/drawing/2017/model3d" xmlns:o="urn:schemas-microsoft-com:office:office" xmlns:oel="http://schemas.microsoft.com/office/2019/extlst" xmlns:r="http://schemas.openxmlformats.org/officeDocument/2006/relationships" xmlns:m="http://schemas.openxmlformats.org/officeDocument/2006/math" xmlns:v="urn:schemas-microsoft-com:vml" xmlns:wp14="http://schemas.microsoft.com/office/word/2010/wordprocessingDrawing" xmlns:wp="http://schemas.openxmlformats.org/drawingml/2006/wordprocessingDrawing" xmlns:w10="urn:schemas-microsoft-com:office:word" xmlns:w="http://schemas.openxmlformats.org/wordprocessingml/2006/main" xmlns:w14="http://schemas.microsoft.com/office/word/2010/wordml" xmlns:w15="http://schemas.microsoft.com/office/word/2012/wordml" xmlns:w16cex="http://schemas.microsoft.com/office/word/2018/wordml/cex" xmlns:w16cid="http://schemas.microsoft.com/office/word/2016/wordml/cid" xmlns:w16="http://schemas.microsoft.com/office/word/2018/wordml" xmlns:w16du="http://schemas.microsoft.com/office/word/2023/wordml/word16du" xmlns:w16sdtdh="http://schemas.microsoft.com/office/word/2020/wordml/sdtdatahash" xmlns:w16sdtfl="http://schemas.microsoft.com/office/word/2024/wordml/sdtformatlock" xmlns:w16se="http://schemas.microsoft.com/office/word/2015/wordml/symex" xmlns:wpg="http://schemas.microsoft.com/office/word/2010/wordprocessingGroup" xmlns:wpi="http://schemas.microsoft.com/office/word/2010/wordprocessingInk" xmlns:wne="http://schemas.microsoft.com/office/word/2006/wordml" xmlns:wps="http://schemas.microsoft.com/office/word/2010/wordprocessingShape" mc:Ignorable="w14 w15 w16se w16cid w16 w16cex w16sdtdh w16sdtfl w16du wp14">
+  <w:abstractNum xmlns:w="http://schemas.openxmlformats.org/wordprocessingml/2006/main" w:abstractNumId="26">
+    <w:nsid w:val="61600cdb"/>
+    <w:multiLevelType xmlns:w="http://schemas.openxmlformats.org/wordprocessingml/2006/main" w:val="hybridMultilevel"/>
+    <w:lvl xmlns:w="http://schemas.openxmlformats.org/wordprocessingml/2006/main" w:ilvl="0">
+      <w:start w:val="1"/>
+      <w:numFmt w:val="bullet"/>
+      <w:lvlText w:val=""/>
+      <w:lvlJc w:val="left"/>
+      <w:pPr>
+        <w:ind w:left="360" w:hanging="360"/>
+      </w:pPr>
+      <w:rPr>
+        <w:rFonts w:hint="default" w:ascii="Symbol" w:hAnsi="Symbol"/>
+      </w:rPr>
+    </w:lvl>
+    <w:lvl xmlns:w="http://schemas.openxmlformats.org/wordprocessingml/2006/main" w:ilvl="1">
+      <w:start w:val="1"/>
+      <w:numFmt w:val="bullet"/>
+      <w:lvlText w:val="o"/>
+      <w:lvlJc w:val="left"/>
+      <w:pPr>
+        <w:ind w:left="1080" w:hanging="360"/>
+      </w:pPr>
+      <w:rPr>
+        <w:rFonts w:hint="default" w:ascii="Courier New" w:hAnsi="Courier New"/>
+      </w:rPr>
+    </w:lvl>
+    <w:lvl xmlns:w="http://schemas.openxmlformats.org/wordprocessingml/2006/main" w:ilvl="2">
+      <w:start w:val="1"/>
+      <w:numFmt w:val="bullet"/>
+      <w:lvlText w:val=""/>
+      <w:lvlJc w:val="left"/>
+      <w:pPr>
+        <w:ind w:left="1800" w:hanging="360"/>
+      </w:pPr>
+      <w:rPr>
+        <w:rFonts w:hint="default" w:ascii="Wingdings" w:hAnsi="Wingdings"/>
+      </w:rPr>
+    </w:lvl>
+    <w:lvl xmlns:w="http://schemas.openxmlformats.org/wordprocessingml/2006/main" w:ilvl="3">
+      <w:start w:val="1"/>
+      <w:numFmt w:val="bullet"/>
+      <w:lvlText w:val=""/>
+      <w:lvlJc w:val="left"/>
+      <w:pPr>
+        <w:ind w:left="2520" w:hanging="360"/>
+      </w:pPr>
+      <w:rPr>
+        <w:rFonts w:hint="default" w:ascii="Symbol" w:hAnsi="Symbol"/>
+      </w:rPr>
+    </w:lvl>
+    <w:lvl xmlns:w="http://schemas.openxmlformats.org/wordprocessingml/2006/main" w:ilvl="4">
+      <w:start w:val="1"/>
+      <w:numFmt w:val="bullet"/>
+      <w:lvlText w:val="o"/>
+      <w:lvlJc w:val="left"/>
+      <w:pPr>
+        <w:ind w:left="3240" w:hanging="360"/>
+      </w:pPr>
+      <w:rPr>
+        <w:rFonts w:hint="default" w:ascii="Courier New" w:hAnsi="Courier New"/>
+      </w:rPr>
+    </w:lvl>
+    <w:lvl xmlns:w="http://schemas.openxmlformats.org/wordprocessingml/2006/main" w:ilvl="5">
+      <w:start w:val="1"/>
+      <w:numFmt w:val="bullet"/>
+      <w:lvlText w:val=""/>
+      <w:lvlJc w:val="left"/>
+      <w:pPr>
+        <w:ind w:left="3960" w:hanging="360"/>
+      </w:pPr>
+      <w:rPr>
+        <w:rFonts w:hint="default" w:ascii="Wingdings" w:hAnsi="Wingdings"/>
+      </w:rPr>
+    </w:lvl>
+    <w:lvl xmlns:w="http://schemas.openxmlformats.org/wordprocessingml/2006/main" w:ilvl="6">
+      <w:start w:val="1"/>
+      <w:numFmt w:val="bullet"/>
+      <w:lvlText w:val=""/>
+      <w:lvlJc w:val="left"/>
+      <w:pPr>
+        <w:ind w:left="4680" w:hanging="360"/>
+      </w:pPr>
+      <w:rPr>
+        <w:rFonts w:hint="default" w:ascii="Symbol" w:hAnsi="Symbol"/>
+      </w:rPr>
+    </w:lvl>
+    <w:lvl xmlns:w="http://schemas.openxmlformats.org/wordprocessingml/2006/main" w:ilvl="7">
+      <w:start w:val="1"/>
+      <w:numFmt w:val="bullet"/>
+      <w:lvlText w:val="o"/>
+      <w:lvlJc w:val="left"/>
+      <w:pPr>
+        <w:ind w:left="5400" w:hanging="360"/>
+      </w:pPr>
+      <w:rPr>
+        <w:rFonts w:hint="default" w:ascii="Courier New" w:hAnsi="Courier New"/>
+      </w:rPr>
+    </w:lvl>
+    <w:lvl xmlns:w="http://schemas.openxmlformats.org/wordprocessingml/2006/main" w:ilvl="8">
+      <w:start w:val="1"/>
+      <w:numFmt w:val="bullet"/>
+      <w:lvlText w:val=""/>
+      <w:lvlJc w:val="left"/>
+      <w:pPr>
+        <w:ind w:left="6120" w:hanging="360"/>
+      </w:pPr>
+      <w:rPr>
+        <w:rFonts w:hint="default" w:ascii="Wingdings" w:hAnsi="Wingdings"/>
+      </w:rPr>
+    </w:lvl>
+  </w:abstractNum>
   <w:abstractNum xmlns:w="http://schemas.openxmlformats.org/wordprocessingml/2006/main" w:abstractNumId="25">
     <w:nsid w:val="6f005c8e"/>
     <w:multiLevelType xmlns:w="http://schemas.openxmlformats.org/wordprocessingml/2006/main" w:val="hybridMultilevel"/>
@@ -2116,6 +3732,9 @@
       <w:lvlText w:val="%1."/>
       <w:legacy w:legacy="1" w:legacySpace="144" w:legacyIndent="0"/>
       <w:lvlJc w:val="left"/>
+      <w:pPr>
+        <w:ind/>
+      </w:pPr>
     </w:lvl>
     <w:lvl w:ilvl="1">
       <w:start w:val="1"/>
@@ -2148,6 +3767,9 @@
       <w:lvlText w:val="%1.%2.%3.%4.%5"/>
       <w:legacy w:legacy="1" w:legacySpace="144" w:legacyIndent="0"/>
       <w:lvlJc w:val="left"/>
+      <w:pPr>
+        <w:ind/>
+      </w:pPr>
     </w:lvl>
     <w:lvl w:ilvl="5">
       <w:start w:val="1"/>
@@ -2156,6 +3778,9 @@
       <w:lvlText w:val="%1.%2.%3.%4.%5.%6"/>
       <w:legacy w:legacy="1" w:legacySpace="144" w:legacyIndent="0"/>
       <w:lvlJc w:val="left"/>
+      <w:pPr>
+        <w:ind/>
+      </w:pPr>
     </w:lvl>
     <w:lvl w:ilvl="6">
       <w:start w:val="1"/>
@@ -2164,6 +3789,9 @@
       <w:lvlText w:val="%1.%2.%3.%4.%5.%6.%7"/>
       <w:legacy w:legacy="1" w:legacySpace="144" w:legacyIndent="0"/>
       <w:lvlJc w:val="left"/>
+      <w:pPr>
+        <w:ind/>
+      </w:pPr>
     </w:lvl>
     <w:lvl w:ilvl="7">
       <w:start w:val="1"/>
@@ -2172,6 +3800,9 @@
       <w:lvlText w:val="%1.%2.%3.%4.%5.%6.%7.%8"/>
       <w:legacy w:legacy="1" w:legacySpace="144" w:legacyIndent="0"/>
       <w:lvlJc w:val="left"/>
+      <w:pPr>
+        <w:ind/>
+      </w:pPr>
     </w:lvl>
     <w:lvl w:ilvl="8">
       <w:start w:val="1"/>
@@ -2180,6 +3811,9 @@
       <w:lvlText w:val="%1.%2.%3.%4.%5.%6.%7.%8.%9"/>
       <w:legacy w:legacy="1" w:legacySpace="144" w:legacyIndent="0"/>
       <w:lvlJc w:val="left"/>
+      <w:pPr>
+        <w:ind/>
+      </w:pPr>
     </w:lvl>
   </w:abstractNum>
   <w:abstractNum w:abstractNumId="1" w15:restartNumberingAfterBreak="0">
@@ -2981,6 +4615,9 @@
       </w:rPr>
     </w:lvl>
   </w:abstractNum>
+  <w:num w:numId="29">
+    <w:abstractNumId w:val="26"/>
+  </w:num>
   <w:num w:numId="28">
     <w:abstractNumId w:val="25"/>
   </w:num>
@@ -3357,165 +4994,162 @@
     </w:rPr>
   </w:style>
   <w:style w:type="paragraph" w:styleId="Rubrik1">
+    <w:uiPriority w:val="1"/>
     <w:name w:val="heading 1"/>
     <w:basedOn w:val="Normal"/>
     <w:next w:val="Normal"/>
     <w:link w:val="Rubrik1Char"/>
     <w:qFormat/>
-    <w:pPr>
-      <w:keepNext/>
-      <w:numPr>
-        <w:numId w:val="1"/>
-      </w:numPr>
-      <w:spacing w:before="120" w:after="60"/>
-      <w:ind w:left="720" w:hanging="720"/>
+    <w:rsid w:val="1DED6AD0"/>
+    <w:rPr>
+      <w:rFonts w:asciiTheme="majorAscii" w:hAnsiTheme="majorAscii" w:eastAsiaTheme="majorEastAsia" w:cstheme="majorBidi"/>
+      <w:sz w:val="40"/>
+      <w:szCs w:val="40"/>
+    </w:rPr>
+    <w:pPr>
+      <w:keepNext w:val="1"/>
+      <w:keepLines w:val="1"/>
+      <w:spacing w:before="360" w:after="80"/>
       <w:outlineLvl w:val="0"/>
     </w:pPr>
-    <w:rPr>
-      <w:rFonts w:ascii="Arial" w:hAnsi="Arial"/>
-      <w:b/>
-      <w:sz w:val="24"/>
-    </w:rPr>
   </w:style>
   <w:style w:type="paragraph" w:styleId="Rubrik2">
+    <w:uiPriority w:val="1"/>
     <w:name w:val="heading 2"/>
     <w:basedOn w:val="Rubrik1"/>
     <w:next w:val="Normal"/>
     <w:link w:val="Rubrik2Char"/>
     <w:qFormat/>
-    <w:pPr>
-      <w:numPr>
-        <w:ilvl w:val="1"/>
-      </w:numPr>
-      <w:ind w:left="0" w:firstLine="0"/>
+    <w:rsid w:val="1DED6AD0"/>
+    <w:rPr>
+      <w:sz w:val="32"/>
+      <w:szCs w:val="32"/>
+    </w:rPr>
+    <w:pPr>
+      <w:spacing w:before="160"/>
       <w:outlineLvl w:val="1"/>
     </w:pPr>
-    <w:rPr>
-      <w:sz w:val="20"/>
-    </w:rPr>
   </w:style>
   <w:style w:type="paragraph" w:styleId="Rubrik3">
+    <w:uiPriority w:val="1"/>
     <w:name w:val="heading 3"/>
     <w:basedOn w:val="Rubrik1"/>
     <w:next w:val="Normal"/>
     <w:qFormat/>
-    <w:pPr>
-      <w:numPr>
-        <w:ilvl w:val="2"/>
-      </w:numPr>
+    <w:rsid w:val="1DED6AD0"/>
+    <w:rPr>
+      <w:sz w:val="28"/>
+      <w:szCs w:val="28"/>
+    </w:rPr>
+    <w:pPr>
+      <w:spacing w:before="160"/>
       <w:outlineLvl w:val="2"/>
     </w:pPr>
-    <w:rPr>
-      <w:b w:val="0"/>
-      <w:i/>
-      <w:sz w:val="20"/>
-    </w:rPr>
   </w:style>
   <w:style w:type="paragraph" w:styleId="Rubrik4">
+    <w:uiPriority w:val="1"/>
     <w:name w:val="heading 4"/>
     <w:basedOn w:val="Rubrik1"/>
     <w:next w:val="Normal"/>
     <w:qFormat/>
-    <w:pPr>
-      <w:numPr>
-        <w:ilvl w:val="3"/>
-      </w:numPr>
+    <w:rsid w:val="1DED6AD0"/>
+    <w:rPr>
+      <w:i w:val="1"/>
+      <w:iCs w:val="1"/>
+    </w:rPr>
+    <w:pPr>
+      <w:spacing w:before="80" w:after="40"/>
       <w:outlineLvl w:val="3"/>
     </w:pPr>
-    <w:rPr>
-      <w:b w:val="0"/>
-      <w:sz w:val="20"/>
-    </w:rPr>
   </w:style>
   <w:style w:type="paragraph" w:styleId="Rubrik5">
+    <w:uiPriority w:val="1"/>
     <w:name w:val="heading 5"/>
     <w:basedOn w:val="Normal"/>
     <w:next w:val="Normal"/>
     <w:qFormat/>
-    <w:pPr>
-      <w:numPr>
-        <w:ilvl w:val="4"/>
-        <w:numId w:val="1"/>
-      </w:numPr>
-      <w:spacing w:before="240" w:after="60"/>
-      <w:ind w:left="2880"/>
+    <w:rsid w:val="1DED6AD0"/>
+    <w:rPr>
+      <w:rFonts w:eastAsiaTheme="majorEastAsia" w:cstheme="majorBidi"/>
+    </w:rPr>
+    <w:pPr>
+      <w:keepNext w:val="1"/>
+      <w:keepLines w:val="1"/>
+      <w:spacing w:before="80" w:after="40"/>
       <w:outlineLvl w:val="4"/>
     </w:pPr>
-    <w:rPr>
-      <w:sz w:val="22"/>
-    </w:rPr>
   </w:style>
   <w:style w:type="paragraph" w:styleId="Rubrik6">
+    <w:uiPriority w:val="1"/>
     <w:name w:val="heading 6"/>
     <w:basedOn w:val="Normal"/>
     <w:next w:val="Normal"/>
     <w:qFormat/>
-    <w:pPr>
-      <w:numPr>
-        <w:ilvl w:val="5"/>
-        <w:numId w:val="1"/>
-      </w:numPr>
-      <w:spacing w:before="240" w:after="60"/>
-      <w:ind w:left="2880"/>
+    <w:rsid w:val="1DED6AD0"/>
+    <w:rPr>
+      <w:rFonts w:eastAsiaTheme="majorEastAsia" w:cstheme="majorBidi"/>
+      <w:i w:val="1"/>
+      <w:iCs w:val="1"/>
+    </w:rPr>
+    <w:pPr>
+      <w:keepNext w:val="1"/>
+      <w:keepLines w:val="1"/>
+      <w:spacing w:before="40" w:after="0"/>
       <w:outlineLvl w:val="5"/>
     </w:pPr>
-    <w:rPr>
-      <w:i/>
-      <w:sz w:val="22"/>
-    </w:rPr>
   </w:style>
   <w:style w:type="paragraph" w:styleId="Rubrik7">
+    <w:uiPriority w:val="1"/>
     <w:name w:val="heading 7"/>
     <w:basedOn w:val="Normal"/>
     <w:next w:val="Normal"/>
     <w:qFormat/>
-    <w:pPr>
-      <w:numPr>
-        <w:ilvl w:val="6"/>
-        <w:numId w:val="1"/>
-      </w:numPr>
-      <w:spacing w:before="240" w:after="60"/>
-      <w:ind w:left="2880"/>
+    <w:rsid w:val="1DED6AD0"/>
+    <w:rPr>
+      <w:rFonts w:eastAsiaTheme="majorEastAsia" w:cstheme="majorBidi"/>
+    </w:rPr>
+    <w:pPr>
+      <w:keepNext w:val="1"/>
+      <w:keepLines w:val="1"/>
+      <w:spacing w:before="40" w:after="0"/>
       <w:outlineLvl w:val="6"/>
     </w:pPr>
   </w:style>
   <w:style w:type="paragraph" w:styleId="Rubrik8">
+    <w:uiPriority w:val="1"/>
     <w:name w:val="heading 8"/>
     <w:basedOn w:val="Normal"/>
     <w:next w:val="Normal"/>
     <w:qFormat/>
-    <w:pPr>
-      <w:numPr>
-        <w:ilvl w:val="7"/>
-        <w:numId w:val="1"/>
-      </w:numPr>
-      <w:spacing w:before="240" w:after="60"/>
-      <w:ind w:left="2880"/>
+    <w:rsid w:val="1DED6AD0"/>
+    <w:rPr>
+      <w:rFonts w:eastAsiaTheme="majorEastAsia" w:cstheme="majorBidi"/>
+      <w:i w:val="1"/>
+      <w:iCs w:val="1"/>
+    </w:rPr>
+    <w:pPr>
+      <w:keepNext w:val="1"/>
+      <w:keepLines w:val="1"/>
+      <w:spacing w:after="0"/>
       <w:outlineLvl w:val="7"/>
     </w:pPr>
-    <w:rPr>
-      <w:i/>
-    </w:rPr>
   </w:style>
   <w:style w:type="paragraph" w:styleId="Rubrik9">
+    <w:uiPriority w:val="1"/>
     <w:name w:val="heading 9"/>
     <w:basedOn w:val="Normal"/>
     <w:next w:val="Normal"/>
     <w:qFormat/>
-    <w:pPr>
-      <w:numPr>
-        <w:ilvl w:val="8"/>
-        <w:numId w:val="1"/>
-      </w:numPr>
-      <w:spacing w:before="240" w:after="60"/>
-      <w:ind w:left="2880"/>
+    <w:rsid w:val="1DED6AD0"/>
+    <w:rPr>
+      <w:rFonts w:eastAsiaTheme="majorEastAsia" w:cstheme="majorBidi"/>
+    </w:rPr>
+    <w:pPr>
+      <w:keepNext w:val="1"/>
+      <w:keepLines w:val="1"/>
+      <w:spacing w:after="0"/>
       <w:outlineLvl w:val="8"/>
     </w:pPr>
-    <w:rPr>
-      <w:b/>
-      <w:i/>
-      <w:sz w:val="18"/>
-    </w:rPr>
   </w:style>
   <w:style w:type="character" w:styleId="Standardstycketeckensnitt" w:default="1">
     <w:name w:val="Default Paragraph Font"/>
@@ -3552,103 +5186,102 @@
     </w:rPr>
   </w:style>
   <w:style w:type="paragraph" w:styleId="Rubrik">
+    <w:uiPriority w:val="1"/>
     <w:name w:val="Title"/>
     <w:basedOn w:val="Normal"/>
     <w:next w:val="Normal"/>
     <w:qFormat/>
-    <w:pPr>
-      <w:spacing w:line="240" w:lineRule="auto"/>
-      <w:jc w:val="center"/>
-    </w:pPr>
+    <w:rsid w:val="1DED6AD0"/>
     <w:rPr>
-      <w:rFonts w:ascii="Arial" w:hAnsi="Arial"/>
-      <w:b/>
-      <w:sz w:val="36"/>
+      <w:rFonts w:asciiTheme="majorAscii" w:hAnsiTheme="majorAscii" w:eastAsiaTheme="majorEastAsia" w:cstheme="majorBidi"/>
+      <w:sz w:val="56"/>
+      <w:szCs w:val="56"/>
     </w:rPr>
+    <w:pPr>
+      <w:spacing w:after="80" w:lineRule="auto"/>
+      <w:contextualSpacing/>
+    </w:pPr>
   </w:style>
   <w:style w:type="paragraph" w:styleId="Underrubrik">
+    <w:uiPriority w:val="1"/>
     <w:name w:val="Subtitle"/>
     <w:basedOn w:val="Normal"/>
     <w:qFormat/>
-    <w:pPr>
-      <w:spacing w:after="60"/>
-      <w:jc w:val="center"/>
-    </w:pPr>
+    <w:rsid w:val="1DED6AD0"/>
     <w:rPr>
-      <w:rFonts w:ascii="Arial" w:hAnsi="Arial"/>
-      <w:i/>
-      <w:sz w:val="36"/>
-      <w:lang w:val="en-AU"/>
+      <w:rFonts w:eastAsiaTheme="majorEastAsia" w:cstheme="majorBidi"/>
+      <w:sz w:val="28"/>
+      <w:szCs w:val="28"/>
     </w:rPr>
   </w:style>
   <w:style w:type="paragraph" w:styleId="Normaltindrag">
+    <w:uiPriority w:val="1"/>
     <w:name w:val="Normal Indent"/>
     <w:basedOn w:val="Normal"/>
-    <w:pPr>
-      <w:ind w:left="900" w:hanging="900"/>
+    <w:rsid w:val="1DED6AD0"/>
+    <w:pPr>
+      <w:ind w:left="720"/>
     </w:pPr>
   </w:style>
   <w:style w:type="paragraph" w:styleId="Innehll1">
+    <w:uiPriority w:val="1"/>
     <w:name w:val="toc 1"/>
     <w:basedOn w:val="Normal"/>
     <w:next w:val="Normal"/>
     <w:semiHidden/>
-    <w:pPr>
-      <w:tabs>
-        <w:tab w:val="right" w:pos="9360"/>
-      </w:tabs>
-      <w:spacing w:before="240" w:after="60"/>
-      <w:ind w:right="720"/>
+    <w:rsid w:val="1DED6AD0"/>
+    <w:pPr>
+      <w:spacing w:after="100"/>
     </w:pPr>
   </w:style>
   <w:style w:type="paragraph" w:styleId="Innehll2">
+    <w:uiPriority w:val="1"/>
     <w:name w:val="toc 2"/>
     <w:basedOn w:val="Normal"/>
     <w:next w:val="Normal"/>
     <w:semiHidden/>
-    <w:pPr>
-      <w:tabs>
-        <w:tab w:val="right" w:pos="9360"/>
-      </w:tabs>
-      <w:ind w:left="432" w:right="720"/>
+    <w:rsid w:val="1DED6AD0"/>
+    <w:pPr>
+      <w:spacing w:after="100"/>
+      <w:ind w:left="220"/>
     </w:pPr>
   </w:style>
   <w:style w:type="paragraph" w:styleId="Innehll3">
+    <w:uiPriority w:val="1"/>
     <w:name w:val="toc 3"/>
     <w:basedOn w:val="Normal"/>
     <w:next w:val="Normal"/>
     <w:semiHidden/>
-    <w:pPr>
-      <w:tabs>
-        <w:tab w:val="left" w:pos="1440"/>
-        <w:tab w:val="left" w:pos="1600"/>
-        <w:tab w:val="right" w:pos="9360"/>
-      </w:tabs>
-      <w:ind w:left="990"/>
-    </w:pPr>
-    <w:rPr>
-      <w:bCs/>
-      <w:noProof/>
-    </w:rPr>
+    <w:rsid w:val="1DED6AD0"/>
+    <w:pPr>
+      <w:spacing w:after="100"/>
+      <w:ind w:left="440"/>
+    </w:pPr>
   </w:style>
   <w:style w:type="paragraph" w:styleId="Sidhuvud">
+    <w:uiPriority w:val="1"/>
     <w:name w:val="header"/>
     <w:basedOn w:val="Normal"/>
+    <w:rsid w:val="1DED6AD0"/>
     <w:pPr>
       <w:tabs>
-        <w:tab w:val="center" w:pos="4320"/>
-        <w:tab w:val="right" w:pos="8640"/>
+        <w:tab w:val="center" w:leader="none" w:pos="4680"/>
+        <w:tab w:val="right" w:leader="none" w:pos="9360"/>
       </w:tabs>
+      <w:spacing w:after="0" w:lineRule="auto"/>
     </w:pPr>
   </w:style>
   <w:style w:type="paragraph" w:styleId="Sidfot">
+    <w:uiPriority w:val="1"/>
     <w:name w:val="footer"/>
     <w:basedOn w:val="Normal"/>
+    <w:rsid w:val="1DED6AD0"/>
     <w:pPr>
       <w:tabs>
-        <w:tab w:val="center" w:pos="4320"/>
-        <w:tab w:val="right" w:pos="8640"/>
+        <w:tab w:val="center" w:leader="none" w:pos="4680"/>
+        <w:tab w:val="right" w:leader="none" w:pos="9360"/>
       </w:tabs>
+      <w:spacing w:after="0" w:lineRule="auto"/>
     </w:pPr>
   </w:style>
   <w:style w:type="character" w:styleId="Sidnummer">
@@ -3681,50 +5314,51 @@
     </w:pPr>
   </w:style>
   <w:style w:type="paragraph" w:styleId="Brdtext">
+    <w:uiPriority w:val="1"/>
     <w:name w:val="Body Text"/>
     <w:basedOn w:val="Normal"/>
-    <w:pPr>
-      <w:keepLines/>
+    <w:rsid w:val="1DED6AD0"/>
+    <w:pPr>
       <w:spacing w:after="120"/>
-      <w:ind w:left="720"/>
     </w:pPr>
   </w:style>
   <w:style w:type="paragraph" w:styleId="Dokumentversikt">
+    <w:uiPriority w:val="1"/>
     <w:name w:val="Document Map"/>
     <w:basedOn w:val="Normal"/>
     <w:semiHidden/>
-    <w:pPr>
-      <w:shd w:val="clear" w:color="auto" w:fill="000080"/>
-    </w:pPr>
+    <w:rsid w:val="1DED6AD0"/>
     <w:rPr>
-      <w:rFonts w:ascii="Tahoma" w:hAnsi="Tahoma"/>
+      <w:rFonts w:ascii="Segoe UI" w:hAnsi="Segoe UI" w:cs="Segoe UI"/>
+      <w:sz w:val="16"/>
+      <w:szCs w:val="16"/>
     </w:rPr>
+    <w:pPr>
+      <w:spacing w:after="0" w:lineRule="auto"/>
+    </w:pPr>
   </w:style>
   <w:style w:type="character" w:styleId="Fotnotsreferens">
+    <w:uiPriority w:val="1"/>
     <w:name w:val="footnote reference"/>
     <w:semiHidden/>
+    <w:rsid w:val="1DED6AD0"/>
     <w:rPr>
-      <w:sz w:val="20"/>
       <w:vertAlign w:val="superscript"/>
     </w:rPr>
   </w:style>
   <w:style w:type="paragraph" w:styleId="Fotnotstext">
+    <w:uiPriority w:val="1"/>
     <w:name w:val="footnote text"/>
     <w:basedOn w:val="Normal"/>
     <w:semiHidden/>
-    <w:pPr>
-      <w:keepNext/>
-      <w:keepLines/>
-      <w:pBdr>
-        <w:bottom w:val="single" w:color="000000" w:sz="6" w:space="0"/>
-      </w:pBdr>
-      <w:spacing w:before="40" w:after="40"/>
-      <w:ind w:left="360" w:hanging="360"/>
-    </w:pPr>
+    <w:rsid w:val="1DED6AD0"/>
     <w:rPr>
-      <w:rFonts w:ascii="Helvetica" w:hAnsi="Helvetica"/>
-      <w:sz w:val="16"/>
+      <w:sz w:val="20"/>
+      <w:szCs w:val="20"/>
     </w:rPr>
+    <w:pPr>
+      <w:spacing w:after="0" w:lineRule="auto"/>
+    </w:pPr>
   </w:style>
   <w:style w:type="paragraph" w:styleId="MainTitle" w:customStyle="1">
     <w:name w:val="Main Title"/>
@@ -3767,84 +5401,95 @@
     </w:pPr>
   </w:style>
   <w:style w:type="paragraph" w:styleId="Innehll4">
+    <w:uiPriority w:val="1"/>
     <w:name w:val="toc 4"/>
     <w:basedOn w:val="Normal"/>
     <w:next w:val="Normal"/>
-    <w:autoRedefine/>
     <w:semiHidden/>
-    <w:pPr>
-      <w:ind w:left="600"/>
+    <w:rsid w:val="1DED6AD0"/>
+    <w:pPr>
+      <w:spacing w:after="100"/>
+      <w:ind w:left="660"/>
     </w:pPr>
   </w:style>
   <w:style w:type="paragraph" w:styleId="Innehll5">
+    <w:uiPriority w:val="1"/>
     <w:name w:val="toc 5"/>
     <w:basedOn w:val="Normal"/>
     <w:next w:val="Normal"/>
-    <w:autoRedefine/>
     <w:semiHidden/>
-    <w:pPr>
-      <w:ind w:left="800"/>
+    <w:rsid w:val="1DED6AD0"/>
+    <w:pPr>
+      <w:spacing w:after="100"/>
+      <w:ind w:left="880"/>
     </w:pPr>
   </w:style>
   <w:style w:type="paragraph" w:styleId="Innehll6">
+    <w:uiPriority w:val="1"/>
     <w:name w:val="toc 6"/>
     <w:basedOn w:val="Normal"/>
     <w:next w:val="Normal"/>
-    <w:autoRedefine/>
     <w:semiHidden/>
-    <w:pPr>
-      <w:ind w:left="1000"/>
+    <w:rsid w:val="1DED6AD0"/>
+    <w:pPr>
+      <w:spacing w:after="100"/>
+      <w:ind w:left="1100"/>
     </w:pPr>
   </w:style>
   <w:style w:type="paragraph" w:styleId="Innehll7">
+    <w:uiPriority w:val="1"/>
     <w:name w:val="toc 7"/>
     <w:basedOn w:val="Normal"/>
     <w:next w:val="Normal"/>
-    <w:autoRedefine/>
     <w:semiHidden/>
-    <w:pPr>
-      <w:ind w:left="1200"/>
+    <w:rsid w:val="1DED6AD0"/>
+    <w:pPr>
+      <w:spacing w:after="100"/>
+      <w:ind w:left="1320"/>
     </w:pPr>
   </w:style>
   <w:style w:type="paragraph" w:styleId="Innehll8">
+    <w:uiPriority w:val="1"/>
     <w:name w:val="toc 8"/>
     <w:basedOn w:val="Normal"/>
     <w:next w:val="Normal"/>
-    <w:autoRedefine/>
     <w:semiHidden/>
-    <w:pPr>
-      <w:ind w:left="1400"/>
+    <w:rsid w:val="1DED6AD0"/>
+    <w:pPr>
+      <w:spacing w:after="100"/>
+      <w:ind w:left="1540"/>
     </w:pPr>
   </w:style>
   <w:style w:type="paragraph" w:styleId="Innehll9">
+    <w:uiPriority w:val="1"/>
     <w:name w:val="toc 9"/>
     <w:basedOn w:val="Normal"/>
     <w:next w:val="Normal"/>
-    <w:autoRedefine/>
     <w:semiHidden/>
-    <w:pPr>
-      <w:ind w:left="1600"/>
+    <w:rsid w:val="1DED6AD0"/>
+    <w:pPr>
+      <w:spacing w:after="100"/>
+      <w:ind w:left="1760"/>
     </w:pPr>
   </w:style>
   <w:style w:type="paragraph" w:styleId="Brdtext2">
+    <w:uiPriority w:val="1"/>
     <w:name w:val="Body Text 2"/>
     <w:basedOn w:val="Normal"/>
-    <w:rPr>
-      <w:i/>
-      <w:color w:val="0000FF"/>
-    </w:rPr>
+    <w:rsid w:val="1DED6AD0"/>
+    <w:pPr>
+      <w:spacing w:after="120" w:line="480" w:lineRule="auto"/>
+    </w:pPr>
   </w:style>
   <w:style w:type="paragraph" w:styleId="Brdtextmedindrag">
+    <w:uiPriority w:val="1"/>
     <w:name w:val="Body Text Indent"/>
     <w:basedOn w:val="Normal"/>
-    <w:pPr>
-      <w:ind w:left="720"/>
-    </w:pPr>
-    <w:rPr>
-      <w:i/>
-      <w:color w:val="0000FF"/>
-      <w:u w:val="single"/>
-    </w:rPr>
+    <w:rsid w:val="1DED6AD0"/>
+    <w:pPr>
+      <w:spacing w:after="120"/>
+      <w:ind w:left="283"/>
+    </w:pPr>
   </w:style>
   <w:style w:type="paragraph" w:styleId="Body" w:customStyle="1">
     <w:name w:val="Body"/>
@@ -3892,9 +5537,10 @@
     </w:rPr>
   </w:style>
   <w:style w:type="character" w:styleId="Hyperlnk">
+    <w:uiPriority w:val="1"/>
     <w:name w:val="Hyperlink"/>
+    <w:rsid w:val="1DED6AD0"/>
     <w:rPr>
-      <w:color w:val="0000FF"/>
       <w:u w:val="single"/>
     </w:rPr>
   </w:style>
@@ -3918,37 +5564,44 @@
     </w:tblPr>
   </w:style>
   <w:style w:type="paragraph" w:styleId="Ballongtext">
+    <w:uiPriority w:val="1"/>
     <w:name w:val="Balloon Text"/>
     <w:basedOn w:val="Normal"/>
     <w:semiHidden/>
-    <w:rsid w:val="009148CF"/>
+    <w:rsid w:val="1DED6AD0"/>
     <w:rPr>
-      <w:rFonts w:ascii="Tahoma" w:hAnsi="Tahoma" w:cs="Tahoma"/>
-      <w:sz w:val="16"/>
-      <w:szCs w:val="16"/>
+      <w:rFonts w:ascii="Segoe UI" w:hAnsi="Segoe UI" w:cs="Segoe UI"/>
+      <w:sz w:val="18"/>
+      <w:szCs w:val="18"/>
     </w:rPr>
-  </w:style>
-  <w:style w:type="character" w:styleId="Rubrik1Char" w:customStyle="1">
+    <w:pPr>
+      <w:spacing w:after="0" w:lineRule="auto"/>
+    </w:pPr>
+  </w:style>
+  <w:style w:type="character" w:styleId="Rubrik1Char" w:customStyle="true">
+    <w:uiPriority w:val="1"/>
     <w:name w:val="Rubrik 1 Char"/>
     <w:link w:val="Rubrik1"/>
-    <w:rsid w:val="0020783F"/>
+    <w:rsid w:val="1DED6AD0"/>
     <w:rPr>
-      <w:rFonts w:ascii="Arial" w:hAnsi="Arial"/>
-      <w:b/>
-      <w:sz w:val="24"/>
-      <w:lang w:val="en-US" w:eastAsia="en-US" w:bidi="ar-SA"/>
+      <w:rFonts w:asciiTheme="majorAscii" w:hAnsiTheme="majorAscii" w:eastAsiaTheme="majorEastAsia" w:cstheme="majorBidi"/>
+      <w:sz w:val="40"/>
+      <w:szCs w:val="40"/>
+      <w:lang w:val="en-US" w:eastAsia="en-US"/>
     </w:rPr>
   </w:style>
-  <w:style w:type="character" w:styleId="Rubrik2Char" w:customStyle="1">
+  <w:style w:type="character" w:styleId="Rubrik2Char" w:customStyle="true">
+    <w:uiPriority w:val="1"/>
     <w:name w:val="Rubrik 2 Char"/>
     <w:basedOn w:val="Rubrik1Char"/>
     <w:link w:val="Rubrik2"/>
-    <w:rsid w:val="0020783F"/>
+    <w:rsid w:val="1DED6AD0"/>
     <w:rPr>
       <w:rFonts w:ascii="Arial" w:hAnsi="Arial"/>
-      <w:b/>
-      <w:sz w:val="24"/>
-      <w:lang w:val="en-US" w:eastAsia="en-US" w:bidi="ar-SA"/>
+      <w:b w:val="1"/>
+      <w:bCs w:val="1"/>
+      <w:sz w:val="32"/>
+      <w:szCs w:val="32"/>
     </w:rPr>
   </w:style>
   <w:style xmlns:w14="http://schemas.microsoft.com/office/word/2010/wordml" xmlns:mc="http://schemas.openxmlformats.org/markup-compatibility/2006" xmlns:w="http://schemas.openxmlformats.org/wordprocessingml/2006/main" w:type="paragraph" w:styleId="ListParagraph" mc:Ignorable="w14">
@@ -3960,6 +5613,239 @@
       <w:ind xmlns:w="http://schemas.openxmlformats.org/wordprocessingml/2006/main" w:left="720"/>
       <w:contextualSpacing xmlns:w="http://schemas.openxmlformats.org/wordprocessingml/2006/main"/>
     </w:pPr>
+  </w:style>
+  <w:style w:type="paragraph" w:styleId="Quote">
+    <w:uiPriority w:val="29"/>
+    <w:name w:val="Quote"/>
+    <w:basedOn w:val="Normal"/>
+    <w:next w:val="Normal"/>
+    <w:link w:val="QuoteChar"/>
+    <w:qFormat/>
+    <w:rsid w:val="1DED6AD0"/>
+    <w:rPr>
+      <w:i w:val="1"/>
+      <w:iCs w:val="1"/>
+      <w:color w:val="404040" w:themeColor="text1" w:themeTint="BF" w:themeShade="FF"/>
+    </w:rPr>
+    <w:pPr>
+      <w:spacing w:before="160"/>
+      <w:jc w:val="center"/>
+    </w:pPr>
+  </w:style>
+  <w:style w:type="paragraph" w:styleId="IntenseQuote">
+    <w:uiPriority w:val="30"/>
+    <w:name w:val="Intense Quote"/>
+    <w:basedOn w:val="Normal"/>
+    <w:next w:val="Normal"/>
+    <w:link w:val="IntenseQuoteChar"/>
+    <w:qFormat/>
+    <w:rsid w:val="1DED6AD0"/>
+    <w:rPr>
+      <w:i w:val="1"/>
+      <w:iCs w:val="1"/>
+      <w:color w:val="2F5496" w:themeColor="accent1" w:themeTint="FF" w:themeShade="BF"/>
+    </w:rPr>
+    <w:pPr>
+      <w:spacing w:before="360" w:after="360"/>
+      <w:ind w:left="864" w:right="864"/>
+      <w:jc w:val="center"/>
+    </w:pPr>
+  </w:style>
+  <w:style w:type="character" w:styleId="SubtleReference">
+    <w:uiPriority w:val="31"/>
+    <w:name w:val="Subtle Reference"/>
+    <w:basedOn w:val="Standardstycketeckensnitt"/>
+    <w:qFormat/>
+    <w:rsid w:val="1DED6AD0"/>
+    <w:rPr>
+      <w:smallCaps w:val="1"/>
+      <w:color w:val="5A5A5A"/>
+    </w:rPr>
+  </w:style>
+  <w:style w:type="character" w:styleId="IntenseReference">
+    <w:uiPriority w:val="32"/>
+    <w:name w:val="Intense Reference"/>
+    <w:basedOn w:val="Standardstycketeckensnitt"/>
+    <w:qFormat/>
+    <w:rsid w:val="1DED6AD0"/>
+    <w:rPr>
+      <w:b w:val="1"/>
+      <w:bCs w:val="1"/>
+      <w:smallCaps w:val="1"/>
+      <w:color w:val="2F5496" w:themeColor="accent1" w:themeTint="FF" w:themeShade="BF"/>
+    </w:rPr>
+  </w:style>
+  <w:style w:type="character" w:styleId="QuoteChar" w:customStyle="true">
+    <w:uiPriority w:val="29"/>
+    <w:name w:val="Quote Char"/>
+    <w:basedOn w:val="Standardstycketeckensnitt"/>
+    <w:link w:val="Quote"/>
+    <w:rsid w:val="1DED6AD0"/>
+    <w:rPr>
+      <w:i w:val="1"/>
+      <w:iCs w:val="1"/>
+      <w:color w:val="404040" w:themeColor="text1" w:themeTint="BF" w:themeShade="FF"/>
+    </w:rPr>
+  </w:style>
+  <w:style w:type="character" w:styleId="IntenseQuoteChar" w:customStyle="true">
+    <w:uiPriority w:val="30"/>
+    <w:name w:val="Intense Quote Char"/>
+    <w:basedOn w:val="Standardstycketeckensnitt"/>
+    <w:link w:val="IntenseQuote"/>
+    <w:rsid w:val="1DED6AD0"/>
+    <w:rPr>
+      <w:i w:val="1"/>
+      <w:iCs w:val="1"/>
+      <w:color w:val="2F5496" w:themeColor="accent1" w:themeTint="FF" w:themeShade="BF"/>
+    </w:rPr>
+  </w:style>
+  <w:style w:type="paragraph" w:styleId="ListBullet2">
+    <w:uiPriority w:val="99"/>
+    <w:name w:val="List Bullet 2"/>
+    <w:basedOn w:val="Normal"/>
+    <w:unhideWhenUsed/>
+    <w:rsid w:val="1DED6AD0"/>
+    <w:pPr>
+      <w:tabs>
+        <w:tab w:val="num" w:leader="none" w:pos="643"/>
+      </w:tabs>
+      <w:spacing/>
+      <w:ind w:left="643" w:hanging="360"/>
+      <w:contextualSpacing/>
+    </w:pPr>
+  </w:style>
+  <w:style w:type="paragraph" w:styleId="ListBullet3">
+    <w:uiPriority w:val="99"/>
+    <w:name w:val="List Bullet 3"/>
+    <w:basedOn w:val="Normal"/>
+    <w:unhideWhenUsed/>
+    <w:rsid w:val="1DED6AD0"/>
+    <w:pPr>
+      <w:tabs>
+        <w:tab w:val="num" w:leader="none" w:pos="926"/>
+      </w:tabs>
+      <w:spacing/>
+      <w:ind w:left="926" w:hanging="360"/>
+      <w:contextualSpacing/>
+    </w:pPr>
+  </w:style>
+  <w:style w:type="paragraph" w:styleId="ListBullet4">
+    <w:uiPriority w:val="99"/>
+    <w:name w:val="List Bullet 4"/>
+    <w:basedOn w:val="Normal"/>
+    <w:unhideWhenUsed/>
+    <w:rsid w:val="1DED6AD0"/>
+    <w:pPr>
+      <w:tabs>
+        <w:tab w:val="num" w:leader="none" w:pos="1209"/>
+      </w:tabs>
+      <w:spacing/>
+      <w:ind w:left="1209" w:hanging="360"/>
+      <w:contextualSpacing/>
+    </w:pPr>
+  </w:style>
+  <w:style w:type="paragraph" w:styleId="ListBullet5">
+    <w:uiPriority w:val="99"/>
+    <w:name w:val="List Bullet 5"/>
+    <w:basedOn w:val="Normal"/>
+    <w:unhideWhenUsed/>
+    <w:rsid w:val="1DED6AD0"/>
+    <w:pPr>
+      <w:tabs>
+        <w:tab w:val="num" w:leader="none" w:pos="1492"/>
+      </w:tabs>
+      <w:spacing/>
+      <w:ind w:left="1492" w:hanging="360"/>
+      <w:contextualSpacing/>
+    </w:pPr>
+  </w:style>
+  <w:style w:type="paragraph" w:styleId="ListNumber2">
+    <w:uiPriority w:val="99"/>
+    <w:name w:val="List Number 2"/>
+    <w:basedOn w:val="Normal"/>
+    <w:unhideWhenUsed/>
+    <w:rsid w:val="1DED6AD0"/>
+    <w:pPr>
+      <w:tabs>
+        <w:tab w:val="num" w:leader="none" w:pos="643"/>
+      </w:tabs>
+      <w:spacing/>
+      <w:ind w:left="643"/>
+      <w:contextualSpacing/>
+    </w:pPr>
+  </w:style>
+  <w:style w:type="paragraph" w:styleId="ListNumber3">
+    <w:uiPriority w:val="99"/>
+    <w:name w:val="List Number 3"/>
+    <w:basedOn w:val="Normal"/>
+    <w:unhideWhenUsed/>
+    <w:rsid w:val="1DED6AD0"/>
+    <w:pPr>
+      <w:tabs>
+        <w:tab w:val="num" w:leader="none" w:pos="926"/>
+        <w:tab w:val="num" w:leader="none" w:pos="1080"/>
+      </w:tabs>
+      <w:spacing/>
+      <w:ind w:left="1080" w:hanging="360"/>
+      <w:contextualSpacing/>
+    </w:pPr>
+  </w:style>
+  <w:style w:type="paragraph" w:styleId="ListNumber4">
+    <w:uiPriority w:val="99"/>
+    <w:name w:val="List Number 4"/>
+    <w:basedOn w:val="Normal"/>
+    <w:unhideWhenUsed/>
+    <w:rsid w:val="1DED6AD0"/>
+    <w:pPr>
+      <w:tabs>
+        <w:tab w:val="num" w:leader="none" w:pos="1209"/>
+      </w:tabs>
+      <w:spacing/>
+      <w:ind w:left="1209"/>
+      <w:contextualSpacing/>
+    </w:pPr>
+  </w:style>
+  <w:style w:type="paragraph" w:styleId="ListNumber5">
+    <w:uiPriority w:val="99"/>
+    <w:name w:val="List Number 5"/>
+    <w:basedOn w:val="Normal"/>
+    <w:unhideWhenUsed/>
+    <w:rsid w:val="1DED6AD0"/>
+    <w:pPr>
+      <w:tabs>
+        <w:tab w:val="num" w:leader="none" w:pos="1492"/>
+      </w:tabs>
+      <w:spacing/>
+      <w:ind w:left="1492"/>
+      <w:contextualSpacing/>
+    </w:pPr>
+  </w:style>
+  <w:style w:type="paragraph" w:styleId="MacroText">
+    <w:uiPriority w:val="99"/>
+    <w:name w:val="macro"/>
+    <w:unhideWhenUsed/>
+    <w:link w:val="MacroTextChar"/>
+    <w:rsid w:val="1DED6AD0"/>
+    <w:rPr>
+      <w:rFonts w:ascii="Consolas" w:hAnsi="Consolas"/>
+      <w:sz w:val="20"/>
+      <w:szCs w:val="20"/>
+    </w:rPr>
+    <w:pPr>
+      <w:spacing w:after="0"/>
+    </w:pPr>
+  </w:style>
+  <w:style w:type="character" w:styleId="MacroTextChar" w:customStyle="true">
+    <w:uiPriority w:val="99"/>
+    <w:name w:val="Macro Text Char"/>
+    <w:basedOn w:val="Standardstycketeckensnitt"/>
+    <w:link w:val="MacroText"/>
+    <w:rsid w:val="1DED6AD0"/>
+    <w:rPr>
+      <w:rFonts w:ascii="Consolas" w:hAnsi="Consolas"/>
+      <w:sz w:val="20"/>
+      <w:szCs w:val="20"/>
+    </w:rPr>
   </w:style>
 </w:styles>
 </file>
